--- a/Sistem-Kendali-Cerdas/Modul-Word/Modul-4-Fungsi-Transfer-dan-Diagram-Blok.docx
+++ b/Sistem-Kendali-Cerdas/Modul-Word/Modul-4-Fungsi-Transfer-dan-Diagram-Blok.docx
@@ -2889,7 +2889,7 @@
           <w:i w:val="0"/>
           <w:sz w:val="22"/>
         </w:rPr>
-        <w:t xml:space="preserve">Kasus yang paling sering menjebak adalah dua tapis RC pasif yang disambung langsung. Perkalian dua fungsi transfer orde satu memberi hasil yang berbeda dari penurunan langsung rangkaian gabungan, karena tapis kedua menarik arus dari tapis pertama. Solusi praktisnya adalah menyisipkan penyangga di antara keduanya, sehingga syarat tanpa pembebanan benar-benar terpenuhi.</w:t>
+        <w:t xml:space="preserve">Kasus yang paling sering menjebak adalah dua filter RC pasif yang disambung langsung. Perkalian dua fungsi transfer orde satu memberi hasil yang berbeda dari penurunan langsung rangkaian gabungan, karena filter kedua menarik arus dari filter pertama. Solusi praktisnya adalah menyisipkan penyangga di antara keduanya, sehingga syarat tanpa pembebanan benar-benar terpenuhi.</w:t>
       </w:r>
     </w:p>
     <w:p>
@@ -4430,7 +4430,7 @@
           <w:i w:val="0"/>
           <w:sz w:val="22"/>
         </w:rPr>
-        <w:t xml:space="preserve">•  Mengalikan blok seri tanpa memeriksa pembebanan — Dua tapis RC yang disambung langsung tidak menghasilkan perkalian fungsi transfernya. Sisipkan penyangga atau turunkan ulang dari rangkaian gabungan.</w:t>
+        <w:t xml:space="preserve">•  Mengalikan blok seri tanpa memeriksa pembebanan — Dua filter RC yang disambung langsung tidak menghasilkan perkalian fungsi transfernya. Sisipkan penyangga atau turunkan ulang dari rangkaian gabungan.</w:t>
       </w:r>
     </w:p>
     <w:p>

--- a/Sistem-Kendali-Cerdas/Modul-Word/Modul-4-Fungsi-Transfer-dan-Diagram-Blok.docx
+++ b/Sistem-Kendali-Cerdas/Modul-Word/Modul-4-Fungsi-Transfer-dan-Diagram-Blok.docx
@@ -1379,7 +1379,7 @@
                                 <w:szCs w:val="20"/>
                                 <w:lang w:val="en-US"/>
                               </w:rPr>
-                              <w:t>myclass.mercubuana.ac.id</w:t>
+                              <w:t xml:space="preserve">myclass.mercubuana.ac·id</w:t>
                             </w:r>
                           </w:p>
                         </w:txbxContent>
@@ -1426,7 +1426,7 @@
                           <w:szCs w:val="20"/>
                           <w:lang w:val="en-US"/>
                         </w:rPr>
-                        <w:t>myclass.mercubuana.ac.id</w:t>
+                        <w:t xml:space="preserve">myclass.mercubuana.ac·id</w:t>
                       </w:r>
                     </w:p>
                   </w:txbxContent>
@@ -2512,7 +2512,7 @@
                                 <w:sz w:val="20"/>
                                 <w:szCs w:val="20"/>
                               </w:rPr>
-                              <w:t>www.mercubuana.ac.id</w:t>
+                              <w:t xml:space="preserve">www.mercubuana.ac·id</w:t>
                             </w:r>
                           </w:p>
                         </w:txbxContent>
@@ -2558,7 +2558,7 @@
                           <w:sz w:val="20"/>
                           <w:szCs w:val="20"/>
                         </w:rPr>
-                        <w:t>www.mercubuana.ac.id</w:t>
+                        <w:t xml:space="preserve">www.mercubuana.ac·id</w:t>
                       </w:r>
                     </w:p>
                   </w:txbxContent>
@@ -2627,6 +2627,15 @@
           <w:sz w:val="22"/>
         </w:rPr>
         <w:t xml:space="preserve">Fungsi transfer menyatakan rasio keluaran terhadap masukan pada kondisi awal nol. Representasi ini mengungkap gain, pole, zero, orde sistem, dan memudahkan reduksi subsistem menjadi satu hubungan masukan–keluaran.</w:t>
+      </w:r>
+      <w:r>
+        <w:rPr>
+          <w:rFonts w:ascii="Arial" w:hAnsi="Arial" w:cs="Arial"/>
+          <w:b w:val="0"/>
+          <w:i w:val="0"/>
+          <w:sz w:val="22"/>
+        </w:rPr>
+        <w:t xml:space="preserve"> Gambar 1 mengilustrasikan gagasan ini.</w:t>
       </w:r>
     </w:p>
     <w:p>
@@ -2814,6 +2823,15 @@
         </w:rPr>
         <w:t xml:space="preserve">Sifat lain yang layak diingat adalah bahwa orde penyebut menyatakan jumlah penyimpan energi bebas dalam sistem, dan selisih orde penyebut terhadap pembilang menentukan seberapa cepat penguatan turun pada frekuensi tinggi. Sistem fisik selalu memiliki penyebut berorde lebih tinggi daripada pembilang, karena tidak ada perangkat nyata yang meneruskan sinyal berfrekuensi tak hingga.</w:t>
       </w:r>
+      <w:r>
+        <w:rPr>
+          <w:rFonts w:ascii="Arial" w:hAnsi="Arial" w:cs="Arial"/>
+          <w:b w:val="0"/>
+          <w:i w:val="0"/>
+          <w:sz w:val="22"/>
+        </w:rPr>
+        <w:t xml:space="preserve"> Hubungan ini dirangkum dalam Persamaan (1).</w:t>
+      </w:r>
     </w:p>
     <w:p>
       <w:pPr>
@@ -2828,90 +2846,8 @@
           <w:color w:val="305496"/>
           <w:sz w:val="22"/>
         </w:rPr>
-        <w:t xml:space="preserve">G(s) = Y(s)/U(s) pada kondisi awal nol   |   orde penyebut &gt;= orde pembilang</w:t>
-      </w:r>
-    </w:p>
-    <w:p>
-      <w:pPr>
-        <w:keepNext/>
-        <w:spacing w:before="200" w:after="80"/>
-      </w:pPr>
-      <w:r>
-        <w:rPr>
-          <w:rFonts w:ascii="Arial" w:hAnsi="Arial" w:cs="Arial"/>
-          <w:b/>
-          <w:i w:val="0"/>
-          <w:color w:val="2E4A7A"/>
-          <w:sz w:val="24"/>
-        </w:rPr>
-        <w:t xml:space="preserve">Susunan Seri dan Syarat yang Sering Dilanggar</w:t>
-      </w:r>
-    </w:p>
-    <w:p>
-      <w:pPr>
-        <w:spacing w:line="360" w:lineRule="auto" w:after="120"/>
-        <w:jc w:val="both"/>
-      </w:pPr>
-      <w:r>
-        <w:rPr>
-          <w:rFonts w:ascii="Arial" w:hAnsi="Arial" w:cs="Arial"/>
-          <w:b w:val="0"/>
-          <w:i w:val="0"/>
-          <w:sz w:val="22"/>
-        </w:rPr>
-        <w:t xml:space="preserve">Dua blok yang tersusun seri memiliki fungsi transfer gabungan berupa perkalian keduanya. Aturan ini begitu sederhana sehingga syaratnya kerap terlupakan, padahal syarat itulah yang menentukan apakah perkalian sah dilakukan.</w:t>
-      </w:r>
-    </w:p>
-    <w:p>
-      <w:pPr>
-        <w:spacing w:line="360" w:lineRule="auto" w:after="120"/>
-        <w:jc w:val="both"/>
-      </w:pPr>
-      <w:r>
-        <w:rPr>
-          <w:rFonts w:ascii="Arial" w:hAnsi="Arial" w:cs="Arial"/>
-          <w:b w:val="0"/>
-          <w:i w:val="0"/>
-          <w:sz w:val="22"/>
-        </w:rPr>
-        <w:t xml:space="preserve">Syaratnya adalah tidak adanya pembebanan, yaitu bahwa blok kedua tidak mengubah perilaku blok pertama ketika keduanya disambungkan. Pada rangkaian listrik, syarat ini terpenuhi bila impedansi masukan blok kedua jauh lebih besar daripada impedansi keluaran blok pertama. Ketika tidak terpenuhi, fungsi transfer gabungan bukan sekadar perkalian dan harus diturunkan ulang dari persamaan rangkaian yang tersambung.</w:t>
-      </w:r>
-    </w:p>
-    <w:p>
-      <w:pPr>
-        <w:spacing w:line="360" w:lineRule="auto" w:after="120"/>
-        <w:jc w:val="both"/>
-      </w:pPr>
-      <w:r>
-        <w:rPr>
-          <w:rFonts w:ascii="Arial" w:hAnsi="Arial" w:cs="Arial"/>
-          <w:b w:val="0"/>
-          <w:i w:val="0"/>
-          <w:sz w:val="22"/>
-        </w:rPr>
-        <w:t xml:space="preserve">Kasus yang paling sering menjebak adalah dua filter RC pasif yang disambung langsung. Perkalian dua fungsi transfer orde satu memberi hasil yang berbeda dari penurunan langsung rangkaian gabungan, karena filter kedua menarik arus dari filter pertama. Solusi praktisnya adalah menyisipkan penyangga di antara keduanya, sehingga syarat tanpa pembebanan benar-benar terpenuhi.</w:t>
-      </w:r>
-    </w:p>
-    <w:p>
-      <w:pPr>
-        <w:spacing w:line="360" w:lineRule="auto" w:after="120"/>
-        <w:jc w:val="both"/>
-      </w:pPr>
-      <w:r>
-        <w:rPr>
-          <w:rFonts w:ascii="Arial" w:hAnsi="Arial" w:cs="Arial"/>
-          <w:b w:val="0"/>
-          <w:i w:val="0"/>
-          <w:sz w:val="22"/>
-        </w:rPr>
-        <w:t xml:space="preserve">Pada sistem mekanik, pembebanan muncul sebagai reaksi dari beban terhadap penggerak. Gearbox dan poros elastis mengubah inersia efektif yang dirasakan motor, sehingga model motor yang diukur tanpa beban tidak berlaku lagi setelah beban terpasang. Mengabaikannya menghasilkan penyetelan yang tampak benar di meja uji namun meleset di mesin sesungguhnya.</w:t>
-      </w:r>
-    </w:p>
-    <w:p>
-      <w:pPr>
-        <w:spacing w:before="40" w:after="120"/>
-        <w:jc w:val="center"/>
-      </w:pPr>
+        <w:t xml:space="preserve">G(s) = Y(s)/U(s) pada kondisi awal nol   |   orde penyebut ≥ orde pembilang</w:t>
+      </w:r>
       <w:r>
         <w:rPr>
           <w:rFonts w:ascii="Arial" w:hAnsi="Arial" w:cs="Arial"/>
@@ -2920,7 +2856,192 @@
           <w:color w:val="305496"/>
           <w:sz w:val="22"/>
         </w:rPr>
-        <w:t xml:space="preserve">G_eq = G1*G2 hanya bila blok kedua tidak membebani blok pertama</w:t>
+        <w:t xml:space="preserve">   (1)</w:t>
+      </w:r>
+    </w:p>
+    <w:p>
+      <w:pPr>
+        <w:keepNext/>
+        <w:spacing w:before="200" w:after="80"/>
+      </w:pPr>
+      <w:r>
+        <w:rPr>
+          <w:rFonts w:ascii="Arial" w:hAnsi="Arial" w:cs="Arial"/>
+          <w:b/>
+          <w:i w:val="0"/>
+          <w:color w:val="2E4A7A"/>
+          <w:sz w:val="24"/>
+        </w:rPr>
+        <w:t xml:space="preserve">Susunan Seri dan Syarat yang Sering Dilanggar</w:t>
+      </w:r>
+    </w:p>
+    <w:p>
+      <w:pPr>
+        <w:spacing w:line="360" w:lineRule="auto" w:after="120"/>
+        <w:jc w:val="both"/>
+      </w:pPr>
+      <w:r>
+        <w:rPr>
+          <w:rFonts w:ascii="Arial" w:hAnsi="Arial" w:cs="Arial"/>
+          <w:b w:val="0"/>
+          <w:i w:val="0"/>
+          <w:sz w:val="22"/>
+        </w:rPr>
+        <w:t xml:space="preserve">Dua blok yang tersusun seri memiliki fungsi transfer gabungan berupa perkalian keduanya. Aturan ini begitu sederhana sehingga syaratnya kerap terlupakan, padahal syarat itulah yang menentukan apakah perkalian sah dilakukan.</w:t>
+      </w:r>
+    </w:p>
+    <w:p>
+      <w:pPr>
+        <w:spacing w:line="360" w:lineRule="auto" w:after="120"/>
+        <w:jc w:val="both"/>
+      </w:pPr>
+      <w:r>
+        <w:rPr>
+          <w:rFonts w:ascii="Arial" w:hAnsi="Arial" w:cs="Arial"/>
+          <w:b w:val="0"/>
+          <w:i w:val="0"/>
+          <w:sz w:val="22"/>
+        </w:rPr>
+        <w:t xml:space="preserve">Syaratnya adalah tidak adanya pembebanan, yaitu bahwa blok kedua tidak mengubah perilaku blok pertama ketika keduanya disambungkan. Pada rangkaian listrik, syarat ini terpenuhi bila impedansi masukan blok kedua jauh lebih besar daripada impedansi keluaran blok pertama. Ketika tidak terpenuhi, fungsi transfer gabungan bukan sekadar perkalian dan harus diturunkan ulang dari persamaan rangkaian yang tersambung.</w:t>
+      </w:r>
+    </w:p>
+    <w:p>
+      <w:pPr>
+        <w:spacing w:line="360" w:lineRule="auto" w:after="120"/>
+        <w:jc w:val="both"/>
+      </w:pPr>
+      <w:r>
+        <w:rPr>
+          <w:rFonts w:ascii="Arial" w:hAnsi="Arial" w:cs="Arial"/>
+          <w:b w:val="0"/>
+          <w:i w:val="0"/>
+          <w:sz w:val="22"/>
+        </w:rPr>
+        <w:t xml:space="preserve">Kasus yang paling sering menjebak adalah dua filter RC pasif yang disambung langsung. Perkalian dua fungsi transfer orde satu memberi hasil yang berbeda dari penurunan langsung rangkaian gabungan, karena filter kedua menarik arus dari filter pertama. Solusi praktisnya adalah menyisipkan penyangga di antara keduanya, sehingga syarat tanpa pembebanan benar-benar terpenuhi.</w:t>
+      </w:r>
+    </w:p>
+    <w:p>
+      <w:pPr>
+        <w:spacing w:line="360" w:lineRule="auto" w:after="120"/>
+        <w:jc w:val="both"/>
+      </w:pPr>
+      <w:r>
+        <w:rPr>
+          <w:rFonts w:ascii="Arial" w:hAnsi="Arial" w:cs="Arial"/>
+          <w:b w:val="0"/>
+          <w:i w:val="0"/>
+          <w:sz w:val="22"/>
+        </w:rPr>
+        <w:t xml:space="preserve">Pada sistem mekanik, pembebanan muncul sebagai reaksi dari beban terhadap penggerak. Gearbox dan poros elastis mengubah inersia efektif yang dirasakan motor, sehingga model motor yang diukur tanpa beban tidak berlaku lagi setelah beban terpasang. Mengabaikannya menghasilkan penyetelan yang tampak benar di meja uji namun meleset di mesin sesungguhnya.</w:t>
+      </w:r>
+    </w:p>
+    <w:p>
+      <w:pPr>
+        <w:spacing w:before="40" w:after="120"/>
+        <w:jc w:val="center"/>
+      </w:pPr>
+      <w:r>
+        <w:rPr>
+          <w:rFonts w:ascii="Arial" w:hAnsi="Arial" w:cs="Arial"/>
+          <w:b/>
+          <w:i/>
+          <w:color w:val="305496"/>
+          <w:sz w:val="22"/>
+        </w:rPr>
+        <w:t xml:space="preserve"/>
+      </w:r>
+      <w:r>
+        <w:rPr>
+          <w:rFonts w:ascii="Arial" w:hAnsi="Arial" w:cs="Arial"/>
+          <w:b/>
+          <w:i/>
+          <w:color w:val="305496"/>
+          <w:sz w:val="22"/>
+        </w:rPr>
+        <w:t xml:space="preserve">G</w:t>
+      </w:r>
+      <w:r>
+        <w:rPr>
+          <w:rFonts w:ascii="Arial" w:hAnsi="Arial" w:cs="Arial"/>
+          <w:b/>
+          <w:i/>
+          <w:color w:val="305496"/>
+          <w:sz w:val="22"/>
+          <w:vertAlign w:val="subscript"/>
+        </w:rPr>
+        <w:t xml:space="preserve">eq</w:t>
+      </w:r>
+      <w:r>
+        <w:rPr>
+          <w:rFonts w:ascii="Arial" w:hAnsi="Arial" w:cs="Arial"/>
+          <w:b/>
+          <w:i/>
+          <w:color w:val="305496"/>
+          <w:sz w:val="22"/>
+        </w:rPr>
+        <w:t xml:space="preserve"> = </w:t>
+      </w:r>
+      <w:r>
+        <w:rPr>
+          <w:rFonts w:ascii="Arial" w:hAnsi="Arial" w:cs="Arial"/>
+          <w:b/>
+          <w:i/>
+          <w:color w:val="305496"/>
+          <w:sz w:val="22"/>
+        </w:rPr>
+        <w:t xml:space="preserve">G</w:t>
+      </w:r>
+      <w:r>
+        <w:rPr>
+          <w:rFonts w:ascii="Arial" w:hAnsi="Arial" w:cs="Arial"/>
+          <w:b/>
+          <w:i/>
+          <w:color w:val="305496"/>
+          <w:sz w:val="22"/>
+          <w:vertAlign w:val="subscript"/>
+        </w:rPr>
+        <w:t xml:space="preserve">1</w:t>
+      </w:r>
+      <w:r>
+        <w:rPr>
+          <w:rFonts w:ascii="Arial" w:hAnsi="Arial" w:cs="Arial"/>
+          <w:b/>
+          <w:i/>
+          <w:color w:val="305496"/>
+          <w:sz w:val="22"/>
+        </w:rPr>
+        <w:t xml:space="preserve">·</w:t>
+      </w:r>
+      <w:r>
+        <w:rPr>
+          <w:rFonts w:ascii="Arial" w:hAnsi="Arial" w:cs="Arial"/>
+          <w:b/>
+          <w:i/>
+          <w:color w:val="305496"/>
+          <w:sz w:val="22"/>
+        </w:rPr>
+        <w:t xml:space="preserve">G</w:t>
+      </w:r>
+      <w:r>
+        <w:rPr>
+          <w:rFonts w:ascii="Arial" w:hAnsi="Arial" w:cs="Arial"/>
+          <w:b/>
+          <w:i/>
+          <w:color w:val="305496"/>
+          <w:sz w:val="22"/>
+          <w:vertAlign w:val="subscript"/>
+        </w:rPr>
+        <w:t xml:space="preserve">2</w:t>
+      </w:r>
+      <w:r>
+        <w:rPr>
+          <w:rFonts w:ascii="Arial" w:hAnsi="Arial" w:cs="Arial"/>
+          <w:b/>
+          <w:i/>
+          <w:color w:val="305496"/>
+          <w:sz w:val="22"/>
+        </w:rPr>
+        <w:t xml:space="preserve"> hanya bila blok kedua tidak membebani blok pertama</w:t>
       </w:r>
     </w:p>
     <w:p>
@@ -3070,6 +3191,15 @@
         </w:rPr>
         <w:t xml:space="preserve">Ketika gain loop jauh lebih besar daripada satu, fungsi transfer tertutup mendekati kebalikan dari fungsi transfer umpan balik. Kesimpulan ini penting dan sering mengejutkan: pada penguatan tinggi, perilaku sistem lebih ditentukan oleh sensor pada jalur umpan balik daripada oleh plant itu sendiri. Karena itu kualitas dan kalibrasi sensor menjadi penentu kinerja yang tidak bisa ditawar.</w:t>
       </w:r>
+      <w:r>
+        <w:rPr>
+          <w:rFonts w:ascii="Arial" w:hAnsi="Arial" w:cs="Arial"/>
+          <w:b w:val="0"/>
+          <w:i w:val="0"/>
+          <w:sz w:val="22"/>
+        </w:rPr>
+        <w:t xml:space="preserve"> Bentuk ringkasnya dituliskan pada Persamaan (2).</w:t>
+      </w:r>
     </w:p>
     <w:p>
       <w:pPr>
@@ -3084,90 +3214,8 @@
           <w:color w:val="305496"/>
           <w:sz w:val="22"/>
         </w:rPr>
-        <w:t xml:space="preserve">G_eq = G1 +/- G2   |   T = G/(1 + G*H)   |   bila G*H &gt;&gt; 1 maka T ~ 1/H</w:t>
-      </w:r>
-    </w:p>
-    <w:p>
-      <w:pPr>
-        <w:keepNext/>
-        <w:spacing w:before="200" w:after="80"/>
-      </w:pPr>
-      <w:r>
-        <w:rPr>
-          <w:rFonts w:ascii="Arial" w:hAnsi="Arial" w:cs="Arial"/>
-          <w:b/>
-          <w:i w:val="0"/>
-          <w:color w:val="2E4A7A"/>
-          <w:sz w:val="24"/>
-        </w:rPr>
-        <w:t xml:space="preserve">Mereduksi Diagram Blok Secara Sistematis</w:t>
-      </w:r>
-    </w:p>
-    <w:p>
-      <w:pPr>
-        <w:spacing w:line="360" w:lineRule="auto" w:after="120"/>
-        <w:jc w:val="both"/>
-      </w:pPr>
-      <w:r>
-        <w:rPr>
-          <w:rFonts w:ascii="Arial" w:hAnsi="Arial" w:cs="Arial"/>
-          <w:b w:val="0"/>
-          <w:i w:val="0"/>
-          <w:sz w:val="22"/>
-        </w:rPr>
-        <w:t xml:space="preserve">Diagram blok yang rumit direduksi dengan menerapkan aturan dasar berulang kali, bukan dengan menebak. Urutan yang aman adalah menyederhanakan seri dan paralel yang jelas terlebih dahulu, lalu menyelesaikan loop paling dalam, dan bergerak ke luar selapis demi selapis sampai tersisa satu blok.</w:t>
-      </w:r>
-    </w:p>
-    <w:p>
-      <w:pPr>
-        <w:spacing w:line="360" w:lineRule="auto" w:after="120"/>
-        <w:jc w:val="both"/>
-      </w:pPr>
-      <w:r>
-        <w:rPr>
-          <w:rFonts w:ascii="Arial" w:hAnsi="Arial" w:cs="Arial"/>
-          <w:b w:val="0"/>
-          <w:i w:val="0"/>
-          <w:sz w:val="22"/>
-        </w:rPr>
-        <w:t xml:space="preserve">Kesulitan muncul ketika loop saling bersilangan sehingga tidak ada loop dalam yang berdiri sendiri. Dalam keadaan itu titik cabang atau titik penjumlahan perlu dipindahkan lebih dahulu. Memindahkan titik cabang ke hulu suatu blok mengharuskan penyisipan blok yang sama pada cabang tersebut, sedangkan memindahkannya ke hilir mengharuskan penyisipan kebalikannya.</w:t>
-      </w:r>
-    </w:p>
-    <w:p>
-      <w:pPr>
-        <w:spacing w:line="360" w:lineRule="auto" w:after="120"/>
-        <w:jc w:val="both"/>
-      </w:pPr>
-      <w:r>
-        <w:rPr>
-          <w:rFonts w:ascii="Arial" w:hAnsi="Arial" w:cs="Arial"/>
-          <w:b w:val="0"/>
-          <w:i w:val="0"/>
-          <w:sz w:val="22"/>
-        </w:rPr>
-        <w:t xml:space="preserve">Setiap langkah pemindahan berpotensi menimbulkan kekeliruan tanda, dan kekeliruan tanda pada umpan balik mengubah kesimpulan kestabilan secara total. Karena itu setiap hasil reduksi perlu diperiksa dengan dua uji sederhana yang murah: memeriksa gain arus searah dengan mengevaluasi pada s sama dengan nol, dan memeriksa apakah satuan keluaran terhadap masukan masuk akal secara fisik.</w:t>
-      </w:r>
-    </w:p>
-    <w:p>
-      <w:pPr>
-        <w:spacing w:line="360" w:lineRule="auto" w:after="120"/>
-        <w:jc w:val="both"/>
-      </w:pPr>
-      <w:r>
-        <w:rPr>
-          <w:rFonts w:ascii="Arial" w:hAnsi="Arial" w:cs="Arial"/>
-          <w:b w:val="0"/>
-          <w:i w:val="0"/>
-          <w:sz w:val="22"/>
-        </w:rPr>
-        <w:t xml:space="preserve">Pada sistem dengan banyak lintasan, aturan Mason memberi jalan yang lebih ringkas karena hasilnya diperoleh langsung tanpa reduksi bertahap. Metode itu dibahas tersendiri pada modul selanjutnya; yang perlu ditegaskan di sini adalah bahwa keduanya harus memberi jawaban yang sama, sehingga salah satunya dapat dipakai untuk memeriksa yang lain.</w:t>
-      </w:r>
-    </w:p>
-    <w:p>
-      <w:pPr>
-        <w:spacing w:before="40" w:after="120"/>
-        <w:jc w:val="center"/>
-      </w:pPr>
+        <w:t xml:space="preserve"/>
+      </w:r>
       <w:r>
         <w:rPr>
           <w:rFonts w:ascii="Arial" w:hAnsi="Arial" w:cs="Arial"/>
@@ -3176,90 +3224,8 @@
           <w:color w:val="305496"/>
           <w:sz w:val="22"/>
         </w:rPr>
-        <w:t xml:space="preserve">cabang dipindah ke hulu blok G: sisipkan G   |   ke hilir: sisipkan 1/G</w:t>
-      </w:r>
-    </w:p>
-    <w:p>
-      <w:pPr>
-        <w:keepNext/>
-        <w:spacing w:before="200" w:after="80"/>
-      </w:pPr>
-      <w:r>
-        <w:rPr>
-          <w:rFonts w:ascii="Arial" w:hAnsi="Arial" w:cs="Arial"/>
-          <w:b/>
-          <w:i w:val="0"/>
-          <w:color w:val="2E4A7A"/>
-          <w:sz w:val="24"/>
-        </w:rPr>
-        <w:t xml:space="preserve">Sensitivitas: Alasan Sesungguhnya Memakai Umpan Balik</w:t>
-      </w:r>
-    </w:p>
-    <w:p>
-      <w:pPr>
-        <w:spacing w:line="360" w:lineRule="auto" w:after="120"/>
-        <w:jc w:val="both"/>
-      </w:pPr>
-      <w:r>
-        <w:rPr>
-          <w:rFonts w:ascii="Arial" w:hAnsi="Arial" w:cs="Arial"/>
-          <w:b w:val="0"/>
-          <w:i w:val="0"/>
-          <w:sz w:val="22"/>
-        </w:rPr>
-        <w:t xml:space="preserve">Manfaat umpan balik sering dijelaskan sebatas mengurangi error, padahal manfaat yang lebih mendasar adalah mengurangi kepekaan terhadap ketidakpastian. Fungsi sensitivitas menyatakan seberapa besar perubahan relatif pada fungsi transfer tertutup akibat perubahan relatif pada plant.</w:t>
-      </w:r>
-    </w:p>
-    <w:p>
-      <w:pPr>
-        <w:spacing w:line="360" w:lineRule="auto" w:after="120"/>
-        <w:jc w:val="both"/>
-      </w:pPr>
-      <w:r>
-        <w:rPr>
-          <w:rFonts w:ascii="Arial" w:hAnsi="Arial" w:cs="Arial"/>
-          <w:b w:val="0"/>
-          <w:i w:val="0"/>
-          <w:sz w:val="22"/>
-        </w:rPr>
-        <w:t xml:space="preserve">Hasilnya menunjukkan bahwa sensitivitas berbanding terbalik dengan satu ditambah gain loop. Bila gain loop bernilai sembilan, perubahan sepuluh persen pada plant hanya menghasilkan perubahan sekitar satu persen pada perilaku tertutup. Inilah alasan sistem berumpan balik tetap bekerja baik meskipun parameter plant berubah karena keausan, suhu, atau beban.</w:t>
-      </w:r>
-    </w:p>
-    <w:p>
-      <w:pPr>
-        <w:spacing w:line="360" w:lineRule="auto" w:after="120"/>
-        <w:jc w:val="both"/>
-      </w:pPr>
-      <w:r>
-        <w:rPr>
-          <w:rFonts w:ascii="Arial" w:hAnsi="Arial" w:cs="Arial"/>
-          <w:b w:val="0"/>
-          <w:i w:val="0"/>
-          <w:sz w:val="22"/>
-        </w:rPr>
-        <w:t xml:space="preserve">Perlindungan itu tidak gratis. Gain loop yang tinggi memperbesar aksi kontrol, memperkuat derau sensor, dan mendekatkan sistem ke batas kestabilan. Terdapat pula batasan mendasar yang menyatakan bahwa penekanan gangguan pada satu rentang frekuensi harus dibayar dengan penguatan pada rentang frekuensi lain; sensitivitas tidak dapat ditekan di semua frekuensi sekaligus.</w:t>
-      </w:r>
-    </w:p>
-    <w:p>
-      <w:pPr>
-        <w:spacing w:line="360" w:lineRule="auto" w:after="120"/>
-        <w:jc w:val="both"/>
-      </w:pPr>
-      <w:r>
-        <w:rPr>
-          <w:rFonts w:ascii="Arial" w:hAnsi="Arial" w:cs="Arial"/>
-          <w:b w:val="0"/>
-          <w:i w:val="0"/>
-          <w:sz w:val="22"/>
-        </w:rPr>
-        <w:t xml:space="preserve">Karena itu perancangan yang matang tidak mengejar gain setinggi mungkin, melainkan menempatkan penekanan sensitivitas pada rentang frekuensi tempat gangguan sesungguhnya berada, sambil menjaga jarak aman terhadap kestabilan pada frekuensi tempat model plant sudah tidak dapat dipercaya.</w:t>
-      </w:r>
-    </w:p>
-    <w:p>
-      <w:pPr>
-        <w:spacing w:before="40" w:after="120"/>
-        <w:jc w:val="center"/>
-      </w:pPr>
+        <w:t xml:space="preserve">G</w:t>
+      </w:r>
       <w:r>
         <w:rPr>
           <w:rFonts w:ascii="Arial" w:hAnsi="Arial" w:cs="Arial"/>
@@ -3267,8 +3233,294 @@
           <w:i/>
           <w:color w:val="305496"/>
           <w:sz w:val="22"/>
-        </w:rPr>
-        <w:t xml:space="preserve">S = 1/(1 + G*H)   |   dT/T = S * dG/G</w:t>
+          <w:vertAlign w:val="subscript"/>
+        </w:rPr>
+        <w:t xml:space="preserve">eq</w:t>
+      </w:r>
+      <w:r>
+        <w:rPr>
+          <w:rFonts w:ascii="Arial" w:hAnsi="Arial" w:cs="Arial"/>
+          <w:b/>
+          <w:i/>
+          <w:color w:val="305496"/>
+          <w:sz w:val="22"/>
+        </w:rPr>
+        <w:t xml:space="preserve"> = </w:t>
+      </w:r>
+      <w:r>
+        <w:rPr>
+          <w:rFonts w:ascii="Arial" w:hAnsi="Arial" w:cs="Arial"/>
+          <w:b/>
+          <w:i/>
+          <w:color w:val="305496"/>
+          <w:sz w:val="22"/>
+        </w:rPr>
+        <w:t xml:space="preserve">G</w:t>
+      </w:r>
+      <w:r>
+        <w:rPr>
+          <w:rFonts w:ascii="Arial" w:hAnsi="Arial" w:cs="Arial"/>
+          <w:b/>
+          <w:i/>
+          <w:color w:val="305496"/>
+          <w:sz w:val="22"/>
+          <w:vertAlign w:val="subscript"/>
+        </w:rPr>
+        <w:t xml:space="preserve">1</w:t>
+      </w:r>
+      <w:r>
+        <w:rPr>
+          <w:rFonts w:ascii="Arial" w:hAnsi="Arial" w:cs="Arial"/>
+          <w:b/>
+          <w:i/>
+          <w:color w:val="305496"/>
+          <w:sz w:val="22"/>
+        </w:rPr>
+        <w:t xml:space="preserve"> +/- </w:t>
+      </w:r>
+      <w:r>
+        <w:rPr>
+          <w:rFonts w:ascii="Arial" w:hAnsi="Arial" w:cs="Arial"/>
+          <w:b/>
+          <w:i/>
+          <w:color w:val="305496"/>
+          <w:sz w:val="22"/>
+        </w:rPr>
+        <w:t xml:space="preserve">G</w:t>
+      </w:r>
+      <w:r>
+        <w:rPr>
+          <w:rFonts w:ascii="Arial" w:hAnsi="Arial" w:cs="Arial"/>
+          <w:b/>
+          <w:i/>
+          <w:color w:val="305496"/>
+          <w:sz w:val="22"/>
+          <w:vertAlign w:val="subscript"/>
+        </w:rPr>
+        <w:t xml:space="preserve">2</w:t>
+      </w:r>
+      <w:r>
+        <w:rPr>
+          <w:rFonts w:ascii="Arial" w:hAnsi="Arial" w:cs="Arial"/>
+          <w:b/>
+          <w:i/>
+          <w:color w:val="305496"/>
+          <w:sz w:val="22"/>
+        </w:rPr>
+        <w:t xml:space="preserve">   |   T = G/(1 + G·H)   |   bila G·H &gt;&gt; 1 maka T ~ 1/H</w:t>
+      </w:r>
+      <w:r>
+        <w:rPr>
+          <w:rFonts w:ascii="Arial" w:hAnsi="Arial" w:cs="Arial"/>
+          <w:b/>
+          <w:i/>
+          <w:color w:val="305496"/>
+          <w:sz w:val="22"/>
+        </w:rPr>
+        <w:t xml:space="preserve">   (2)</w:t>
+      </w:r>
+    </w:p>
+    <w:p>
+      <w:pPr>
+        <w:keepNext/>
+        <w:spacing w:before="200" w:after="80"/>
+      </w:pPr>
+      <w:r>
+        <w:rPr>
+          <w:rFonts w:ascii="Arial" w:hAnsi="Arial" w:cs="Arial"/>
+          <w:b/>
+          <w:i w:val="0"/>
+          <w:color w:val="2E4A7A"/>
+          <w:sz w:val="24"/>
+        </w:rPr>
+        <w:t xml:space="preserve">Mereduksi Diagram Blok Secara Sistematis</w:t>
+      </w:r>
+    </w:p>
+    <w:p>
+      <w:pPr>
+        <w:spacing w:line="360" w:lineRule="auto" w:after="120"/>
+        <w:jc w:val="both"/>
+      </w:pPr>
+      <w:r>
+        <w:rPr>
+          <w:rFonts w:ascii="Arial" w:hAnsi="Arial" w:cs="Arial"/>
+          <w:b w:val="0"/>
+          <w:i w:val="0"/>
+          <w:sz w:val="22"/>
+        </w:rPr>
+        <w:t xml:space="preserve">Diagram blok yang rumit direduksi dengan menerapkan aturan dasar berulang kali, bukan dengan menebak. Urutan yang aman adalah menyederhanakan seri dan paralel yang jelas terlebih dahulu, lalu menyelesaikan loop paling dalam, dan bergerak ke luar selapis demi selapis sampai tersisa satu blok.</w:t>
+      </w:r>
+    </w:p>
+    <w:p>
+      <w:pPr>
+        <w:spacing w:line="360" w:lineRule="auto" w:after="120"/>
+        <w:jc w:val="both"/>
+      </w:pPr>
+      <w:r>
+        <w:rPr>
+          <w:rFonts w:ascii="Arial" w:hAnsi="Arial" w:cs="Arial"/>
+          <w:b w:val="0"/>
+          <w:i w:val="0"/>
+          <w:sz w:val="22"/>
+        </w:rPr>
+        <w:t xml:space="preserve">Kesulitan muncul ketika loop saling bersilangan sehingga tidak ada loop dalam yang berdiri sendiri. Dalam keadaan itu titik cabang atau titik penjumlahan perlu dipindahkan lebih dahulu. Memindahkan titik cabang ke hulu suatu blok mengharuskan penyisipan blok yang sama pada cabang tersebut, sedangkan memindahkannya ke hilir mengharuskan penyisipan kebalikannya.</w:t>
+      </w:r>
+    </w:p>
+    <w:p>
+      <w:pPr>
+        <w:spacing w:line="360" w:lineRule="auto" w:after="120"/>
+        <w:jc w:val="both"/>
+      </w:pPr>
+      <w:r>
+        <w:rPr>
+          <w:rFonts w:ascii="Arial" w:hAnsi="Arial" w:cs="Arial"/>
+          <w:b w:val="0"/>
+          <w:i w:val="0"/>
+          <w:sz w:val="22"/>
+        </w:rPr>
+        <w:t xml:space="preserve">Setiap langkah pemindahan berpotensi menimbulkan kekeliruan tanda, dan kekeliruan tanda pada umpan balik mengubah kesimpulan kestabilan secara total. Karena itu setiap hasil reduksi perlu diperiksa dengan dua uji sederhana yang murah: memeriksa gain arus searah dengan mengevaluasi pada s sama dengan nol, dan memeriksa apakah satuan keluaran terhadap masukan masuk akal secara fisik.</w:t>
+      </w:r>
+    </w:p>
+    <w:p>
+      <w:pPr>
+        <w:spacing w:line="360" w:lineRule="auto" w:after="120"/>
+        <w:jc w:val="both"/>
+      </w:pPr>
+      <w:r>
+        <w:rPr>
+          <w:rFonts w:ascii="Arial" w:hAnsi="Arial" w:cs="Arial"/>
+          <w:b w:val="0"/>
+          <w:i w:val="0"/>
+          <w:sz w:val="22"/>
+        </w:rPr>
+        <w:t xml:space="preserve">Pada sistem dengan banyak lintasan, aturan Mason memberi jalan yang lebih ringkas karena hasilnya diperoleh langsung tanpa reduksi bertahap. Metode itu dibahas tersendiri pada modul selanjutnya; yang perlu ditegaskan di sini adalah bahwa keduanya harus memberi jawaban yang sama, sehingga salah satunya dapat dipakai untuk memeriksa yang lain.</w:t>
+      </w:r>
+    </w:p>
+    <w:p>
+      <w:pPr>
+        <w:spacing w:before="40" w:after="120"/>
+        <w:jc w:val="center"/>
+      </w:pPr>
+      <w:r>
+        <w:rPr>
+          <w:rFonts w:ascii="Arial" w:hAnsi="Arial" w:cs="Arial"/>
+          <w:b/>
+          <w:i/>
+          <w:color w:val="305496"/>
+          <w:sz w:val="22"/>
+        </w:rPr>
+        <w:t xml:space="preserve">cabang dipindah ke hulu blok G: sisipkan G   |   ke hilir: sisipkan 1/G</w:t>
+      </w:r>
+    </w:p>
+    <w:p>
+      <w:pPr>
+        <w:keepNext/>
+        <w:spacing w:before="200" w:after="80"/>
+      </w:pPr>
+      <w:r>
+        <w:rPr>
+          <w:rFonts w:ascii="Arial" w:hAnsi="Arial" w:cs="Arial"/>
+          <w:b/>
+          <w:i w:val="0"/>
+          <w:color w:val="2E4A7A"/>
+          <w:sz w:val="24"/>
+        </w:rPr>
+        <w:t xml:space="preserve">Sensitivitas: Alasan Sesungguhnya Memakai Umpan Balik</w:t>
+      </w:r>
+    </w:p>
+    <w:p>
+      <w:pPr>
+        <w:spacing w:line="360" w:lineRule="auto" w:after="120"/>
+        <w:jc w:val="both"/>
+      </w:pPr>
+      <w:r>
+        <w:rPr>
+          <w:rFonts w:ascii="Arial" w:hAnsi="Arial" w:cs="Arial"/>
+          <w:b w:val="0"/>
+          <w:i w:val="0"/>
+          <w:sz w:val="22"/>
+        </w:rPr>
+        <w:t xml:space="preserve">Manfaat umpan balik sering dijelaskan sebatas mengurangi error, padahal manfaat yang lebih mendasar adalah mengurangi kepekaan terhadap ketidakpastian. Fungsi sensitivitas menyatakan seberapa besar perubahan relatif pada fungsi transfer tertutup akibat perubahan relatif pada plant.</w:t>
+      </w:r>
+    </w:p>
+    <w:p>
+      <w:pPr>
+        <w:spacing w:line="360" w:lineRule="auto" w:after="120"/>
+        <w:jc w:val="both"/>
+      </w:pPr>
+      <w:r>
+        <w:rPr>
+          <w:rFonts w:ascii="Arial" w:hAnsi="Arial" w:cs="Arial"/>
+          <w:b w:val="0"/>
+          <w:i w:val="0"/>
+          <w:sz w:val="22"/>
+        </w:rPr>
+        <w:t xml:space="preserve">Hasilnya menunjukkan bahwa sensitivitas berbanding terbalik dengan satu ditambah gain loop. Bila gain loop bernilai sembilan, perubahan sepuluh persen pada plant hanya menghasilkan perubahan sekitar satu persen pada perilaku tertutup. Inilah alasan sistem berumpan balik tetap bekerja baik meskipun parameter plant berubah karena keausan, suhu, atau beban.</w:t>
+      </w:r>
+    </w:p>
+    <w:p>
+      <w:pPr>
+        <w:spacing w:line="360" w:lineRule="auto" w:after="120"/>
+        <w:jc w:val="both"/>
+      </w:pPr>
+      <w:r>
+        <w:rPr>
+          <w:rFonts w:ascii="Arial" w:hAnsi="Arial" w:cs="Arial"/>
+          <w:b w:val="0"/>
+          <w:i w:val="0"/>
+          <w:sz w:val="22"/>
+        </w:rPr>
+        <w:t xml:space="preserve">Perlindungan itu tidak gratis. Gain loop yang tinggi memperbesar aksi kontrol, memperkuat derau sensor, dan mendekatkan sistem ke batas kestabilan. Terdapat pula batasan mendasar yang menyatakan bahwa penekanan gangguan pada satu rentang frekuensi harus dibayar dengan penguatan pada rentang frekuensi lain; sensitivitas tidak dapat ditekan di semua frekuensi sekaligus.</w:t>
+      </w:r>
+    </w:p>
+    <w:p>
+      <w:pPr>
+        <w:spacing w:line="360" w:lineRule="auto" w:after="120"/>
+        <w:jc w:val="both"/>
+      </w:pPr>
+      <w:r>
+        <w:rPr>
+          <w:rFonts w:ascii="Arial" w:hAnsi="Arial" w:cs="Arial"/>
+          <w:b w:val="0"/>
+          <w:i w:val="0"/>
+          <w:sz w:val="22"/>
+        </w:rPr>
+        <w:t xml:space="preserve">Karena itu perancangan yang matang tidak mengejar gain setinggi mungkin, melainkan menempatkan penekanan sensitivitas pada rentang frekuensi tempat gangguan sesungguhnya berada, sambil menjaga jarak aman terhadap kestabilan pada frekuensi tempat model plant sudah tidak dapat dipercaya.</w:t>
+      </w:r>
+      <w:r>
+        <w:rPr>
+          <w:rFonts w:ascii="Arial" w:hAnsi="Arial" w:cs="Arial"/>
+          <w:b w:val="0"/>
+          <w:i w:val="0"/>
+          <w:sz w:val="22"/>
+        </w:rPr>
+        <w:t xml:space="preserve"> Persamaan (3) memadatkan aturan tersebut.</w:t>
+      </w:r>
+    </w:p>
+    <w:p>
+      <w:pPr>
+        <w:spacing w:before="40" w:after="120"/>
+        <w:jc w:val="center"/>
+      </w:pPr>
+      <w:r>
+        <w:rPr>
+          <w:rFonts w:ascii="Arial" w:hAnsi="Arial" w:cs="Arial"/>
+          <w:b/>
+          <w:i/>
+          <w:color w:val="305496"/>
+          <w:sz w:val="22"/>
+        </w:rPr>
+        <w:t xml:space="preserve">S = 1/(1 + G·H)   |   dT/T = S·dG/G</w:t>
+      </w:r>
+      <w:r>
+        <w:rPr>
+          <w:rFonts w:ascii="Arial" w:hAnsi="Arial" w:cs="Arial"/>
+          <w:b/>
+          <w:i/>
+          <w:color w:val="305496"/>
+          <w:sz w:val="22"/>
+        </w:rPr>
+        <w:t xml:space="preserve">   (3)</w:t>
       </w:r>
     </w:p>
     <w:p>
@@ -3418,6 +3670,15 @@
         </w:rPr>
         <w:t xml:space="preserve">Konsekuensi praktisnya penting: memperbaiki kestabilan memperbaiki seluruh tanggapan sekaligus, tetapi memperbaiki tanggapan terhadap satu masukan tidak otomatis memperbaiki yang lain. Itulah dasar mengapa pengujian setpoint dan pengujian gangguan tidak dapat saling menggantikan.</w:t>
       </w:r>
+      <w:r>
+        <w:rPr>
+          <w:rFonts w:ascii="Arial" w:hAnsi="Arial" w:cs="Arial"/>
+          <w:b w:val="0"/>
+          <w:i w:val="0"/>
+          <w:sz w:val="22"/>
+        </w:rPr>
+        <w:t xml:space="preserve"> Rangkuman kuantitatifnya tertulis pada Persamaan (4).</w:t>
+      </w:r>
     </w:p>
     <w:p>
       <w:pPr>
@@ -3432,7 +3693,110 @@
           <w:color w:val="305496"/>
           <w:sz w:val="22"/>
         </w:rPr>
-        <w:t xml:space="preserve">Y = T_r*R + T_d*D + T_n*N   |   penyebut sama, pembilang berbeda</w:t>
+        <w:t xml:space="preserve">Y = </w:t>
+      </w:r>
+      <w:r>
+        <w:rPr>
+          <w:rFonts w:ascii="Arial" w:hAnsi="Arial" w:cs="Arial"/>
+          <w:b/>
+          <w:i/>
+          <w:color w:val="305496"/>
+          <w:sz w:val="22"/>
+        </w:rPr>
+        <w:t xml:space="preserve">T</w:t>
+      </w:r>
+      <w:r>
+        <w:rPr>
+          <w:rFonts w:ascii="Arial" w:hAnsi="Arial" w:cs="Arial"/>
+          <w:b/>
+          <w:i/>
+          <w:color w:val="305496"/>
+          <w:sz w:val="22"/>
+          <w:vertAlign w:val="subscript"/>
+        </w:rPr>
+        <w:t xml:space="preserve">r</w:t>
+      </w:r>
+      <w:r>
+        <w:rPr>
+          <w:rFonts w:ascii="Arial" w:hAnsi="Arial" w:cs="Arial"/>
+          <w:b/>
+          <w:i/>
+          <w:color w:val="305496"/>
+          <w:sz w:val="22"/>
+        </w:rPr>
+        <w:t xml:space="preserve">·R + </w:t>
+      </w:r>
+      <w:r>
+        <w:rPr>
+          <w:rFonts w:ascii="Arial" w:hAnsi="Arial" w:cs="Arial"/>
+          <w:b/>
+          <w:i/>
+          <w:color w:val="305496"/>
+          <w:sz w:val="22"/>
+        </w:rPr>
+        <w:t xml:space="preserve">T</w:t>
+      </w:r>
+      <w:r>
+        <w:rPr>
+          <w:rFonts w:ascii="Arial" w:hAnsi="Arial" w:cs="Arial"/>
+          <w:b/>
+          <w:i/>
+          <w:color w:val="305496"/>
+          <w:sz w:val="22"/>
+          <w:vertAlign w:val="subscript"/>
+        </w:rPr>
+        <w:t xml:space="preserve">d</w:t>
+      </w:r>
+      <w:r>
+        <w:rPr>
+          <w:rFonts w:ascii="Arial" w:hAnsi="Arial" w:cs="Arial"/>
+          <w:b/>
+          <w:i/>
+          <w:color w:val="305496"/>
+          <w:sz w:val="22"/>
+        </w:rPr>
+        <w:t xml:space="preserve">·D + </w:t>
+      </w:r>
+      <w:r>
+        <w:rPr>
+          <w:rFonts w:ascii="Arial" w:hAnsi="Arial" w:cs="Arial"/>
+          <w:b/>
+          <w:i/>
+          <w:color w:val="305496"/>
+          <w:sz w:val="22"/>
+        </w:rPr>
+        <w:t xml:space="preserve">T</w:t>
+      </w:r>
+      <w:r>
+        <w:rPr>
+          <w:rFonts w:ascii="Arial" w:hAnsi="Arial" w:cs="Arial"/>
+          <w:b/>
+          <w:i/>
+          <w:color w:val="305496"/>
+          <w:sz w:val="22"/>
+          <w:vertAlign w:val="subscript"/>
+        </w:rPr>
+        <w:t xml:space="preserve">n</w:t>
+      </w:r>
+      <w:r>
+        <w:rPr>
+          <w:rFonts w:ascii="Arial" w:hAnsi="Arial" w:cs="Arial"/>
+          <w:b/>
+          <w:i/>
+          <w:color w:val="305496"/>
+          <w:sz w:val="22"/>
+        </w:rPr>
+        <w:t xml:space="preserve">·N   |   penyebut sama, pembilang berbeda</w:t>
+      </w:r>
+      <w:r>
+        <w:rPr>
+          <w:rFonts w:ascii="Arial" w:hAnsi="Arial" w:cs="Arial"/>
+          <w:b/>
+          <w:i/>
+          <w:color w:val="305496"/>
+          <w:sz w:val="22"/>
+        </w:rPr>
+        <w:t xml:space="preserve">   (4)</w:t>
       </w:r>
     </w:p>
     <w:p>
@@ -3820,6 +4184,15 @@
         </w:rPr>
         <w:t xml:space="preserve">Penurunan singkat berikut memperlihatkan dari mana penyebut satu ditambah gain loop berasal, dan mengapa tanda pada titik penjumlahan begitu menentukan.</w:t>
       </w:r>
+      <w:r>
+        <w:rPr>
+          <w:rFonts w:ascii="Arial" w:hAnsi="Arial" w:cs="Arial"/>
+          <w:b w:val="0"/>
+          <w:i w:val="0"/>
+          <w:sz w:val="22"/>
+        </w:rPr>
+        <w:t xml:space="preserve"> Hubungan ini dirangkum dalam Persamaan (5).</w:t>
+      </w:r>
     </w:p>
     <w:p>
       <w:pPr>
@@ -3849,44 +4222,8 @@
           <w:color w:val="305496"/>
           <w:sz w:val="22"/>
         </w:rPr>
-        <w:t xml:space="preserve">E(s) = R(s) - H(s)*Y(s)</w:t>
-      </w:r>
-    </w:p>
-    <w:p>
-      <w:pPr>
-        <w:spacing w:line="360" w:lineRule="auto" w:after="120"/>
-        <w:jc w:val="both"/>
-      </w:pPr>
-      <w:r>
-        <w:rPr>
-          <w:rFonts w:ascii="Arial" w:hAnsi="Arial" w:cs="Arial"/>
-          <w:b w:val="0"/>
-          <w:i w:val="0"/>
-          <w:sz w:val="22"/>
-        </w:rPr>
-        <w:t xml:space="preserve">Titik penjumlahan mengurangkan sinyal umpan balik dari referensi.</w:t>
-      </w:r>
-    </w:p>
-    <w:p>
-      <w:pPr>
-        <w:spacing w:line="360" w:lineRule="auto" w:after="120"/>
-        <w:jc w:val="both"/>
-      </w:pPr>
-      <w:r>
-        <w:rPr>
-          <w:rFonts w:ascii="Arial" w:hAnsi="Arial" w:cs="Arial"/>
-          <w:b w:val="0"/>
-          <w:i w:val="0"/>
-          <w:sz w:val="22"/>
-        </w:rPr>
-        <w:t xml:space="preserve">2. Nyatakan keluaran</w:t>
-      </w:r>
-    </w:p>
-    <w:p>
-      <w:pPr>
-        <w:spacing w:before="40" w:after="120"/>
-        <w:jc w:val="center"/>
-      </w:pPr>
+        <w:t xml:space="preserve">E(s) = R(s) - H(s)·Y(s)</w:t>
+      </w:r>
       <w:r>
         <w:rPr>
           <w:rFonts w:ascii="Arial" w:hAnsi="Arial" w:cs="Arial"/>
@@ -3895,37 +4232,46 @@
           <w:color w:val="305496"/>
           <w:sz w:val="22"/>
         </w:rPr>
-        <w:t xml:space="preserve">Y(s) = G(s)*E(s)</w:t>
-      </w:r>
-    </w:p>
-    <w:p>
-      <w:pPr>
-        <w:spacing w:line="360" w:lineRule="auto" w:after="120"/>
-        <w:jc w:val="both"/>
-      </w:pPr>
-      <w:r>
-        <w:rPr>
-          <w:rFonts w:ascii="Arial" w:hAnsi="Arial" w:cs="Arial"/>
-          <w:b w:val="0"/>
-          <w:i w:val="0"/>
-          <w:sz w:val="22"/>
-        </w:rPr>
-        <w:t xml:space="preserve">Keluaran adalah error yang dilewatkan lintasan maju.</w:t>
-      </w:r>
-    </w:p>
-    <w:p>
-      <w:pPr>
-        <w:spacing w:line="360" w:lineRule="auto" w:after="120"/>
-        <w:jc w:val="both"/>
-      </w:pPr>
-      <w:r>
-        <w:rPr>
-          <w:rFonts w:ascii="Arial" w:hAnsi="Arial" w:cs="Arial"/>
-          <w:b w:val="0"/>
-          <w:i w:val="0"/>
-          <w:sz w:val="22"/>
-        </w:rPr>
-        <w:t xml:space="preserve">3. Substitusikan error</w:t>
+        <w:t xml:space="preserve">   (5)</w:t>
+      </w:r>
+    </w:p>
+    <w:p>
+      <w:pPr>
+        <w:spacing w:line="360" w:lineRule="auto" w:after="120"/>
+        <w:jc w:val="both"/>
+      </w:pPr>
+      <w:r>
+        <w:rPr>
+          <w:rFonts w:ascii="Arial" w:hAnsi="Arial" w:cs="Arial"/>
+          <w:b w:val="0"/>
+          <w:i w:val="0"/>
+          <w:sz w:val="22"/>
+        </w:rPr>
+        <w:t xml:space="preserve">Titik penjumlahan mengurangkan sinyal umpan balik dari referensi.</w:t>
+      </w:r>
+      <w:r>
+        <w:rPr>
+          <w:rFonts w:ascii="Arial" w:hAnsi="Arial" w:cs="Arial"/>
+          <w:b w:val="0"/>
+          <w:i w:val="0"/>
+          <w:sz w:val="22"/>
+        </w:rPr>
+        <w:t xml:space="preserve"> Bentuk ringkasnya dituliskan pada Persamaan (6).</w:t>
+      </w:r>
+    </w:p>
+    <w:p>
+      <w:pPr>
+        <w:spacing w:line="360" w:lineRule="auto" w:after="120"/>
+        <w:jc w:val="both"/>
+      </w:pPr>
+      <w:r>
+        <w:rPr>
+          <w:rFonts w:ascii="Arial" w:hAnsi="Arial" w:cs="Arial"/>
+          <w:b w:val="0"/>
+          <w:i w:val="0"/>
+          <w:sz w:val="22"/>
+        </w:rPr>
+        <w:t xml:space="preserve">2. Nyatakan keluaran</w:t>
       </w:r>
     </w:p>
     <w:p>
@@ -3941,44 +4287,8 @@
           <w:color w:val="305496"/>
           <w:sz w:val="22"/>
         </w:rPr>
-        <w:t xml:space="preserve">Y = G*(R - H*Y)</w:t>
-      </w:r>
-    </w:p>
-    <w:p>
-      <w:pPr>
-        <w:spacing w:line="360" w:lineRule="auto" w:after="120"/>
-        <w:jc w:val="both"/>
-      </w:pPr>
-      <w:r>
-        <w:rPr>
-          <w:rFonts w:ascii="Arial" w:hAnsi="Arial" w:cs="Arial"/>
-          <w:b w:val="0"/>
-          <w:i w:val="0"/>
-          <w:sz w:val="22"/>
-        </w:rPr>
-        <w:t xml:space="preserve">Persamaan kini hanya memuat Y dan R.</w:t>
-      </w:r>
-    </w:p>
-    <w:p>
-      <w:pPr>
-        <w:spacing w:line="360" w:lineRule="auto" w:after="120"/>
-        <w:jc w:val="both"/>
-      </w:pPr>
-      <w:r>
-        <w:rPr>
-          <w:rFonts w:ascii="Arial" w:hAnsi="Arial" w:cs="Arial"/>
-          <w:b w:val="0"/>
-          <w:i w:val="0"/>
-          <w:sz w:val="22"/>
-        </w:rPr>
-        <w:t xml:space="preserve">4. Kumpulkan suku Y</w:t>
-      </w:r>
-    </w:p>
-    <w:p>
-      <w:pPr>
-        <w:spacing w:before="40" w:after="120"/>
-        <w:jc w:val="center"/>
-      </w:pPr>
+        <w:t xml:space="preserve">Y(s) = G(s)·E(s)</w:t>
+      </w:r>
       <w:r>
         <w:rPr>
           <w:rFonts w:ascii="Arial" w:hAnsi="Arial" w:cs="Arial"/>
@@ -3987,37 +4297,46 @@
           <w:color w:val="305496"/>
           <w:sz w:val="22"/>
         </w:rPr>
-        <w:t xml:space="preserve">Y + G*H*Y = G*R</w:t>
-      </w:r>
-    </w:p>
-    <w:p>
-      <w:pPr>
-        <w:spacing w:line="360" w:lineRule="auto" w:after="120"/>
-        <w:jc w:val="both"/>
-      </w:pPr>
-      <w:r>
-        <w:rPr>
-          <w:rFonts w:ascii="Arial" w:hAnsi="Arial" w:cs="Arial"/>
-          <w:b w:val="0"/>
-          <w:i w:val="0"/>
-          <w:sz w:val="22"/>
-        </w:rPr>
-        <w:t xml:space="preserve">Suku umpan balik dipindahkan ke ruas kiri.</w:t>
-      </w:r>
-    </w:p>
-    <w:p>
-      <w:pPr>
-        <w:spacing w:line="360" w:lineRule="auto" w:after="120"/>
-        <w:jc w:val="both"/>
-      </w:pPr>
-      <w:r>
-        <w:rPr>
-          <w:rFonts w:ascii="Arial" w:hAnsi="Arial" w:cs="Arial"/>
-          <w:b w:val="0"/>
-          <w:i w:val="0"/>
-          <w:sz w:val="22"/>
-        </w:rPr>
-        <w:t xml:space="preserve">5. Faktorkan dan bagi</w:t>
+        <w:t xml:space="preserve">   (6)</w:t>
+      </w:r>
+    </w:p>
+    <w:p>
+      <w:pPr>
+        <w:spacing w:line="360" w:lineRule="auto" w:after="120"/>
+        <w:jc w:val="both"/>
+      </w:pPr>
+      <w:r>
+        <w:rPr>
+          <w:rFonts w:ascii="Arial" w:hAnsi="Arial" w:cs="Arial"/>
+          <w:b w:val="0"/>
+          <w:i w:val="0"/>
+          <w:sz w:val="22"/>
+        </w:rPr>
+        <w:t xml:space="preserve">Keluaran adalah error yang dilewatkan lintasan maju.</w:t>
+      </w:r>
+      <w:r>
+        <w:rPr>
+          <w:rFonts w:ascii="Arial" w:hAnsi="Arial" w:cs="Arial"/>
+          <w:b w:val="0"/>
+          <w:i w:val="0"/>
+          <w:sz w:val="22"/>
+        </w:rPr>
+        <w:t xml:space="preserve"> Persamaan (7) memadatkan aturan tersebut.</w:t>
+      </w:r>
+    </w:p>
+    <w:p>
+      <w:pPr>
+        <w:spacing w:line="360" w:lineRule="auto" w:after="120"/>
+        <w:jc w:val="both"/>
+      </w:pPr>
+      <w:r>
+        <w:rPr>
+          <w:rFonts w:ascii="Arial" w:hAnsi="Arial" w:cs="Arial"/>
+          <w:b w:val="0"/>
+          <w:i w:val="0"/>
+          <w:sz w:val="22"/>
+        </w:rPr>
+        <w:t xml:space="preserve">3. Substitusikan error</w:t>
       </w:r>
     </w:p>
     <w:p>
@@ -4033,22 +4352,162 @@
           <w:color w:val="305496"/>
           <w:sz w:val="22"/>
         </w:rPr>
-        <w:t xml:space="preserve">T = Y/R = G/(1 + G*H)</w:t>
-      </w:r>
-    </w:p>
-    <w:p>
-      <w:pPr>
-        <w:spacing w:line="360" w:lineRule="auto" w:after="120"/>
-        <w:jc w:val="both"/>
-      </w:pPr>
-      <w:r>
-        <w:rPr>
-          <w:rFonts w:ascii="Arial" w:hAnsi="Arial" w:cs="Arial"/>
-          <w:b w:val="0"/>
-          <w:i w:val="0"/>
-          <w:sz w:val="22"/>
-        </w:rPr>
-        <w:t xml:space="preserve">Penyebut 1 + G*H inilah persamaan karakteristik sistem tertutup.</w:t>
+        <w:t xml:space="preserve">Y = G·(R - H·Y)</w:t>
+      </w:r>
+      <w:r>
+        <w:rPr>
+          <w:rFonts w:ascii="Arial" w:hAnsi="Arial" w:cs="Arial"/>
+          <w:b/>
+          <w:i/>
+          <w:color w:val="305496"/>
+          <w:sz w:val="22"/>
+        </w:rPr>
+        <w:t xml:space="preserve">   (7)</w:t>
+      </w:r>
+    </w:p>
+    <w:p>
+      <w:pPr>
+        <w:spacing w:line="360" w:lineRule="auto" w:after="120"/>
+        <w:jc w:val="both"/>
+      </w:pPr>
+      <w:r>
+        <w:rPr>
+          <w:rFonts w:ascii="Arial" w:hAnsi="Arial" w:cs="Arial"/>
+          <w:b w:val="0"/>
+          <w:i w:val="0"/>
+          <w:sz w:val="22"/>
+        </w:rPr>
+        <w:t xml:space="preserve">Persamaan kini hanya memuat Y dan R.</w:t>
+      </w:r>
+      <w:r>
+        <w:rPr>
+          <w:rFonts w:ascii="Arial" w:hAnsi="Arial" w:cs="Arial"/>
+          <w:b w:val="0"/>
+          <w:i w:val="0"/>
+          <w:sz w:val="22"/>
+        </w:rPr>
+        <w:t xml:space="preserve"> Rangkuman kuantitatifnya tertulis pada Persamaan (8).</w:t>
+      </w:r>
+    </w:p>
+    <w:p>
+      <w:pPr>
+        <w:spacing w:line="360" w:lineRule="auto" w:after="120"/>
+        <w:jc w:val="both"/>
+      </w:pPr>
+      <w:r>
+        <w:rPr>
+          <w:rFonts w:ascii="Arial" w:hAnsi="Arial" w:cs="Arial"/>
+          <w:b w:val="0"/>
+          <w:i w:val="0"/>
+          <w:sz w:val="22"/>
+        </w:rPr>
+        <w:t xml:space="preserve">4. Kumpulkan suku Y</w:t>
+      </w:r>
+    </w:p>
+    <w:p>
+      <w:pPr>
+        <w:spacing w:before="40" w:after="120"/>
+        <w:jc w:val="center"/>
+      </w:pPr>
+      <w:r>
+        <w:rPr>
+          <w:rFonts w:ascii="Arial" w:hAnsi="Arial" w:cs="Arial"/>
+          <w:b/>
+          <w:i/>
+          <w:color w:val="305496"/>
+          <w:sz w:val="22"/>
+        </w:rPr>
+        <w:t xml:space="preserve">Y + G·H·Y = G·R</w:t>
+      </w:r>
+      <w:r>
+        <w:rPr>
+          <w:rFonts w:ascii="Arial" w:hAnsi="Arial" w:cs="Arial"/>
+          <w:b/>
+          <w:i/>
+          <w:color w:val="305496"/>
+          <w:sz w:val="22"/>
+        </w:rPr>
+        <w:t xml:space="preserve">   (8)</w:t>
+      </w:r>
+    </w:p>
+    <w:p>
+      <w:pPr>
+        <w:spacing w:line="360" w:lineRule="auto" w:after="120"/>
+        <w:jc w:val="both"/>
+      </w:pPr>
+      <w:r>
+        <w:rPr>
+          <w:rFonts w:ascii="Arial" w:hAnsi="Arial" w:cs="Arial"/>
+          <w:b w:val="0"/>
+          <w:i w:val="0"/>
+          <w:sz w:val="22"/>
+        </w:rPr>
+        <w:t xml:space="preserve">Suku umpan balik dipindahkan ke ruas kiri.</w:t>
+      </w:r>
+      <w:r>
+        <w:rPr>
+          <w:rFonts w:ascii="Arial" w:hAnsi="Arial" w:cs="Arial"/>
+          <w:b w:val="0"/>
+          <w:i w:val="0"/>
+          <w:sz w:val="22"/>
+        </w:rPr>
+        <w:t xml:space="preserve"> Hubungan ini dirangkum dalam Persamaan (9).</w:t>
+      </w:r>
+    </w:p>
+    <w:p>
+      <w:pPr>
+        <w:spacing w:line="360" w:lineRule="auto" w:after="120"/>
+        <w:jc w:val="both"/>
+      </w:pPr>
+      <w:r>
+        <w:rPr>
+          <w:rFonts w:ascii="Arial" w:hAnsi="Arial" w:cs="Arial"/>
+          <w:b w:val="0"/>
+          <w:i w:val="0"/>
+          <w:sz w:val="22"/>
+        </w:rPr>
+        <w:t xml:space="preserve">5. Faktorkan dan bagi</w:t>
+      </w:r>
+    </w:p>
+    <w:p>
+      <w:pPr>
+        <w:spacing w:before="40" w:after="120"/>
+        <w:jc w:val="center"/>
+      </w:pPr>
+      <w:r>
+        <w:rPr>
+          <w:rFonts w:ascii="Arial" w:hAnsi="Arial" w:cs="Arial"/>
+          <w:b/>
+          <w:i/>
+          <w:color w:val="305496"/>
+          <w:sz w:val="22"/>
+        </w:rPr>
+        <w:t xml:space="preserve">T = Y/R = G/(1 + G·H)</w:t>
+      </w:r>
+      <w:r>
+        <w:rPr>
+          <w:rFonts w:ascii="Arial" w:hAnsi="Arial" w:cs="Arial"/>
+          <w:b/>
+          <w:i/>
+          <w:color w:val="305496"/>
+          <w:sz w:val="22"/>
+        </w:rPr>
+        <w:t xml:space="preserve">   (9)</w:t>
+      </w:r>
+    </w:p>
+    <w:p>
+      <w:pPr>
+        <w:spacing w:line="360" w:lineRule="auto" w:after="120"/>
+        <w:jc w:val="both"/>
+      </w:pPr>
+      <w:r>
+        <w:rPr>
+          <w:rFonts w:ascii="Arial" w:hAnsi="Arial" w:cs="Arial"/>
+          <w:b w:val="0"/>
+          <w:i w:val="0"/>
+          <w:sz w:val="22"/>
+        </w:rPr>
+        <w:t xml:space="preserve">Penyebut 1 + G·H inilah persamaan karakteristik sistem tertutup.</w:t>
       </w:r>
     </w:p>
     <w:p>
@@ -4064,6 +4523,15 @@
           <w:sz w:val="22"/>
         </w:rPr>
         <w:t xml:space="preserve">Bila tanda pada titik penjumlahan positif, penyebutnya menjadi satu dikurangi gain loop. Perubahan tanda tunggal ini dapat memindahkan pole ke sebelah kanan sumbu imajiner, sehingga sistem yang dirancang stabil justru menjadi tidak stabil. Memeriksa tanda umpan balik adalah pemeriksaan pertama saat sistem berperilaku aneh.</w:t>
+      </w:r>
+      <w:r>
+        <w:rPr>
+          <w:rFonts w:ascii="Arial" w:hAnsi="Arial" w:cs="Arial"/>
+          <w:b w:val="0"/>
+          <w:i w:val="0"/>
+          <w:sz w:val="22"/>
+        </w:rPr>
+        <w:t xml:space="preserve"> Bentuk ringkasnya dituliskan pada Persamaan (10).</w:t>
       </w:r>
     </w:p>
     <w:p>
@@ -4101,7 +4569,63 @@
           <w:i w:val="0"/>
           <w:sz w:val="22"/>
         </w:rPr>
-        <w:t xml:space="preserve">Diketahui: Lintasan maju terdiri atas dua blok seri, G1 = 5/(2s+1) dan G2 = 3/(s+4) · Umpan balik berupa sensor dengan penguatan tetap H = 0,2</w:t>
+        <w:t xml:space="preserve">Diketahui: Lintasan maju terdiri atas dua blok seri, </w:t>
+      </w:r>
+      <w:r>
+        <w:rPr>
+          <w:rFonts w:ascii="Arial" w:hAnsi="Arial" w:cs="Arial"/>
+          <w:b w:val="0"/>
+          <w:i w:val="0"/>
+          <w:sz w:val="22"/>
+        </w:rPr>
+        <w:t xml:space="preserve">G</w:t>
+      </w:r>
+      <w:r>
+        <w:rPr>
+          <w:rFonts w:ascii="Arial" w:hAnsi="Arial" w:cs="Arial"/>
+          <w:b w:val="0"/>
+          <w:i w:val="0"/>
+          <w:sz w:val="22"/>
+          <w:vertAlign w:val="subscript"/>
+        </w:rPr>
+        <w:t xml:space="preserve">1</w:t>
+      </w:r>
+      <w:r>
+        <w:rPr>
+          <w:rFonts w:ascii="Arial" w:hAnsi="Arial" w:cs="Arial"/>
+          <w:b w:val="0"/>
+          <w:i w:val="0"/>
+          <w:sz w:val="22"/>
+        </w:rPr>
+        <w:t xml:space="preserve"> = 5/(2s+1) dan </w:t>
+      </w:r>
+      <w:r>
+        <w:rPr>
+          <w:rFonts w:ascii="Arial" w:hAnsi="Arial" w:cs="Arial"/>
+          <w:b w:val="0"/>
+          <w:i w:val="0"/>
+          <w:sz w:val="22"/>
+        </w:rPr>
+        <w:t xml:space="preserve">G</w:t>
+      </w:r>
+      <w:r>
+        <w:rPr>
+          <w:rFonts w:ascii="Arial" w:hAnsi="Arial" w:cs="Arial"/>
+          <w:b w:val="0"/>
+          <w:i w:val="0"/>
+          <w:sz w:val="22"/>
+          <w:vertAlign w:val="subscript"/>
+        </w:rPr>
+        <w:t xml:space="preserve">2</w:t>
+      </w:r>
+      <w:r>
+        <w:rPr>
+          <w:rFonts w:ascii="Arial" w:hAnsi="Arial" w:cs="Arial"/>
+          <w:b w:val="0"/>
+          <w:i w:val="0"/>
+          <w:sz w:val="22"/>
+        </w:rPr>
+        <w:t xml:space="preserve"> = 3/(s+4) · Umpan balik berupa sensor dengan penguatan tetap H = 0,2</w:t>
       </w:r>
     </w:p>
     <w:p>
@@ -4132,44 +4656,8 @@
           <w:color w:val="305496"/>
           <w:sz w:val="22"/>
         </w:rPr>
-        <w:t xml:space="preserve">G = G1*G2 = 15/((2s+1)*(s+4))</w:t>
-      </w:r>
-    </w:p>
-    <w:p>
-      <w:pPr>
-        <w:spacing w:line="360" w:lineRule="auto" w:after="120"/>
-        <w:jc w:val="both"/>
-      </w:pPr>
-      <w:r>
-        <w:rPr>
-          <w:rFonts w:ascii="Arial" w:hAnsi="Arial" w:cs="Arial"/>
-          <w:b w:val="0"/>
-          <w:i w:val="0"/>
-          <w:sz w:val="22"/>
-        </w:rPr>
-        <w:t xml:space="preserve">Diandaikan tidak ada pembebanan antara kedua blok.</w:t>
-      </w:r>
-    </w:p>
-    <w:p>
-      <w:pPr>
-        <w:spacing w:line="360" w:lineRule="auto" w:after="120"/>
-        <w:jc w:val="both"/>
-      </w:pPr>
-      <w:r>
-        <w:rPr>
-          <w:rFonts w:ascii="Arial" w:hAnsi="Arial" w:cs="Arial"/>
-          <w:b w:val="0"/>
-          <w:i w:val="0"/>
-          <w:sz w:val="22"/>
-        </w:rPr>
-        <w:t xml:space="preserve">2. Uraikan penyebut</w:t>
-      </w:r>
-    </w:p>
-    <w:p>
-      <w:pPr>
-        <w:spacing w:before="40" w:after="120"/>
-        <w:jc w:val="center"/>
-      </w:pPr>
+        <w:t xml:space="preserve">G = </w:t>
+      </w:r>
       <w:r>
         <w:rPr>
           <w:rFonts w:ascii="Arial" w:hAnsi="Arial" w:cs="Arial"/>
@@ -4178,44 +4666,8 @@
           <w:color w:val="305496"/>
           <w:sz w:val="22"/>
         </w:rPr>
-        <w:t xml:space="preserve">(2s+1)*(s+4) = 2s^2 + 9s + 4</w:t>
-      </w:r>
-    </w:p>
-    <w:p>
-      <w:pPr>
-        <w:spacing w:line="360" w:lineRule="auto" w:after="120"/>
-        <w:jc w:val="both"/>
-      </w:pPr>
-      <w:r>
-        <w:rPr>
-          <w:rFonts w:ascii="Arial" w:hAnsi="Arial" w:cs="Arial"/>
-          <w:b w:val="0"/>
-          <w:i w:val="0"/>
-          <w:sz w:val="22"/>
-        </w:rPr>
-        <w:t xml:space="preserve">Bentuk polinomial memudahkan langkah berikutnya.</w:t>
-      </w:r>
-    </w:p>
-    <w:p>
-      <w:pPr>
-        <w:spacing w:line="360" w:lineRule="auto" w:after="120"/>
-        <w:jc w:val="both"/>
-      </w:pPr>
-      <w:r>
-        <w:rPr>
-          <w:rFonts w:ascii="Arial" w:hAnsi="Arial" w:cs="Arial"/>
-          <w:b w:val="0"/>
-          <w:i w:val="0"/>
-          <w:sz w:val="22"/>
-        </w:rPr>
-        <w:t xml:space="preserve">3. Bentuk loop tertutup</w:t>
-      </w:r>
-    </w:p>
-    <w:p>
-      <w:pPr>
-        <w:spacing w:before="40" w:after="120"/>
-        <w:jc w:val="center"/>
-      </w:pPr>
+        <w:t xml:space="preserve">G</w:t>
+      </w:r>
       <w:r>
         <w:rPr>
           <w:rFonts w:ascii="Arial" w:hAnsi="Arial" w:cs="Arial"/>
@@ -4223,45 +4675,10 @@
           <w:i/>
           <w:color w:val="305496"/>
           <w:sz w:val="22"/>
-        </w:rPr>
-        <w:t xml:space="preserve">T = G/(1 + G*H) = 15/(2s^2 + 9s + 4 + 3)</w:t>
-      </w:r>
-    </w:p>
-    <w:p>
-      <w:pPr>
-        <w:spacing w:line="360" w:lineRule="auto" w:after="120"/>
-        <w:jc w:val="both"/>
-      </w:pPr>
-      <w:r>
-        <w:rPr>
-          <w:rFonts w:ascii="Arial" w:hAnsi="Arial" w:cs="Arial"/>
-          <w:b w:val="0"/>
-          <w:i w:val="0"/>
-          <w:sz w:val="22"/>
-        </w:rPr>
-        <w:t xml:space="preserve">G*H = 3/(2s^2+9s+4), sehingga penyebut bertambah 3.</w:t>
-      </w:r>
-    </w:p>
-    <w:p>
-      <w:pPr>
-        <w:spacing w:line="360" w:lineRule="auto" w:after="120"/>
-        <w:jc w:val="both"/>
-      </w:pPr>
-      <w:r>
-        <w:rPr>
-          <w:rFonts w:ascii="Arial" w:hAnsi="Arial" w:cs="Arial"/>
-          <w:b w:val="0"/>
-          <w:i w:val="0"/>
-          <w:sz w:val="22"/>
-        </w:rPr>
-        <w:t xml:space="preserve">4. Sederhanakan</w:t>
-      </w:r>
-    </w:p>
-    <w:p>
-      <w:pPr>
-        <w:spacing w:before="40" w:after="120"/>
-        <w:jc w:val="center"/>
-      </w:pPr>
+          <w:vertAlign w:val="subscript"/>
+        </w:rPr>
+        <w:t xml:space="preserve">1</w:t>
+      </w:r>
       <w:r>
         <w:rPr>
           <w:rFonts w:ascii="Arial" w:hAnsi="Arial" w:cs="Arial"/>
@@ -4270,44 +4687,8 @@
           <w:color w:val="305496"/>
           <w:sz w:val="22"/>
         </w:rPr>
-        <w:t xml:space="preserve">T = 15/(2s^2 + 9s + 7)</w:t>
-      </w:r>
-    </w:p>
-    <w:p>
-      <w:pPr>
-        <w:spacing w:line="360" w:lineRule="auto" w:after="120"/>
-        <w:jc w:val="both"/>
-      </w:pPr>
-      <w:r>
-        <w:rPr>
-          <w:rFonts w:ascii="Arial" w:hAnsi="Arial" w:cs="Arial"/>
-          <w:b w:val="0"/>
-          <w:i w:val="0"/>
-          <w:sz w:val="22"/>
-        </w:rPr>
-        <w:t xml:space="preserve">Persamaan karakteristik loop tertutup adalah 2s^2 + 9s + 7 = 0.</w:t>
-      </w:r>
-    </w:p>
-    <w:p>
-      <w:pPr>
-        <w:spacing w:line="360" w:lineRule="auto" w:after="120"/>
-        <w:jc w:val="both"/>
-      </w:pPr>
-      <w:r>
-        <w:rPr>
-          <w:rFonts w:ascii="Arial" w:hAnsi="Arial" w:cs="Arial"/>
-          <w:b w:val="0"/>
-          <w:i w:val="0"/>
-          <w:sz w:val="22"/>
-        </w:rPr>
-        <w:t xml:space="preserve">5. Cari pole tertutup</w:t>
-      </w:r>
-    </w:p>
-    <w:p>
-      <w:pPr>
-        <w:spacing w:before="40" w:after="120"/>
-        <w:jc w:val="center"/>
-      </w:pPr>
+        <w:t xml:space="preserve">·</w:t>
+      </w:r>
       <w:r>
         <w:rPr>
           <w:rFonts w:ascii="Arial" w:hAnsi="Arial" w:cs="Arial"/>
@@ -4316,44 +4697,8 @@
           <w:color w:val="305496"/>
           <w:sz w:val="22"/>
         </w:rPr>
-        <w:t xml:space="preserve">s = (-9 +/- sqrt(81 - 56))/4 = (-9 +/- 5)/4</w:t>
-      </w:r>
-    </w:p>
-    <w:p>
-      <w:pPr>
-        <w:spacing w:line="360" w:lineRule="auto" w:after="120"/>
-        <w:jc w:val="both"/>
-      </w:pPr>
-      <w:r>
-        <w:rPr>
-          <w:rFonts w:ascii="Arial" w:hAnsi="Arial" w:cs="Arial"/>
-          <w:b w:val="0"/>
-          <w:i w:val="0"/>
-          <w:sz w:val="22"/>
-        </w:rPr>
-        <w:t xml:space="preserve">Diperoleh s = -1 dan s = -3,5, keduanya nyata dan negatif.</w:t>
-      </w:r>
-    </w:p>
-    <w:p>
-      <w:pPr>
-        <w:spacing w:line="360" w:lineRule="auto" w:after="120"/>
-        <w:jc w:val="both"/>
-      </w:pPr>
-      <w:r>
-        <w:rPr>
-          <w:rFonts w:ascii="Arial" w:hAnsi="Arial" w:cs="Arial"/>
-          <w:b w:val="0"/>
-          <w:i w:val="0"/>
-          <w:sz w:val="22"/>
-        </w:rPr>
-        <w:t xml:space="preserve">6. Periksa gain arus searah</w:t>
-      </w:r>
-    </w:p>
-    <w:p>
-      <w:pPr>
-        <w:spacing w:before="40" w:after="120"/>
-        <w:jc w:val="center"/>
-      </w:pPr>
+        <w:t xml:space="preserve">G</w:t>
+      </w:r>
       <w:r>
         <w:rPr>
           <w:rFonts w:ascii="Arial" w:hAnsi="Arial" w:cs="Arial"/>
@@ -4361,8 +4706,455 @@
           <w:i/>
           <w:color w:val="305496"/>
           <w:sz w:val="22"/>
+          <w:vertAlign w:val="subscript"/>
+        </w:rPr>
+        <w:t xml:space="preserve">2</w:t>
+      </w:r>
+      <w:r>
+        <w:rPr>
+          <w:rFonts w:ascii="Arial" w:hAnsi="Arial" w:cs="Arial"/>
+          <w:b/>
+          <w:i/>
+          <w:color w:val="305496"/>
+          <w:sz w:val="22"/>
+        </w:rPr>
+        <w:t xml:space="preserve"> = 15/((2s+1)·(s+4))</w:t>
+      </w:r>
+      <w:r>
+        <w:rPr>
+          <w:rFonts w:ascii="Arial" w:hAnsi="Arial" w:cs="Arial"/>
+          <w:b/>
+          <w:i/>
+          <w:color w:val="305496"/>
+          <w:sz w:val="22"/>
+        </w:rPr>
+        <w:t xml:space="preserve">   (10)</w:t>
+      </w:r>
+    </w:p>
+    <w:p>
+      <w:pPr>
+        <w:spacing w:line="360" w:lineRule="auto" w:after="120"/>
+        <w:jc w:val="both"/>
+      </w:pPr>
+      <w:r>
+        <w:rPr>
+          <w:rFonts w:ascii="Arial" w:hAnsi="Arial" w:cs="Arial"/>
+          <w:b w:val="0"/>
+          <w:i w:val="0"/>
+          <w:sz w:val="22"/>
+        </w:rPr>
+        <w:t xml:space="preserve">Diandaikan tidak ada pembebanan antara kedua blok.</w:t>
+      </w:r>
+      <w:r>
+        <w:rPr>
+          <w:rFonts w:ascii="Arial" w:hAnsi="Arial" w:cs="Arial"/>
+          <w:b w:val="0"/>
+          <w:i w:val="0"/>
+          <w:sz w:val="22"/>
+        </w:rPr>
+        <w:t xml:space="preserve"> Persamaan (11) memadatkan aturan tersebut.</w:t>
+      </w:r>
+    </w:p>
+    <w:p>
+      <w:pPr>
+        <w:spacing w:line="360" w:lineRule="auto" w:after="120"/>
+        <w:jc w:val="both"/>
+      </w:pPr>
+      <w:r>
+        <w:rPr>
+          <w:rFonts w:ascii="Arial" w:hAnsi="Arial" w:cs="Arial"/>
+          <w:b w:val="0"/>
+          <w:i w:val="0"/>
+          <w:sz w:val="22"/>
+        </w:rPr>
+        <w:t xml:space="preserve">2. Uraikan penyebut</w:t>
+      </w:r>
+    </w:p>
+    <w:p>
+      <w:pPr>
+        <w:spacing w:before="40" w:after="120"/>
+        <w:jc w:val="center"/>
+      </w:pPr>
+      <w:r>
+        <w:rPr>
+          <w:rFonts w:ascii="Arial" w:hAnsi="Arial" w:cs="Arial"/>
+          <w:b/>
+          <w:i/>
+          <w:color w:val="305496"/>
+          <w:sz w:val="22"/>
+        </w:rPr>
+        <w:t xml:space="preserve">(2s+1)·(s+4) = 2s</w:t>
+      </w:r>
+      <w:r>
+        <w:rPr>
+          <w:rFonts w:ascii="Arial" w:hAnsi="Arial" w:cs="Arial"/>
+          <w:b/>
+          <w:i/>
+          <w:color w:val="305496"/>
+          <w:sz w:val="22"/>
+          <w:vertAlign w:val="superscript"/>
+        </w:rPr>
+        <w:t xml:space="preserve">2</w:t>
+      </w:r>
+      <w:r>
+        <w:rPr>
+          <w:rFonts w:ascii="Arial" w:hAnsi="Arial" w:cs="Arial"/>
+          <w:b/>
+          <w:i/>
+          <w:color w:val="305496"/>
+          <w:sz w:val="22"/>
+        </w:rPr>
+        <w:t xml:space="preserve"> + 9s + 4</w:t>
+      </w:r>
+      <w:r>
+        <w:rPr>
+          <w:rFonts w:ascii="Arial" w:hAnsi="Arial" w:cs="Arial"/>
+          <w:b/>
+          <w:i/>
+          <w:color w:val="305496"/>
+          <w:sz w:val="22"/>
+        </w:rPr>
+        <w:t xml:space="preserve">   (11)</w:t>
+      </w:r>
+    </w:p>
+    <w:p>
+      <w:pPr>
+        <w:spacing w:line="360" w:lineRule="auto" w:after="120"/>
+        <w:jc w:val="both"/>
+      </w:pPr>
+      <w:r>
+        <w:rPr>
+          <w:rFonts w:ascii="Arial" w:hAnsi="Arial" w:cs="Arial"/>
+          <w:b w:val="0"/>
+          <w:i w:val="0"/>
+          <w:sz w:val="22"/>
+        </w:rPr>
+        <w:t xml:space="preserve">Bentuk polinomial memudahkan langkah berikutnya.</w:t>
+      </w:r>
+      <w:r>
+        <w:rPr>
+          <w:rFonts w:ascii="Arial" w:hAnsi="Arial" w:cs="Arial"/>
+          <w:b w:val="0"/>
+          <w:i w:val="0"/>
+          <w:sz w:val="22"/>
+        </w:rPr>
+        <w:t xml:space="preserve"> Rangkuman kuantitatifnya tertulis pada Persamaan (12).</w:t>
+      </w:r>
+    </w:p>
+    <w:p>
+      <w:pPr>
+        <w:spacing w:line="360" w:lineRule="auto" w:after="120"/>
+        <w:jc w:val="both"/>
+      </w:pPr>
+      <w:r>
+        <w:rPr>
+          <w:rFonts w:ascii="Arial" w:hAnsi="Arial" w:cs="Arial"/>
+          <w:b w:val="0"/>
+          <w:i w:val="0"/>
+          <w:sz w:val="22"/>
+        </w:rPr>
+        <w:t xml:space="preserve">3. Bentuk loop tertutup</w:t>
+      </w:r>
+    </w:p>
+    <w:p>
+      <w:pPr>
+        <w:spacing w:before="40" w:after="120"/>
+        <w:jc w:val="center"/>
+      </w:pPr>
+      <w:r>
+        <w:rPr>
+          <w:rFonts w:ascii="Arial" w:hAnsi="Arial" w:cs="Arial"/>
+          <w:b/>
+          <w:i/>
+          <w:color w:val="305496"/>
+          <w:sz w:val="22"/>
+        </w:rPr>
+        <w:t xml:space="preserve">T = G/(1 + G·H) = 15/(2s</w:t>
+      </w:r>
+      <w:r>
+        <w:rPr>
+          <w:rFonts w:ascii="Arial" w:hAnsi="Arial" w:cs="Arial"/>
+          <w:b/>
+          <w:i/>
+          <w:color w:val="305496"/>
+          <w:sz w:val="22"/>
+          <w:vertAlign w:val="superscript"/>
+        </w:rPr>
+        <w:t xml:space="preserve">2</w:t>
+      </w:r>
+      <w:r>
+        <w:rPr>
+          <w:rFonts w:ascii="Arial" w:hAnsi="Arial" w:cs="Arial"/>
+          <w:b/>
+          <w:i/>
+          <w:color w:val="305496"/>
+          <w:sz w:val="22"/>
+        </w:rPr>
+        <w:t xml:space="preserve"> + 9s + 4 + 3)</w:t>
+      </w:r>
+      <w:r>
+        <w:rPr>
+          <w:rFonts w:ascii="Arial" w:hAnsi="Arial" w:cs="Arial"/>
+          <w:b/>
+          <w:i/>
+          <w:color w:val="305496"/>
+          <w:sz w:val="22"/>
+        </w:rPr>
+        <w:t xml:space="preserve">   (12)</w:t>
+      </w:r>
+    </w:p>
+    <w:p>
+      <w:pPr>
+        <w:spacing w:line="360" w:lineRule="auto" w:after="120"/>
+        <w:jc w:val="both"/>
+      </w:pPr>
+      <w:r>
+        <w:rPr>
+          <w:rFonts w:ascii="Arial" w:hAnsi="Arial" w:cs="Arial"/>
+          <w:b w:val="0"/>
+          <w:i w:val="0"/>
+          <w:sz w:val="22"/>
+        </w:rPr>
+        <w:t xml:space="preserve">G·H = 3/(2s</w:t>
+      </w:r>
+      <w:r>
+        <w:rPr>
+          <w:rFonts w:ascii="Arial" w:hAnsi="Arial" w:cs="Arial"/>
+          <w:b w:val="0"/>
+          <w:i w:val="0"/>
+          <w:sz w:val="22"/>
+          <w:vertAlign w:val="superscript"/>
+        </w:rPr>
+        <w:t xml:space="preserve">2</w:t>
+      </w:r>
+      <w:r>
+        <w:rPr>
+          <w:rFonts w:ascii="Arial" w:hAnsi="Arial" w:cs="Arial"/>
+          <w:b w:val="0"/>
+          <w:i w:val="0"/>
+          <w:sz w:val="22"/>
+        </w:rPr>
+        <w:t xml:space="preserve">+9s+4), sehingga penyebut bertambah 3.</w:t>
+      </w:r>
+      <w:r>
+        <w:rPr>
+          <w:rFonts w:ascii="Arial" w:hAnsi="Arial" w:cs="Arial"/>
+          <w:b w:val="0"/>
+          <w:i w:val="0"/>
+          <w:sz w:val="22"/>
+        </w:rPr>
+        <w:t xml:space="preserve"> Hubungan ini dirangkum dalam Persamaan (13).</w:t>
+      </w:r>
+    </w:p>
+    <w:p>
+      <w:pPr>
+        <w:spacing w:line="360" w:lineRule="auto" w:after="120"/>
+        <w:jc w:val="both"/>
+      </w:pPr>
+      <w:r>
+        <w:rPr>
+          <w:rFonts w:ascii="Arial" w:hAnsi="Arial" w:cs="Arial"/>
+          <w:b w:val="0"/>
+          <w:i w:val="0"/>
+          <w:sz w:val="22"/>
+        </w:rPr>
+        <w:t xml:space="preserve">4. Sederhanakan</w:t>
+      </w:r>
+    </w:p>
+    <w:p>
+      <w:pPr>
+        <w:spacing w:before="40" w:after="120"/>
+        <w:jc w:val="center"/>
+      </w:pPr>
+      <w:r>
+        <w:rPr>
+          <w:rFonts w:ascii="Arial" w:hAnsi="Arial" w:cs="Arial"/>
+          <w:b/>
+          <w:i/>
+          <w:color w:val="305496"/>
+          <w:sz w:val="22"/>
+        </w:rPr>
+        <w:t xml:space="preserve">T = 15/(2s</w:t>
+      </w:r>
+      <w:r>
+        <w:rPr>
+          <w:rFonts w:ascii="Arial" w:hAnsi="Arial" w:cs="Arial"/>
+          <w:b/>
+          <w:i/>
+          <w:color w:val="305496"/>
+          <w:sz w:val="22"/>
+          <w:vertAlign w:val="superscript"/>
+        </w:rPr>
+        <w:t xml:space="preserve">2</w:t>
+      </w:r>
+      <w:r>
+        <w:rPr>
+          <w:rFonts w:ascii="Arial" w:hAnsi="Arial" w:cs="Arial"/>
+          <w:b/>
+          <w:i/>
+          <w:color w:val="305496"/>
+          <w:sz w:val="22"/>
+        </w:rPr>
+        <w:t xml:space="preserve"> + 9s + 7)</w:t>
+      </w:r>
+      <w:r>
+        <w:rPr>
+          <w:rFonts w:ascii="Arial" w:hAnsi="Arial" w:cs="Arial"/>
+          <w:b/>
+          <w:i/>
+          <w:color w:val="305496"/>
+          <w:sz w:val="22"/>
+        </w:rPr>
+        <w:t xml:space="preserve">   (13)</w:t>
+      </w:r>
+    </w:p>
+    <w:p>
+      <w:pPr>
+        <w:spacing w:line="360" w:lineRule="auto" w:after="120"/>
+        <w:jc w:val="both"/>
+      </w:pPr>
+      <w:r>
+        <w:rPr>
+          <w:rFonts w:ascii="Arial" w:hAnsi="Arial" w:cs="Arial"/>
+          <w:b w:val="0"/>
+          <w:i w:val="0"/>
+          <w:sz w:val="22"/>
+        </w:rPr>
+        <w:t xml:space="preserve">Persamaan karakteristik loop tertutup adalah 2s</w:t>
+      </w:r>
+      <w:r>
+        <w:rPr>
+          <w:rFonts w:ascii="Arial" w:hAnsi="Arial" w:cs="Arial"/>
+          <w:b w:val="0"/>
+          <w:i w:val="0"/>
+          <w:sz w:val="22"/>
+          <w:vertAlign w:val="superscript"/>
+        </w:rPr>
+        <w:t xml:space="preserve">2</w:t>
+      </w:r>
+      <w:r>
+        <w:rPr>
+          <w:rFonts w:ascii="Arial" w:hAnsi="Arial" w:cs="Arial"/>
+          <w:b w:val="0"/>
+          <w:i w:val="0"/>
+          <w:sz w:val="22"/>
+        </w:rPr>
+        <w:t xml:space="preserve"> + 9s + 7 = 0.</w:t>
+      </w:r>
+      <w:r>
+        <w:rPr>
+          <w:rFonts w:ascii="Arial" w:hAnsi="Arial" w:cs="Arial"/>
+          <w:b w:val="0"/>
+          <w:i w:val="0"/>
+          <w:sz w:val="22"/>
+        </w:rPr>
+        <w:t xml:space="preserve"> Bentuk ringkasnya dituliskan pada Persamaan (14).</w:t>
+      </w:r>
+    </w:p>
+    <w:p>
+      <w:pPr>
+        <w:spacing w:line="360" w:lineRule="auto" w:after="120"/>
+        <w:jc w:val="both"/>
+      </w:pPr>
+      <w:r>
+        <w:rPr>
+          <w:rFonts w:ascii="Arial" w:hAnsi="Arial" w:cs="Arial"/>
+          <w:b w:val="0"/>
+          <w:i w:val="0"/>
+          <w:sz w:val="22"/>
+        </w:rPr>
+        <w:t xml:space="preserve">5. Cari pole tertutup</w:t>
+      </w:r>
+    </w:p>
+    <w:p>
+      <w:pPr>
+        <w:spacing w:before="40" w:after="120"/>
+        <w:jc w:val="center"/>
+      </w:pPr>
+      <w:r>
+        <w:rPr>
+          <w:rFonts w:ascii="Arial" w:hAnsi="Arial" w:cs="Arial"/>
+          <w:b/>
+          <w:i/>
+          <w:color w:val="305496"/>
+          <w:sz w:val="22"/>
+        </w:rPr>
+        <w:t xml:space="preserve">s = (-9 +/- √(81 - 56))/4 = (-9 +/- 5)/4</w:t>
+      </w:r>
+      <w:r>
+        <w:rPr>
+          <w:rFonts w:ascii="Arial" w:hAnsi="Arial" w:cs="Arial"/>
+          <w:b/>
+          <w:i/>
+          <w:color w:val="305496"/>
+          <w:sz w:val="22"/>
+        </w:rPr>
+        <w:t xml:space="preserve">   (14)</w:t>
+      </w:r>
+    </w:p>
+    <w:p>
+      <w:pPr>
+        <w:spacing w:line="360" w:lineRule="auto" w:after="120"/>
+        <w:jc w:val="both"/>
+      </w:pPr>
+      <w:r>
+        <w:rPr>
+          <w:rFonts w:ascii="Arial" w:hAnsi="Arial" w:cs="Arial"/>
+          <w:b w:val="0"/>
+          <w:i w:val="0"/>
+          <w:sz w:val="22"/>
+        </w:rPr>
+        <w:t xml:space="preserve">Diperoleh s = -1 dan s = -3,5, keduanya nyata dan negatif.</w:t>
+      </w:r>
+      <w:r>
+        <w:rPr>
+          <w:rFonts w:ascii="Arial" w:hAnsi="Arial" w:cs="Arial"/>
+          <w:b w:val="0"/>
+          <w:i w:val="0"/>
+          <w:sz w:val="22"/>
+        </w:rPr>
+        <w:t xml:space="preserve"> Persamaan (15) memadatkan aturan tersebut.</w:t>
+      </w:r>
+    </w:p>
+    <w:p>
+      <w:pPr>
+        <w:spacing w:line="360" w:lineRule="auto" w:after="120"/>
+        <w:jc w:val="both"/>
+      </w:pPr>
+      <w:r>
+        <w:rPr>
+          <w:rFonts w:ascii="Arial" w:hAnsi="Arial" w:cs="Arial"/>
+          <w:b w:val="0"/>
+          <w:i w:val="0"/>
+          <w:sz w:val="22"/>
+        </w:rPr>
+        <w:t xml:space="preserve">6. Periksa gain arus searah</w:t>
+      </w:r>
+    </w:p>
+    <w:p>
+      <w:pPr>
+        <w:spacing w:before="40" w:after="120"/>
+        <w:jc w:val="center"/>
+      </w:pPr>
+      <w:r>
+        <w:rPr>
+          <w:rFonts w:ascii="Arial" w:hAnsi="Arial" w:cs="Arial"/>
+          <w:b/>
+          <w:i/>
+          <w:color w:val="305496"/>
+          <w:sz w:val="22"/>
         </w:rPr>
         <w:t xml:space="preserve">T(0) = 15/7 = 2,143</w:t>
+      </w:r>
+      <w:r>
+        <w:rPr>
+          <w:rFonts w:ascii="Arial" w:hAnsi="Arial" w:cs="Arial"/>
+          <w:b/>
+          <w:i/>
+          <w:color w:val="305496"/>
+          <w:sz w:val="22"/>
+        </w:rPr>
+        <w:t xml:space="preserve">   (15)</w:t>
       </w:r>
     </w:p>
     <w:p>
@@ -5454,6 +6246,15 @@
           <w:sz w:val="22"/>
         </w:rPr>
         <w:t xml:space="preserve">Parameter acuan: Susunan acuan: dua blok seri G1 dan G2 pada lintasan maju, dengan umpan balik negatif melalui sensor H. Diandaikan tidak ada pembebanan antara G1 dan G2. Gunakan angka ini kecuali soal menyebut angka lain.</w:t>
+      </w:r>
+      <w:r>
+        <w:rPr>
+          <w:rFonts w:ascii="Arial" w:hAnsi="Arial" w:cs="Arial"/>
+          <w:b w:val="0"/>
+          <w:i w:val="0"/>
+          <w:sz w:val="22"/>
+        </w:rPr>
+        <w:t xml:space="preserve"> Rinciannya dirangkum pada Tabel 1.</w:t>
       </w:r>
     </w:p>
     <w:p>
@@ -5877,22 +6678,78 @@
           <w:i w:val="0"/>
           <w:sz w:val="22"/>
         </w:rPr>
-        <w:t xml:space="preserve">C4. Hitung error tunak terhadap step satuan, lalu nyatakan dalam persen. Cetak: e_ss dalam persen.</w:t>
-      </w:r>
-    </w:p>
-    <w:p>
-      <w:pPr>
-        <w:spacing w:line="360" w:lineRule="auto" w:after="120"/>
-        <w:jc w:val="both"/>
-      </w:pPr>
-      <w:r>
-        <w:rPr>
-          <w:rFonts w:ascii="Arial" w:hAnsi="Arial" w:cs="Arial"/>
-          <w:b w:val="0"/>
-          <w:i w:val="0"/>
-          <w:sz w:val="22"/>
-        </w:rPr>
-        <w:t xml:space="preserve">–  PETUNJUK: Langkah: 1) peroleh G pada s = 0. 2) hitung L = G x H. 3) e_ss = 1/(1 + L). 4) kalikan 100.</w:t>
+        <w:t xml:space="preserve">C4. Hitung error tunak terhadap step satuan, lalu nyatakan dalam persen. Cetak: </w:t>
+      </w:r>
+      <w:r>
+        <w:rPr>
+          <w:rFonts w:ascii="Arial" w:hAnsi="Arial" w:cs="Arial"/>
+          <w:b w:val="0"/>
+          <w:i w:val="0"/>
+          <w:sz w:val="22"/>
+        </w:rPr>
+        <w:t xml:space="preserve">e</w:t>
+      </w:r>
+      <w:r>
+        <w:rPr>
+          <w:rFonts w:ascii="Arial" w:hAnsi="Arial" w:cs="Arial"/>
+          <w:b w:val="0"/>
+          <w:i w:val="0"/>
+          <w:sz w:val="22"/>
+          <w:vertAlign w:val="subscript"/>
+        </w:rPr>
+        <w:t xml:space="preserve">ss</w:t>
+      </w:r>
+      <w:r>
+        <w:rPr>
+          <w:rFonts w:ascii="Arial" w:hAnsi="Arial" w:cs="Arial"/>
+          <w:b w:val="0"/>
+          <w:i w:val="0"/>
+          <w:sz w:val="22"/>
+        </w:rPr>
+        <w:t xml:space="preserve"> dalam persen.</w:t>
+      </w:r>
+    </w:p>
+    <w:p>
+      <w:pPr>
+        <w:spacing w:line="360" w:lineRule="auto" w:after="120"/>
+        <w:jc w:val="both"/>
+      </w:pPr>
+      <w:r>
+        <w:rPr>
+          <w:rFonts w:ascii="Arial" w:hAnsi="Arial" w:cs="Arial"/>
+          <w:b w:val="0"/>
+          <w:i w:val="0"/>
+          <w:sz w:val="22"/>
+        </w:rPr>
+        <w:t xml:space="preserve">–  PETUNJUK: Langkah: 1) peroleh G pada s = 0. 2) hitung L = G x H. 3) </w:t>
+      </w:r>
+      <w:r>
+        <w:rPr>
+          <w:rFonts w:ascii="Arial" w:hAnsi="Arial" w:cs="Arial"/>
+          <w:b w:val="0"/>
+          <w:i w:val="0"/>
+          <w:sz w:val="22"/>
+        </w:rPr>
+        <w:t xml:space="preserve">e</w:t>
+      </w:r>
+      <w:r>
+        <w:rPr>
+          <w:rFonts w:ascii="Arial" w:hAnsi="Arial" w:cs="Arial"/>
+          <w:b w:val="0"/>
+          <w:i w:val="0"/>
+          <w:sz w:val="22"/>
+          <w:vertAlign w:val="subscript"/>
+        </w:rPr>
+        <w:t xml:space="preserve">ss</w:t>
+      </w:r>
+      <w:r>
+        <w:rPr>
+          <w:rFonts w:ascii="Arial" w:hAnsi="Arial" w:cs="Arial"/>
+          <w:b w:val="0"/>
+          <w:i w:val="0"/>
+          <w:sz w:val="22"/>
+        </w:rPr>
+        <w:t xml:space="preserve"> = 1/(1 + L). 4) kalikan 100.</w:t>
       </w:r>
     </w:p>
     <w:p>
@@ -5967,7 +6824,7 @@
           <w:i w:val="0"/>
           <w:sz w:val="22"/>
         </w:rPr>
-        <w:t xml:space="preserve">C7. Dari pole dominan, hitung konstanta waktu loop tertutup dalam detik. Cetak: tau dominan.</w:t>
+        <w:t xml:space="preserve">C7. Dari pole dominan, hitung konstanta waktu loop tertutup dalam detik. Cetak: τ dominan.</w:t>
       </w:r>
     </w:p>
     <w:p>
@@ -5997,22 +6854,78 @@
           <w:i w:val="0"/>
           <w:sz w:val="22"/>
         </w:rPr>
-        <w:t xml:space="preserve">C8. Dari pole dominan, hitung waktu menetap pada pita dua persen, dalam detik. Cetak: t_s.</w:t>
-      </w:r>
-    </w:p>
-    <w:p>
-      <w:pPr>
-        <w:spacing w:line="360" w:lineRule="auto" w:after="120"/>
-        <w:jc w:val="both"/>
-      </w:pPr>
-      <w:r>
-        <w:rPr>
-          <w:rFonts w:ascii="Arial" w:hAnsi="Arial" w:cs="Arial"/>
-          <w:b w:val="0"/>
-          <w:i w:val="0"/>
-          <w:sz w:val="22"/>
-        </w:rPr>
-        <w:t xml:space="preserve">–  PETUNJUK: Langkah: 1) cari pole dominan. 2) hitung konstanta waktunya. 3) t_s = 4 x konstanta waktu.</w:t>
+        <w:t xml:space="preserve">C8. Dari pole dominan, hitung waktu menetap pada pita dua persen, dalam detik. Cetak: </w:t>
+      </w:r>
+      <w:r>
+        <w:rPr>
+          <w:rFonts w:ascii="Arial" w:hAnsi="Arial" w:cs="Arial"/>
+          <w:b w:val="0"/>
+          <w:i w:val="0"/>
+          <w:sz w:val="22"/>
+        </w:rPr>
+        <w:t xml:space="preserve">t</w:t>
+      </w:r>
+      <w:r>
+        <w:rPr>
+          <w:rFonts w:ascii="Arial" w:hAnsi="Arial" w:cs="Arial"/>
+          <w:b w:val="0"/>
+          <w:i w:val="0"/>
+          <w:sz w:val="22"/>
+          <w:vertAlign w:val="subscript"/>
+        </w:rPr>
+        <w:t xml:space="preserve">s</w:t>
+      </w:r>
+      <w:r>
+        <w:rPr>
+          <w:rFonts w:ascii="Arial" w:hAnsi="Arial" w:cs="Arial"/>
+          <w:b w:val="0"/>
+          <w:i w:val="0"/>
+          <w:sz w:val="22"/>
+        </w:rPr>
+        <w:t xml:space="preserve">.</w:t>
+      </w:r>
+    </w:p>
+    <w:p>
+      <w:pPr>
+        <w:spacing w:line="360" w:lineRule="auto" w:after="120"/>
+        <w:jc w:val="both"/>
+      </w:pPr>
+      <w:r>
+        <w:rPr>
+          <w:rFonts w:ascii="Arial" w:hAnsi="Arial" w:cs="Arial"/>
+          <w:b w:val="0"/>
+          <w:i w:val="0"/>
+          <w:sz w:val="22"/>
+        </w:rPr>
+        <w:t xml:space="preserve">–  PETUNJUK: Langkah: 1) cari pole dominan. 2) hitung konstanta waktunya. 3) </w:t>
+      </w:r>
+      <w:r>
+        <w:rPr>
+          <w:rFonts w:ascii="Arial" w:hAnsi="Arial" w:cs="Arial"/>
+          <w:b w:val="0"/>
+          <w:i w:val="0"/>
+          <w:sz w:val="22"/>
+        </w:rPr>
+        <w:t xml:space="preserve">t</w:t>
+      </w:r>
+      <w:r>
+        <w:rPr>
+          <w:rFonts w:ascii="Arial" w:hAnsi="Arial" w:cs="Arial"/>
+          <w:b w:val="0"/>
+          <w:i w:val="0"/>
+          <w:sz w:val="22"/>
+          <w:vertAlign w:val="subscript"/>
+        </w:rPr>
+        <w:t xml:space="preserve">s</w:t>
+      </w:r>
+      <w:r>
+        <w:rPr>
+          <w:rFonts w:ascii="Arial" w:hAnsi="Arial" w:cs="Arial"/>
+          <w:b w:val="0"/>
+          <w:i w:val="0"/>
+          <w:sz w:val="22"/>
+        </w:rPr>
+        <w:t xml:space="preserve"> = 4 x konstanta waktu.</w:t>
       </w:r>
     </w:p>
     <w:p>
@@ -6118,37 +7031,197 @@
           <w:i w:val="0"/>
           <w:sz w:val="22"/>
         </w:rPr>
-        <w:t xml:space="preserve">–  PETUNJUK: Langkah: 1) susun penyebut tertutup dengan H = 1 dan penguat Kc. 2) kenali wn^2 sebagai suku konstanta. 3) kenali 2*z*wn sebagai koefisien s. 4) turunkan z = 4/wn. 5) dari z = 0,7 peroleh wn. 6) kembalikan wn ke Kc lewat wn^2 = 12 + 12Kc.</w:t>
-      </w:r>
-    </w:p>
-    <w:p>
-      <w:pPr>
-        <w:spacing w:line="360" w:lineRule="auto" w:after="120"/>
-        <w:jc w:val="both"/>
-      </w:pPr>
-      <w:r>
-        <w:rPr>
-          <w:rFonts w:ascii="Arial" w:hAnsi="Arial" w:cs="Arial"/>
-          <w:b w:val="0"/>
-          <w:i w:val="0"/>
-          <w:sz w:val="22"/>
-        </w:rPr>
-        <w:t xml:space="preserve">C12 (Lanjut). Dengan Kc hasil soal sebelumnya, hitung waktu puncak t_p dalam detik. Cetak: t_p.</w:t>
-      </w:r>
-    </w:p>
-    <w:p>
-      <w:pPr>
-        <w:spacing w:line="360" w:lineRule="auto" w:after="120"/>
-        <w:jc w:val="both"/>
-      </w:pPr>
-      <w:r>
-        <w:rPr>
-          <w:rFonts w:ascii="Arial" w:hAnsi="Arial" w:cs="Arial"/>
-          <w:b w:val="0"/>
-          <w:i w:val="0"/>
-          <w:sz w:val="22"/>
-        </w:rPr>
-        <w:t xml:space="preserve">–  PETUNJUK: Langkah: 1) ambil Kc hasil soal sebelumnya. 2) hitung wn^2 = 12 + 12Kc. 3) hitung wn. 4) hitung z = 4/wn. 5) wd = wn x sqrt(1 - z^2). 6) t_p = pi/wd.</w:t>
+        <w:t xml:space="preserve">–  PETUNJUK: Langkah: 1) susun penyebut tertutup dengan H = 1 dan penguat Kc. 2) kenali wn</w:t>
+      </w:r>
+      <w:r>
+        <w:rPr>
+          <w:rFonts w:ascii="Arial" w:hAnsi="Arial" w:cs="Arial"/>
+          <w:b w:val="0"/>
+          <w:i w:val="0"/>
+          <w:sz w:val="22"/>
+          <w:vertAlign w:val="superscript"/>
+        </w:rPr>
+        <w:t xml:space="preserve">2</w:t>
+      </w:r>
+      <w:r>
+        <w:rPr>
+          <w:rFonts w:ascii="Arial" w:hAnsi="Arial" w:cs="Arial"/>
+          <w:b w:val="0"/>
+          <w:i w:val="0"/>
+          <w:sz w:val="22"/>
+        </w:rPr>
+        <w:t xml:space="preserve"> sebagai suku konstanta. 3) kenali 2·z·wn sebagai koefisien s. 4) turunkan z = 4/wn. 5) dari z = 0,7 peroleh wn. 6) kembalikan wn ke Kc lewat wn</w:t>
+      </w:r>
+      <w:r>
+        <w:rPr>
+          <w:rFonts w:ascii="Arial" w:hAnsi="Arial" w:cs="Arial"/>
+          <w:b w:val="0"/>
+          <w:i w:val="0"/>
+          <w:sz w:val="22"/>
+          <w:vertAlign w:val="superscript"/>
+        </w:rPr>
+        <w:t xml:space="preserve">2</w:t>
+      </w:r>
+      <w:r>
+        <w:rPr>
+          <w:rFonts w:ascii="Arial" w:hAnsi="Arial" w:cs="Arial"/>
+          <w:b w:val="0"/>
+          <w:i w:val="0"/>
+          <w:sz w:val="22"/>
+        </w:rPr>
+        <w:t xml:space="preserve"> = 12 + 12Kc.</w:t>
+      </w:r>
+    </w:p>
+    <w:p>
+      <w:pPr>
+        <w:spacing w:line="360" w:lineRule="auto" w:after="120"/>
+        <w:jc w:val="both"/>
+      </w:pPr>
+      <w:r>
+        <w:rPr>
+          <w:rFonts w:ascii="Arial" w:hAnsi="Arial" w:cs="Arial"/>
+          <w:b w:val="0"/>
+          <w:i w:val="0"/>
+          <w:sz w:val="22"/>
+        </w:rPr>
+        <w:t xml:space="preserve">C12 (Lanjut). Dengan Kc hasil soal sebelumnya, hitung waktu puncak </w:t>
+      </w:r>
+      <w:r>
+        <w:rPr>
+          <w:rFonts w:ascii="Arial" w:hAnsi="Arial" w:cs="Arial"/>
+          <w:b w:val="0"/>
+          <w:i w:val="0"/>
+          <w:sz w:val="22"/>
+        </w:rPr>
+        <w:t xml:space="preserve">t</w:t>
+      </w:r>
+      <w:r>
+        <w:rPr>
+          <w:rFonts w:ascii="Arial" w:hAnsi="Arial" w:cs="Arial"/>
+          <w:b w:val="0"/>
+          <w:i w:val="0"/>
+          <w:sz w:val="22"/>
+          <w:vertAlign w:val="subscript"/>
+        </w:rPr>
+        <w:t xml:space="preserve">p</w:t>
+      </w:r>
+      <w:r>
+        <w:rPr>
+          <w:rFonts w:ascii="Arial" w:hAnsi="Arial" w:cs="Arial"/>
+          <w:b w:val="0"/>
+          <w:i w:val="0"/>
+          <w:sz w:val="22"/>
+        </w:rPr>
+        <w:t xml:space="preserve"> dalam detik. Cetak: </w:t>
+      </w:r>
+      <w:r>
+        <w:rPr>
+          <w:rFonts w:ascii="Arial" w:hAnsi="Arial" w:cs="Arial"/>
+          <w:b w:val="0"/>
+          <w:i w:val="0"/>
+          <w:sz w:val="22"/>
+        </w:rPr>
+        <w:t xml:space="preserve">t</w:t>
+      </w:r>
+      <w:r>
+        <w:rPr>
+          <w:rFonts w:ascii="Arial" w:hAnsi="Arial" w:cs="Arial"/>
+          <w:b w:val="0"/>
+          <w:i w:val="0"/>
+          <w:sz w:val="22"/>
+          <w:vertAlign w:val="subscript"/>
+        </w:rPr>
+        <w:t xml:space="preserve">p</w:t>
+      </w:r>
+      <w:r>
+        <w:rPr>
+          <w:rFonts w:ascii="Arial" w:hAnsi="Arial" w:cs="Arial"/>
+          <w:b w:val="0"/>
+          <w:i w:val="0"/>
+          <w:sz w:val="22"/>
+        </w:rPr>
+        <w:t xml:space="preserve">.</w:t>
+      </w:r>
+    </w:p>
+    <w:p>
+      <w:pPr>
+        <w:spacing w:line="360" w:lineRule="auto" w:after="120"/>
+        <w:jc w:val="both"/>
+      </w:pPr>
+      <w:r>
+        <w:rPr>
+          <w:rFonts w:ascii="Arial" w:hAnsi="Arial" w:cs="Arial"/>
+          <w:b w:val="0"/>
+          <w:i w:val="0"/>
+          <w:sz w:val="22"/>
+        </w:rPr>
+        <w:t xml:space="preserve">–  PETUNJUK: Langkah: 1) ambil Kc hasil soal sebelumnya. 2) hitung wn</w:t>
+      </w:r>
+      <w:r>
+        <w:rPr>
+          <w:rFonts w:ascii="Arial" w:hAnsi="Arial" w:cs="Arial"/>
+          <w:b w:val="0"/>
+          <w:i w:val="0"/>
+          <w:sz w:val="22"/>
+          <w:vertAlign w:val="superscript"/>
+        </w:rPr>
+        <w:t xml:space="preserve">2</w:t>
+      </w:r>
+      <w:r>
+        <w:rPr>
+          <w:rFonts w:ascii="Arial" w:hAnsi="Arial" w:cs="Arial"/>
+          <w:b w:val="0"/>
+          <w:i w:val="0"/>
+          <w:sz w:val="22"/>
+        </w:rPr>
+        <w:t xml:space="preserve"> = 12 + 12Kc. 3) hitung wn. 4) hitung z = 4/wn. 5) wd = wn x √(1 - z</w:t>
+      </w:r>
+      <w:r>
+        <w:rPr>
+          <w:rFonts w:ascii="Arial" w:hAnsi="Arial" w:cs="Arial"/>
+          <w:b w:val="0"/>
+          <w:i w:val="0"/>
+          <w:sz w:val="22"/>
+          <w:vertAlign w:val="superscript"/>
+        </w:rPr>
+        <w:t xml:space="preserve">2</w:t>
+      </w:r>
+      <w:r>
+        <w:rPr>
+          <w:rFonts w:ascii="Arial" w:hAnsi="Arial" w:cs="Arial"/>
+          <w:b w:val="0"/>
+          <w:i w:val="0"/>
+          <w:sz w:val="22"/>
+        </w:rPr>
+        <w:t xml:space="preserve">). 6) </w:t>
+      </w:r>
+      <w:r>
+        <w:rPr>
+          <w:rFonts w:ascii="Arial" w:hAnsi="Arial" w:cs="Arial"/>
+          <w:b w:val="0"/>
+          <w:i w:val="0"/>
+          <w:sz w:val="22"/>
+        </w:rPr>
+        <w:t xml:space="preserve">t</w:t>
+      </w:r>
+      <w:r>
+        <w:rPr>
+          <w:rFonts w:ascii="Arial" w:hAnsi="Arial" w:cs="Arial"/>
+          <w:b w:val="0"/>
+          <w:i w:val="0"/>
+          <w:sz w:val="22"/>
+          <w:vertAlign w:val="subscript"/>
+        </w:rPr>
+        <w:t xml:space="preserve">p</w:t>
+      </w:r>
+      <w:r>
+        <w:rPr>
+          <w:rFonts w:ascii="Arial" w:hAnsi="Arial" w:cs="Arial"/>
+          <w:b w:val="0"/>
+          <w:i w:val="0"/>
+          <w:sz w:val="22"/>
+        </w:rPr>
+        <w:t xml:space="preserve"> = π/wd.</w:t>
       </w:r>
     </w:p>
     <w:p>
@@ -6178,37 +7251,140 @@
           <w:i w:val="0"/>
           <w:sz w:val="22"/>
         </w:rPr>
-        <w:t xml:space="preserve">–  PETUNJUK: Langkah: 1) ambil Kc yang sama. 2) hitung wn dan z. 3) hitung sqrt(1 - z^2). 4) hitung Mp untuk memeriksa rancangan. 5) hitung z x wn. 6) t_s = 4/(z x wn).</w:t>
-      </w:r>
-    </w:p>
-    <w:p>
-      <w:pPr>
-        <w:spacing w:line="360" w:lineRule="auto" w:after="120"/>
-        <w:jc w:val="both"/>
-      </w:pPr>
-      <w:r>
-        <w:rPr>
-          <w:rFonts w:ascii="Arial" w:hAnsi="Arial" w:cs="Arial"/>
-          <w:b w:val="0"/>
-          <w:i w:val="0"/>
-          <w:sz w:val="22"/>
-        </w:rPr>
-        <w:t xml:space="preserve">C14 (Lanjut). Dengan Kc yang sama dan H = 1, hitung error tunak terhadap step satuan, dinyatakan dalam persen. Cetak: e_ss dalam persen.</w:t>
-      </w:r>
-    </w:p>
-    <w:p>
-      <w:pPr>
-        <w:spacing w:line="360" w:lineRule="auto" w:after="120"/>
-        <w:jc w:val="both"/>
-      </w:pPr>
-      <w:r>
-        <w:rPr>
-          <w:rFonts w:ascii="Arial" w:hAnsi="Arial" w:cs="Arial"/>
-          <w:b w:val="0"/>
-          <w:i w:val="0"/>
-          <w:sz w:val="22"/>
-        </w:rPr>
-        <w:t xml:space="preserve">–  PETUNJUK: Langkah: 1) hitung G1 dan G2 pada s = 0. 2) kalikan menjadi G. 3) ambil Kc yang sama. 4) hitung L = Kc x G x H dengan H = 1. 5) e_ss = 1/(1 + L). 6) kalikan 100.</w:t>
+        <w:t xml:space="preserve">–  PETUNJUK: Langkah: 1) ambil Kc yang sama. 2) hitung wn dan z. 3) hitung √(1 - z</w:t>
+      </w:r>
+      <w:r>
+        <w:rPr>
+          <w:rFonts w:ascii="Arial" w:hAnsi="Arial" w:cs="Arial"/>
+          <w:b w:val="0"/>
+          <w:i w:val="0"/>
+          <w:sz w:val="22"/>
+          <w:vertAlign w:val="superscript"/>
+        </w:rPr>
+        <w:t xml:space="preserve">2</w:t>
+      </w:r>
+      <w:r>
+        <w:rPr>
+          <w:rFonts w:ascii="Arial" w:hAnsi="Arial" w:cs="Arial"/>
+          <w:b w:val="0"/>
+          <w:i w:val="0"/>
+          <w:sz w:val="22"/>
+        </w:rPr>
+        <w:t xml:space="preserve">). 4) hitung Mp untuk memeriksa rancangan. 5) hitung z x wn. 6) </w:t>
+      </w:r>
+      <w:r>
+        <w:rPr>
+          <w:rFonts w:ascii="Arial" w:hAnsi="Arial" w:cs="Arial"/>
+          <w:b w:val="0"/>
+          <w:i w:val="0"/>
+          <w:sz w:val="22"/>
+        </w:rPr>
+        <w:t xml:space="preserve">t</w:t>
+      </w:r>
+      <w:r>
+        <w:rPr>
+          <w:rFonts w:ascii="Arial" w:hAnsi="Arial" w:cs="Arial"/>
+          <w:b w:val="0"/>
+          <w:i w:val="0"/>
+          <w:sz w:val="22"/>
+          <w:vertAlign w:val="subscript"/>
+        </w:rPr>
+        <w:t xml:space="preserve">s</w:t>
+      </w:r>
+      <w:r>
+        <w:rPr>
+          <w:rFonts w:ascii="Arial" w:hAnsi="Arial" w:cs="Arial"/>
+          <w:b w:val="0"/>
+          <w:i w:val="0"/>
+          <w:sz w:val="22"/>
+        </w:rPr>
+        <w:t xml:space="preserve"> = 4/(z x wn).</w:t>
+      </w:r>
+    </w:p>
+    <w:p>
+      <w:pPr>
+        <w:spacing w:line="360" w:lineRule="auto" w:after="120"/>
+        <w:jc w:val="both"/>
+      </w:pPr>
+      <w:r>
+        <w:rPr>
+          <w:rFonts w:ascii="Arial" w:hAnsi="Arial" w:cs="Arial"/>
+          <w:b w:val="0"/>
+          <w:i w:val="0"/>
+          <w:sz w:val="22"/>
+        </w:rPr>
+        <w:t xml:space="preserve">C14 (Lanjut). Dengan Kc yang sama dan H = 1, hitung error tunak terhadap step satuan, dinyatakan dalam persen. Cetak: </w:t>
+      </w:r>
+      <w:r>
+        <w:rPr>
+          <w:rFonts w:ascii="Arial" w:hAnsi="Arial" w:cs="Arial"/>
+          <w:b w:val="0"/>
+          <w:i w:val="0"/>
+          <w:sz w:val="22"/>
+        </w:rPr>
+        <w:t xml:space="preserve">e</w:t>
+      </w:r>
+      <w:r>
+        <w:rPr>
+          <w:rFonts w:ascii="Arial" w:hAnsi="Arial" w:cs="Arial"/>
+          <w:b w:val="0"/>
+          <w:i w:val="0"/>
+          <w:sz w:val="22"/>
+          <w:vertAlign w:val="subscript"/>
+        </w:rPr>
+        <w:t xml:space="preserve">ss</w:t>
+      </w:r>
+      <w:r>
+        <w:rPr>
+          <w:rFonts w:ascii="Arial" w:hAnsi="Arial" w:cs="Arial"/>
+          <w:b w:val="0"/>
+          <w:i w:val="0"/>
+          <w:sz w:val="22"/>
+        </w:rPr>
+        <w:t xml:space="preserve"> dalam persen.</w:t>
+      </w:r>
+    </w:p>
+    <w:p>
+      <w:pPr>
+        <w:spacing w:line="360" w:lineRule="auto" w:after="120"/>
+        <w:jc w:val="both"/>
+      </w:pPr>
+      <w:r>
+        <w:rPr>
+          <w:rFonts w:ascii="Arial" w:hAnsi="Arial" w:cs="Arial"/>
+          <w:b w:val="0"/>
+          <w:i w:val="0"/>
+          <w:sz w:val="22"/>
+        </w:rPr>
+        <w:t xml:space="preserve">–  PETUNJUK: Langkah: 1) hitung G1 dan G2 pada s = 0. 2) kalikan menjadi G. 3) ambil Kc yang sama. 4) hitung L = Kc x G x H dengan H = 1. 5) </w:t>
+      </w:r>
+      <w:r>
+        <w:rPr>
+          <w:rFonts w:ascii="Arial" w:hAnsi="Arial" w:cs="Arial"/>
+          <w:b w:val="0"/>
+          <w:i w:val="0"/>
+          <w:sz w:val="22"/>
+        </w:rPr>
+        <w:t xml:space="preserve">e</w:t>
+      </w:r>
+      <w:r>
+        <w:rPr>
+          <w:rFonts w:ascii="Arial" w:hAnsi="Arial" w:cs="Arial"/>
+          <w:b w:val="0"/>
+          <w:i w:val="0"/>
+          <w:sz w:val="22"/>
+          <w:vertAlign w:val="subscript"/>
+        </w:rPr>
+        <w:t xml:space="preserve">ss</w:t>
+      </w:r>
+      <w:r>
+        <w:rPr>
+          <w:rFonts w:ascii="Arial" w:hAnsi="Arial" w:cs="Arial"/>
+          <w:b w:val="0"/>
+          <w:i w:val="0"/>
+          <w:sz w:val="22"/>
+        </w:rPr>
+        <w:t xml:space="preserve"> = 1/(1 + L). 6) kalikan 100.</w:t>
       </w:r>
     </w:p>
     <w:p>
@@ -6238,7 +7414,73 @@
           <w:i w:val="0"/>
           <w:sz w:val="22"/>
         </w:rPr>
-        <w:t xml:space="preserve">–  PETUNJUK: Langkah: 1) tulis e_ss = 1/(1 + Kc x G) dengan G pada s = 0. 2) samakan dengan 0,10. 3) selesaikan Kc. 4) hitung wn^2 = 12 + 12Kc lalu wn. 5) hitung z = 4/wn. 6) Mp = exp(-pi*z/sqrt(1-z^2)) lalu kalikan 100.</w:t>
+        <w:t xml:space="preserve">–  PETUNJUK: Langkah: 1) tulis </w:t>
+      </w:r>
+      <w:r>
+        <w:rPr>
+          <w:rFonts w:ascii="Arial" w:hAnsi="Arial" w:cs="Arial"/>
+          <w:b w:val="0"/>
+          <w:i w:val="0"/>
+          <w:sz w:val="22"/>
+        </w:rPr>
+        <w:t xml:space="preserve">e</w:t>
+      </w:r>
+      <w:r>
+        <w:rPr>
+          <w:rFonts w:ascii="Arial" w:hAnsi="Arial" w:cs="Arial"/>
+          <w:b w:val="0"/>
+          <w:i w:val="0"/>
+          <w:sz w:val="22"/>
+          <w:vertAlign w:val="subscript"/>
+        </w:rPr>
+        <w:t xml:space="preserve">ss</w:t>
+      </w:r>
+      <w:r>
+        <w:rPr>
+          <w:rFonts w:ascii="Arial" w:hAnsi="Arial" w:cs="Arial"/>
+          <w:b w:val="0"/>
+          <w:i w:val="0"/>
+          <w:sz w:val="22"/>
+        </w:rPr>
+        <w:t xml:space="preserve"> = 1/(1 + Kc x G) dengan G pada s = 0. 2) samakan dengan 0,10. 3) selesaikan Kc. 4) hitung wn</w:t>
+      </w:r>
+      <w:r>
+        <w:rPr>
+          <w:rFonts w:ascii="Arial" w:hAnsi="Arial" w:cs="Arial"/>
+          <w:b w:val="0"/>
+          <w:i w:val="0"/>
+          <w:sz w:val="22"/>
+          <w:vertAlign w:val="superscript"/>
+        </w:rPr>
+        <w:t xml:space="preserve">2</w:t>
+      </w:r>
+      <w:r>
+        <w:rPr>
+          <w:rFonts w:ascii="Arial" w:hAnsi="Arial" w:cs="Arial"/>
+          <w:b w:val="0"/>
+          <w:i w:val="0"/>
+          <w:sz w:val="22"/>
+        </w:rPr>
+        <w:t xml:space="preserve"> = 12 + 12Kc lalu wn. 5) hitung z = 4/wn. 6) Mp = exp(-π·z/√(1-z</w:t>
+      </w:r>
+      <w:r>
+        <w:rPr>
+          <w:rFonts w:ascii="Arial" w:hAnsi="Arial" w:cs="Arial"/>
+          <w:b w:val="0"/>
+          <w:i w:val="0"/>
+          <w:sz w:val="22"/>
+          <w:vertAlign w:val="superscript"/>
+        </w:rPr>
+        <w:t xml:space="preserve">2</w:t>
+      </w:r>
+      <w:r>
+        <w:rPr>
+          <w:rFonts w:ascii="Arial" w:hAnsi="Arial" w:cs="Arial"/>
+          <w:b w:val="0"/>
+          <w:i w:val="0"/>
+          <w:sz w:val="22"/>
+        </w:rPr>
+        <w:t xml:space="preserve">)) lalu kalikan 100.</w:t>
       </w:r>
     </w:p>
     <w:p>

--- a/Sistem-Kendali-Cerdas/Modul-Word/Modul-4-Fungsi-Transfer-dan-Diagram-Blok.docx
+++ b/Sistem-Kendali-Cerdas/Modul-Word/Modul-4-Fungsi-Transfer-dan-Diagram-Blok.docx
@@ -2934,6 +2934,15 @@
         </w:rPr>
         <w:t xml:space="preserve">Pada sistem mekanik, pembebanan muncul sebagai reaksi dari beban terhadap penggerak. Gearbox dan poros elastis mengubah inersia efektif yang dirasakan motor, sehingga model motor yang diukur tanpa beban tidak berlaku lagi setelah beban terpasang. Mengabaikannya menghasilkan penyetelan yang tampak benar di meja uji namun meleset di mesin sesungguhnya.</w:t>
       </w:r>
+      <w:r>
+        <w:rPr>
+          <w:rFonts w:ascii="Arial" w:hAnsi="Arial" w:cs="Arial"/>
+          <w:b w:val="0"/>
+          <w:i w:val="0"/>
+          <w:sz w:val="22"/>
+        </w:rPr>
+        <w:t xml:space="preserve"> Bentuk ringkasnya dituliskan pada Persamaan (2).</w:t>
+      </w:r>
     </w:p>
     <w:p>
       <w:pPr>
@@ -3042,6 +3051,16 @@
           <w:sz w:val="22"/>
         </w:rPr>
         <w:t xml:space="preserve"> hanya bila blok kedua tidak membebani blok pertama</w:t>
+      </w:r>
+      <w:r>
+        <w:rPr>
+          <w:rFonts w:ascii="Arial" w:hAnsi="Arial" w:cs="Arial"/>
+          <w:b/>
+          <w:i/>
+          <w:color w:val="305496"/>
+          <w:sz w:val="22"/>
+        </w:rPr>
+        <w:t xml:space="preserve">   (2)</w:t>
       </w:r>
     </w:p>
     <w:p>
@@ -3198,7 +3217,7 @@
           <w:i w:val="0"/>
           <w:sz w:val="22"/>
         </w:rPr>
-        <w:t xml:space="preserve"> Bentuk ringkasnya dituliskan pada Persamaan (2).</w:t>
+        <w:t xml:space="preserve"> Persamaan (3) memadatkan aturan tersebut.</w:t>
       </w:r>
     </w:p>
     <w:p>
@@ -3317,7 +3336,7 @@
           <w:color w:val="305496"/>
           <w:sz w:val="22"/>
         </w:rPr>
-        <w:t xml:space="preserve">   (2)</w:t>
+        <w:t xml:space="preserve">   (3)</w:t>
       </w:r>
     </w:p>
     <w:p>
@@ -3494,7 +3513,7 @@
           <w:i w:val="0"/>
           <w:sz w:val="22"/>
         </w:rPr>
-        <w:t xml:space="preserve"> Persamaan (3) memadatkan aturan tersebut.</w:t>
+        <w:t xml:space="preserve"> Rangkuman kuantitatifnya tertulis pada Persamaan (4).</w:t>
       </w:r>
     </w:p>
     <w:p>
@@ -3520,7 +3539,7 @@
           <w:color w:val="305496"/>
           <w:sz w:val="22"/>
         </w:rPr>
-        <w:t xml:space="preserve">   (3)</w:t>
+        <w:t xml:space="preserve">   (4)</w:t>
       </w:r>
     </w:p>
     <w:p>
@@ -3677,7 +3696,7 @@
           <w:i w:val="0"/>
           <w:sz w:val="22"/>
         </w:rPr>
-        <w:t xml:space="preserve"> Rangkuman kuantitatifnya tertulis pada Persamaan (4).</w:t>
+        <w:t xml:space="preserve"> Hubungan ini dirangkum dalam Persamaan (5).</w:t>
       </w:r>
     </w:p>
     <w:p>
@@ -3796,7 +3815,7 @@
           <w:color w:val="305496"/>
           <w:sz w:val="22"/>
         </w:rPr>
-        <w:t xml:space="preserve">   (4)</w:t>
+        <w:t xml:space="preserve">   (5)</w:t>
       </w:r>
     </w:p>
     <w:p>
@@ -3873,6 +3892,15 @@
           <w:sz w:val="22"/>
         </w:rPr>
         <w:t xml:space="preserve">Zero di sebelah kiri sumbu imajiner tidak menimbulkan gejala itu, namun tetap mengubah bentuk respons dengan menaikkan overshoot dan mempercepat kenaikan awal. Karena itu memperkirakan respons hanya dari letak pole tanpa memperhatikan zero sering meleset, terutama bila zero-nya dekat dengan pole dominan.</w:t>
+      </w:r>
+      <w:r>
+        <w:rPr>
+          <w:rFonts w:ascii="Arial" w:hAnsi="Arial" w:cs="Arial"/>
+          <w:b w:val="0"/>
+          <w:i w:val="0"/>
+          <w:sz w:val="22"/>
+        </w:rPr>
+        <w:t xml:space="preserve"> Bentuk ringkasnya dituliskan pada Persamaan (6).</w:t>
       </w:r>
     </w:p>
     <w:p>
@@ -3890,88 +3918,6 @@
         </w:rPr>
         <w:t xml:space="preserve">zero muncul dari beberapa jalur; zero kanan = gerak awal berlawanan arah</w:t>
       </w:r>
-    </w:p>
-    <w:p>
-      <w:pPr>
-        <w:keepNext/>
-        <w:spacing w:before="200" w:after="80"/>
-      </w:pPr>
-      <w:r>
-        <w:rPr>
-          <w:rFonts w:ascii="Arial" w:hAnsi="Arial" w:cs="Arial"/>
-          <w:b/>
-          <w:i w:val="0"/>
-          <w:color w:val="2E4A7A"/>
-          <w:sz w:val="24"/>
-        </w:rPr>
-        <w:t xml:space="preserve">Dari Diagram Blok ke Kode Simulasi</w:t>
-      </w:r>
-    </w:p>
-    <w:p>
-      <w:pPr>
-        <w:spacing w:line="360" w:lineRule="auto" w:after="120"/>
-        <w:jc w:val="both"/>
-      </w:pPr>
-      <w:r>
-        <w:rPr>
-          <w:rFonts w:ascii="Arial" w:hAnsi="Arial" w:cs="Arial"/>
-          <w:b w:val="0"/>
-          <w:i w:val="0"/>
-          <w:sz w:val="22"/>
-        </w:rPr>
-        <w:t xml:space="preserve">Diagram blok yang sudah benar dapat diterjemahkan langsung menjadi kode simulasi tanpa melewati fungsi transfer sama sekali. Caranya menetapkan satu variabel keadaan untuk setiap integrator pada diagram, lalu menuliskan persamaan turunan tiap keadaan dari sinyal yang masuk ke integrator itu.</w:t>
-      </w:r>
-    </w:p>
-    <w:p>
-      <w:pPr>
-        <w:spacing w:line="360" w:lineRule="auto" w:after="120"/>
-        <w:jc w:val="both"/>
-      </w:pPr>
-      <w:r>
-        <w:rPr>
-          <w:rFonts w:ascii="Arial" w:hAnsi="Arial" w:cs="Arial"/>
-          <w:b w:val="0"/>
-          <w:i w:val="0"/>
-          <w:sz w:val="22"/>
-        </w:rPr>
-        <w:t xml:space="preserve">Cara ini punya dua keunggulan. Pertama, nonlinieritas seperti kejenuhan actuator dan daerah mati dapat disisipkan tepat di tempatnya pada diagram, sesuatu yang tidak mungkin dilakukan pada fungsi transfer. Kedua, seluruh sinyal antara tetap dapat diamati, sehingga sinyal kendali dan keluaran tiap blok dapat direkam untuk pemeriksaan.</w:t>
-      </w:r>
-    </w:p>
-    <w:p>
-      <w:pPr>
-        <w:spacing w:line="360" w:lineRule="auto" w:after="120"/>
-        <w:jc w:val="both"/>
-      </w:pPr>
-      <w:r>
-        <w:rPr>
-          <w:rFonts w:ascii="Arial" w:hAnsi="Arial" w:cs="Arial"/>
-          <w:b w:val="0"/>
-          <w:i w:val="0"/>
-          <w:sz w:val="22"/>
-        </w:rPr>
-        <w:t xml:space="preserve">Urutan perhitungan dalam satu langkah waktu perlu diperhatikan. Sinyal harus dihitung mengikuti arah aliran pada diagram: error lebih dahulu, lalu keluaran controller, lalu masukan plant, baru turunan keadaan. Menghitung dengan urutan sembarang menimbulkan keterlambatan satu langkah yang tidak ada pada sistem sesungguhnya.</w:t>
-      </w:r>
-    </w:p>
-    <w:p>
-      <w:pPr>
-        <w:spacing w:line="360" w:lineRule="auto" w:after="120"/>
-        <w:jc w:val="both"/>
-      </w:pPr>
-      <w:r>
-        <w:rPr>
-          <w:rFonts w:ascii="Arial" w:hAnsi="Arial" w:cs="Arial"/>
-          <w:b w:val="0"/>
-          <w:i w:val="0"/>
-          <w:sz w:val="22"/>
-        </w:rPr>
-        <w:t xml:space="preserve">Pemeriksaan hasilnya sederhana namun efektif. Jalankan simulasi tanpa nonlinieritas apa pun lalu bandingkan responsnya dengan hasil analitik dari fungsi transfer; keduanya harus berimpit. Setelah itu barulah nonlinieritas dinyalakan satu per satu, sehingga bila perilakunya berubah, penyebabnya jelas.</w:t>
-      </w:r>
-    </w:p>
-    <w:p>
-      <w:pPr>
-        <w:spacing w:before="40" w:after="120"/>
-        <w:jc w:val="center"/>
-      </w:pPr>
       <w:r>
         <w:rPr>
           <w:rFonts w:ascii="Arial" w:hAnsi="Arial" w:cs="Arial"/>
@@ -3980,7 +3926,118 @@
           <w:color w:val="305496"/>
           <w:sz w:val="22"/>
         </w:rPr>
+        <w:t xml:space="preserve">   (6)</w:t>
+      </w:r>
+    </w:p>
+    <w:p>
+      <w:pPr>
+        <w:keepNext/>
+        <w:spacing w:before="200" w:after="80"/>
+      </w:pPr>
+      <w:r>
+        <w:rPr>
+          <w:rFonts w:ascii="Arial" w:hAnsi="Arial" w:cs="Arial"/>
+          <w:b/>
+          <w:i w:val="0"/>
+          <w:color w:val="2E4A7A"/>
+          <w:sz w:val="24"/>
+        </w:rPr>
+        <w:t xml:space="preserve">Dari Diagram Blok ke Kode Simulasi</w:t>
+      </w:r>
+    </w:p>
+    <w:p>
+      <w:pPr>
+        <w:spacing w:line="360" w:lineRule="auto" w:after="120"/>
+        <w:jc w:val="both"/>
+      </w:pPr>
+      <w:r>
+        <w:rPr>
+          <w:rFonts w:ascii="Arial" w:hAnsi="Arial" w:cs="Arial"/>
+          <w:b w:val="0"/>
+          <w:i w:val="0"/>
+          <w:sz w:val="22"/>
+        </w:rPr>
+        <w:t xml:space="preserve">Diagram blok yang sudah benar dapat diterjemahkan langsung menjadi kode simulasi tanpa melewati fungsi transfer sama sekali. Caranya menetapkan satu variabel keadaan untuk setiap integrator pada diagram, lalu menuliskan persamaan turunan tiap keadaan dari sinyal yang masuk ke integrator itu.</w:t>
+      </w:r>
+    </w:p>
+    <w:p>
+      <w:pPr>
+        <w:spacing w:line="360" w:lineRule="auto" w:after="120"/>
+        <w:jc w:val="both"/>
+      </w:pPr>
+      <w:r>
+        <w:rPr>
+          <w:rFonts w:ascii="Arial" w:hAnsi="Arial" w:cs="Arial"/>
+          <w:b w:val="0"/>
+          <w:i w:val="0"/>
+          <w:sz w:val="22"/>
+        </w:rPr>
+        <w:t xml:space="preserve">Cara ini punya dua keunggulan. Pertama, nonlinieritas seperti kejenuhan actuator dan daerah mati dapat disisipkan tepat di tempatnya pada diagram, sesuatu yang tidak mungkin dilakukan pada fungsi transfer. Kedua, seluruh sinyal antara tetap dapat diamati, sehingga sinyal kendali dan keluaran tiap blok dapat direkam untuk pemeriksaan.</w:t>
+      </w:r>
+    </w:p>
+    <w:p>
+      <w:pPr>
+        <w:spacing w:line="360" w:lineRule="auto" w:after="120"/>
+        <w:jc w:val="both"/>
+      </w:pPr>
+      <w:r>
+        <w:rPr>
+          <w:rFonts w:ascii="Arial" w:hAnsi="Arial" w:cs="Arial"/>
+          <w:b w:val="0"/>
+          <w:i w:val="0"/>
+          <w:sz w:val="22"/>
+        </w:rPr>
+        <w:t xml:space="preserve">Urutan perhitungan dalam satu langkah waktu perlu diperhatikan. Sinyal harus dihitung mengikuti arah aliran pada diagram: error lebih dahulu, lalu keluaran controller, lalu masukan plant, baru turunan keadaan. Menghitung dengan urutan sembarang menimbulkan keterlambatan satu langkah yang tidak ada pada sistem sesungguhnya.</w:t>
+      </w:r>
+    </w:p>
+    <w:p>
+      <w:pPr>
+        <w:spacing w:line="360" w:lineRule="auto" w:after="120"/>
+        <w:jc w:val="both"/>
+      </w:pPr>
+      <w:r>
+        <w:rPr>
+          <w:rFonts w:ascii="Arial" w:hAnsi="Arial" w:cs="Arial"/>
+          <w:b w:val="0"/>
+          <w:i w:val="0"/>
+          <w:sz w:val="22"/>
+        </w:rPr>
+        <w:t xml:space="preserve">Pemeriksaan hasilnya sederhana namun efektif. Jalankan simulasi tanpa nonlinieritas apa pun lalu bandingkan responsnya dengan hasil analitik dari fungsi transfer; keduanya harus berimpit. Setelah itu barulah nonlinieritas dinyalakan satu per satu, sehingga bila perilakunya berubah, penyebabnya jelas.</w:t>
+      </w:r>
+      <w:r>
+        <w:rPr>
+          <w:rFonts w:ascii="Arial" w:hAnsi="Arial" w:cs="Arial"/>
+          <w:b w:val="0"/>
+          <w:i w:val="0"/>
+          <w:sz w:val="22"/>
+        </w:rPr>
+        <w:t xml:space="preserve"> Persamaan (7) memadatkan aturan tersebut.</w:t>
+      </w:r>
+    </w:p>
+    <w:p>
+      <w:pPr>
+        <w:spacing w:before="40" w:after="120"/>
+        <w:jc w:val="center"/>
+      </w:pPr>
+      <w:r>
+        <w:rPr>
+          <w:rFonts w:ascii="Arial" w:hAnsi="Arial" w:cs="Arial"/>
+          <w:b/>
+          <w:i/>
+          <w:color w:val="305496"/>
+          <w:sz w:val="22"/>
+        </w:rPr>
         <w:t xml:space="preserve">satu integrator = satu variabel keadaan   |   hitung mengikuti arah aliran sinyal</w:t>
+      </w:r>
+      <w:r>
+        <w:rPr>
+          <w:rFonts w:ascii="Arial" w:hAnsi="Arial" w:cs="Arial"/>
+          <w:b/>
+          <w:i/>
+          <w:color w:val="305496"/>
+          <w:sz w:val="22"/>
+        </w:rPr>
+        <w:t xml:space="preserve">   (7)</w:t>
       </w:r>
     </w:p>
     <w:p>
@@ -4191,7 +4248,7 @@
           <w:i w:val="0"/>
           <w:sz w:val="22"/>
         </w:rPr>
-        <w:t xml:space="preserve"> Hubungan ini dirangkum dalam Persamaan (5).</w:t>
+        <w:t xml:space="preserve"> Rangkuman kuantitatifnya tertulis pada Persamaan (8).</w:t>
       </w:r>
     </w:p>
     <w:p>
@@ -4232,7 +4289,7 @@
           <w:color w:val="305496"/>
           <w:sz w:val="22"/>
         </w:rPr>
-        <w:t xml:space="preserve">   (5)</w:t>
+        <w:t xml:space="preserve">   (8)</w:t>
       </w:r>
     </w:p>
     <w:p>
@@ -4256,7 +4313,7 @@
           <w:i w:val="0"/>
           <w:sz w:val="22"/>
         </w:rPr>
-        <w:t xml:space="preserve"> Bentuk ringkasnya dituliskan pada Persamaan (6).</w:t>
+        <w:t xml:space="preserve"> Hubungan ini dirangkum dalam Persamaan (9).</w:t>
       </w:r>
     </w:p>
     <w:p>
@@ -4297,7 +4354,7 @@
           <w:color w:val="305496"/>
           <w:sz w:val="22"/>
         </w:rPr>
-        <w:t xml:space="preserve">   (6)</w:t>
+        <w:t xml:space="preserve">   (9)</w:t>
       </w:r>
     </w:p>
     <w:p>
@@ -4321,7 +4378,7 @@
           <w:i w:val="0"/>
           <w:sz w:val="22"/>
         </w:rPr>
-        <w:t xml:space="preserve"> Persamaan (7) memadatkan aturan tersebut.</w:t>
+        <w:t xml:space="preserve"> Bentuk ringkasnya dituliskan pada Persamaan (10).</w:t>
       </w:r>
     </w:p>
     <w:p>
@@ -4362,7 +4419,7 @@
           <w:color w:val="305496"/>
           <w:sz w:val="22"/>
         </w:rPr>
-        <w:t xml:space="preserve">   (7)</w:t>
+        <w:t xml:space="preserve">   (10)</w:t>
       </w:r>
     </w:p>
     <w:p>
@@ -4386,7 +4443,7 @@
           <w:i w:val="0"/>
           <w:sz w:val="22"/>
         </w:rPr>
-        <w:t xml:space="preserve"> Rangkuman kuantitatifnya tertulis pada Persamaan (8).</w:t>
+        <w:t xml:space="preserve"> Persamaan (11) memadatkan aturan tersebut.</w:t>
       </w:r>
     </w:p>
     <w:p>
@@ -4427,7 +4484,7 @@
           <w:color w:val="305496"/>
           <w:sz w:val="22"/>
         </w:rPr>
-        <w:t xml:space="preserve">   (8)</w:t>
+        <w:t xml:space="preserve">   (11)</w:t>
       </w:r>
     </w:p>
     <w:p>
@@ -4451,7 +4508,7 @@
           <w:i w:val="0"/>
           <w:sz w:val="22"/>
         </w:rPr>
-        <w:t xml:space="preserve"> Hubungan ini dirangkum dalam Persamaan (9).</w:t>
+        <w:t xml:space="preserve"> Rangkuman kuantitatifnya tertulis pada Persamaan (12).</w:t>
       </w:r>
     </w:p>
     <w:p>
@@ -4492,7 +4549,7 @@
           <w:color w:val="305496"/>
           <w:sz w:val="22"/>
         </w:rPr>
-        <w:t xml:space="preserve">   (9)</w:t>
+        <w:t xml:space="preserve">   (12)</w:t>
       </w:r>
     </w:p>
     <w:p>
@@ -4531,7 +4588,7 @@
           <w:i w:val="0"/>
           <w:sz w:val="22"/>
         </w:rPr>
-        <w:t xml:space="preserve"> Bentuk ringkasnya dituliskan pada Persamaan (10).</w:t>
+        <w:t xml:space="preserve"> Hubungan ini dirangkum dalam Persamaan (13).</w:t>
       </w:r>
     </w:p>
     <w:p>
@@ -4728,7 +4785,7 @@
           <w:color w:val="305496"/>
           <w:sz w:val="22"/>
         </w:rPr>
-        <w:t xml:space="preserve">   (10)</w:t>
+        <w:t xml:space="preserve">   (13)</w:t>
       </w:r>
     </w:p>
     <w:p>
@@ -4752,7 +4809,7 @@
           <w:i w:val="0"/>
           <w:sz w:val="22"/>
         </w:rPr>
-        <w:t xml:space="preserve"> Persamaan (11) memadatkan aturan tersebut.</w:t>
+        <w:t xml:space="preserve"> Bentuk ringkasnya dituliskan pada Persamaan (14).</w:t>
       </w:r>
     </w:p>
     <w:p>
@@ -4814,7 +4871,7 @@
           <w:color w:val="305496"/>
           <w:sz w:val="22"/>
         </w:rPr>
-        <w:t xml:space="preserve">   (11)</w:t>
+        <w:t xml:space="preserve">   (14)</w:t>
       </w:r>
     </w:p>
     <w:p>
@@ -4838,7 +4895,7 @@
           <w:i w:val="0"/>
           <w:sz w:val="22"/>
         </w:rPr>
-        <w:t xml:space="preserve"> Rangkuman kuantitatifnya tertulis pada Persamaan (12).</w:t>
+        <w:t xml:space="preserve"> Persamaan (15) memadatkan aturan tersebut.</w:t>
       </w:r>
     </w:p>
     <w:p>
@@ -4900,7 +4957,7 @@
           <w:color w:val="305496"/>
           <w:sz w:val="22"/>
         </w:rPr>
-        <w:t xml:space="preserve">   (12)</w:t>
+        <w:t xml:space="preserve">   (15)</w:t>
       </w:r>
     </w:p>
     <w:p>
@@ -4943,7 +5000,7 @@
           <w:i w:val="0"/>
           <w:sz w:val="22"/>
         </w:rPr>
-        <w:t xml:space="preserve"> Hubungan ini dirangkum dalam Persamaan (13).</w:t>
+        <w:t xml:space="preserve"> Rangkuman kuantitatifnya tertulis pada Persamaan (16).</w:t>
       </w:r>
     </w:p>
     <w:p>
@@ -5005,7 +5062,7 @@
           <w:color w:val="305496"/>
           <w:sz w:val="22"/>
         </w:rPr>
-        <w:t xml:space="preserve">   (13)</w:t>
+        <w:t xml:space="preserve">   (16)</w:t>
       </w:r>
     </w:p>
     <w:p>
@@ -5048,7 +5105,7 @@
           <w:i w:val="0"/>
           <w:sz w:val="22"/>
         </w:rPr>
-        <w:t xml:space="preserve"> Bentuk ringkasnya dituliskan pada Persamaan (14).</w:t>
+        <w:t xml:space="preserve"> Hubungan ini dirangkum dalam Persamaan (17).</w:t>
       </w:r>
     </w:p>
     <w:p>
@@ -5089,7 +5146,7 @@
           <w:color w:val="305496"/>
           <w:sz w:val="22"/>
         </w:rPr>
-        <w:t xml:space="preserve">   (14)</w:t>
+        <w:t xml:space="preserve">   (17)</w:t>
       </w:r>
     </w:p>
     <w:p>
@@ -5113,7 +5170,7 @@
           <w:i w:val="0"/>
           <w:sz w:val="22"/>
         </w:rPr>
-        <w:t xml:space="preserve"> Persamaan (15) memadatkan aturan tersebut.</w:t>
+        <w:t xml:space="preserve"> Bentuk ringkasnya dituliskan pada Persamaan (18).</w:t>
       </w:r>
     </w:p>
     <w:p>
@@ -5154,7 +5211,7 @@
           <w:color w:val="305496"/>
           <w:sz w:val="22"/>
         </w:rPr>
-        <w:t xml:space="preserve">   (15)</w:t>
+        <w:t xml:space="preserve">   (18)</w:t>
       </w:r>
     </w:p>
     <w:p>

--- a/Sistem-Kendali-Cerdas/Modul-Word/Modul-4-Fungsi-Transfer-dan-Diagram-Blok.docx
+++ b/Sistem-Kendali-Cerdas/Modul-Word/Modul-4-Fungsi-Transfer-dan-Diagram-Blok.docx
@@ -2835,8 +2835,11 @@
     </w:p>
     <w:p>
       <w:pPr>
+        <w:tabs>
+          <w:tab w:val="center" w:pos="4393"/>
+          <w:tab w:val="right" w:pos="8787"/>
+        </w:tabs>
         <w:spacing w:before="40" w:after="120"/>
-        <w:jc w:val="center"/>
       </w:pPr>
       <w:r>
         <w:rPr>
@@ -2846,7 +2849,7 @@
           <w:color w:val="305496"/>
           <w:sz w:val="22"/>
         </w:rPr>
-        <w:t xml:space="preserve">G(s) = Y(s)/U(s) pada kondisi awal nol   |   orde penyebut ≥ orde pembilang</w:t>
+        <w:tab/>
       </w:r>
       <w:r>
         <w:rPr>
@@ -2856,7 +2859,18 @@
           <w:color w:val="305496"/>
           <w:sz w:val="22"/>
         </w:rPr>
-        <w:t xml:space="preserve">   (1)</w:t>
+        <w:t xml:space="preserve">G(s) = Y(s)/U(s) pada kondisi awal nol   |   orde penyebut ≥ orde pembilang</w:t>
+      </w:r>
+      <w:r>
+        <w:rPr>
+          <w:rFonts w:ascii="Arial" w:hAnsi="Arial" w:cs="Arial"/>
+          <w:b/>
+          <w:i/>
+          <w:color w:val="305496"/>
+          <w:sz w:val="22"/>
+        </w:rPr>
+        <w:tab/>
+        <w:t xml:space="preserve">(1)</w:t>
       </w:r>
     </w:p>
     <w:p>
@@ -2946,8 +2960,11 @@
     </w:p>
     <w:p>
       <w:pPr>
+        <w:tabs>
+          <w:tab w:val="center" w:pos="4393"/>
+          <w:tab w:val="right" w:pos="8787"/>
+        </w:tabs>
         <w:spacing w:before="40" w:after="120"/>
-        <w:jc w:val="center"/>
       </w:pPr>
       <w:r>
         <w:rPr>
@@ -2957,7 +2974,7 @@
           <w:color w:val="305496"/>
           <w:sz w:val="22"/>
         </w:rPr>
-        <w:t xml:space="preserve"/>
+        <w:tab/>
       </w:r>
       <w:r>
         <w:rPr>
@@ -2967,7 +2984,7 @@
           <w:color w:val="305496"/>
           <w:sz w:val="22"/>
         </w:rPr>
-        <w:t xml:space="preserve">G</w:t>
+        <w:t xml:space="preserve"/>
       </w:r>
       <w:r>
         <w:rPr>
@@ -2976,9 +2993,8 @@
           <w:i/>
           <w:color w:val="305496"/>
           <w:sz w:val="22"/>
-          <w:vertAlign w:val="subscript"/>
-        </w:rPr>
-        <w:t xml:space="preserve">eq</w:t>
+        </w:rPr>
+        <w:t xml:space="preserve">G</w:t>
       </w:r>
       <w:r>
         <w:rPr>
@@ -2987,8 +3003,9 @@
           <w:i/>
           <w:color w:val="305496"/>
           <w:sz w:val="22"/>
-        </w:rPr>
-        <w:t xml:space="preserve"> = </w:t>
+          <w:vertAlign w:val="subscript"/>
+        </w:rPr>
+        <w:t xml:space="preserve">eq</w:t>
       </w:r>
       <w:r>
         <w:rPr>
@@ -2998,7 +3015,7 @@
           <w:color w:val="305496"/>
           <w:sz w:val="22"/>
         </w:rPr>
-        <w:t xml:space="preserve">G</w:t>
+        <w:t xml:space="preserve"> = </w:t>
       </w:r>
       <w:r>
         <w:rPr>
@@ -3007,9 +3024,8 @@
           <w:i/>
           <w:color w:val="305496"/>
           <w:sz w:val="22"/>
-          <w:vertAlign w:val="subscript"/>
-        </w:rPr>
-        <w:t xml:space="preserve">1</w:t>
+        </w:rPr>
+        <w:t xml:space="preserve">G</w:t>
       </w:r>
       <w:r>
         <w:rPr>
@@ -3018,8 +3034,9 @@
           <w:i/>
           <w:color w:val="305496"/>
           <w:sz w:val="22"/>
-        </w:rPr>
-        <w:t xml:space="preserve">·</w:t>
+          <w:vertAlign w:val="subscript"/>
+        </w:rPr>
+        <w:t xml:space="preserve">1</w:t>
       </w:r>
       <w:r>
         <w:rPr>
@@ -3029,7 +3046,7 @@
           <w:color w:val="305496"/>
           <w:sz w:val="22"/>
         </w:rPr>
-        <w:t xml:space="preserve">G</w:t>
+        <w:t xml:space="preserve">·</w:t>
       </w:r>
       <w:r>
         <w:rPr>
@@ -3038,9 +3055,8 @@
           <w:i/>
           <w:color w:val="305496"/>
           <w:sz w:val="22"/>
-          <w:vertAlign w:val="subscript"/>
-        </w:rPr>
-        <w:t xml:space="preserve">2</w:t>
+        </w:rPr>
+        <w:t xml:space="preserve">G</w:t>
       </w:r>
       <w:r>
         <w:rPr>
@@ -3049,8 +3065,9 @@
           <w:i/>
           <w:color w:val="305496"/>
           <w:sz w:val="22"/>
-        </w:rPr>
-        <w:t xml:space="preserve"> hanya bila blok kedua tidak membebani blok pertama</w:t>
+          <w:vertAlign w:val="subscript"/>
+        </w:rPr>
+        <w:t xml:space="preserve">2</w:t>
       </w:r>
       <w:r>
         <w:rPr>
@@ -3060,7 +3077,18 @@
           <w:color w:val="305496"/>
           <w:sz w:val="22"/>
         </w:rPr>
-        <w:t xml:space="preserve">   (2)</w:t>
+        <w:t xml:space="preserve"> hanya bila blok kedua tidak membebani blok pertama</w:t>
+      </w:r>
+      <w:r>
+        <w:rPr>
+          <w:rFonts w:ascii="Arial" w:hAnsi="Arial" w:cs="Arial"/>
+          <w:b/>
+          <w:i/>
+          <w:color w:val="305496"/>
+          <w:sz w:val="22"/>
+        </w:rPr>
+        <w:tab/>
+        <w:t xml:space="preserve">(2)</w:t>
       </w:r>
     </w:p>
     <w:p>
@@ -3222,6 +3250,215 @@
     </w:p>
     <w:p>
       <w:pPr>
+        <w:tabs>
+          <w:tab w:val="center" w:pos="4393"/>
+          <w:tab w:val="right" w:pos="8787"/>
+        </w:tabs>
+        <w:spacing w:before="40" w:after="120"/>
+      </w:pPr>
+      <w:r>
+        <w:rPr>
+          <w:rFonts w:ascii="Arial" w:hAnsi="Arial" w:cs="Arial"/>
+          <w:b/>
+          <w:i/>
+          <w:color w:val="305496"/>
+          <w:sz w:val="22"/>
+        </w:rPr>
+        <w:tab/>
+      </w:r>
+      <w:r>
+        <w:rPr>
+          <w:rFonts w:ascii="Arial" w:hAnsi="Arial" w:cs="Arial"/>
+          <w:b/>
+          <w:i/>
+          <w:color w:val="305496"/>
+          <w:sz w:val="22"/>
+        </w:rPr>
+        <w:t xml:space="preserve"/>
+      </w:r>
+      <w:r>
+        <w:rPr>
+          <w:rFonts w:ascii="Arial" w:hAnsi="Arial" w:cs="Arial"/>
+          <w:b/>
+          <w:i/>
+          <w:color w:val="305496"/>
+          <w:sz w:val="22"/>
+        </w:rPr>
+        <w:t xml:space="preserve">G</w:t>
+      </w:r>
+      <w:r>
+        <w:rPr>
+          <w:rFonts w:ascii="Arial" w:hAnsi="Arial" w:cs="Arial"/>
+          <w:b/>
+          <w:i/>
+          <w:color w:val="305496"/>
+          <w:sz w:val="22"/>
+          <w:vertAlign w:val="subscript"/>
+        </w:rPr>
+        <w:t xml:space="preserve">eq</w:t>
+      </w:r>
+      <w:r>
+        <w:rPr>
+          <w:rFonts w:ascii="Arial" w:hAnsi="Arial" w:cs="Arial"/>
+          <w:b/>
+          <w:i/>
+          <w:color w:val="305496"/>
+          <w:sz w:val="22"/>
+        </w:rPr>
+        <w:t xml:space="preserve"> = </w:t>
+      </w:r>
+      <w:r>
+        <w:rPr>
+          <w:rFonts w:ascii="Arial" w:hAnsi="Arial" w:cs="Arial"/>
+          <w:b/>
+          <w:i/>
+          <w:color w:val="305496"/>
+          <w:sz w:val="22"/>
+        </w:rPr>
+        <w:t xml:space="preserve">G</w:t>
+      </w:r>
+      <w:r>
+        <w:rPr>
+          <w:rFonts w:ascii="Arial" w:hAnsi="Arial" w:cs="Arial"/>
+          <w:b/>
+          <w:i/>
+          <w:color w:val="305496"/>
+          <w:sz w:val="22"/>
+          <w:vertAlign w:val="subscript"/>
+        </w:rPr>
+        <w:t xml:space="preserve">1</w:t>
+      </w:r>
+      <w:r>
+        <w:rPr>
+          <w:rFonts w:ascii="Arial" w:hAnsi="Arial" w:cs="Arial"/>
+          <w:b/>
+          <w:i/>
+          <w:color w:val="305496"/>
+          <w:sz w:val="22"/>
+        </w:rPr>
+        <w:t xml:space="preserve"> +/- </w:t>
+      </w:r>
+      <w:r>
+        <w:rPr>
+          <w:rFonts w:ascii="Arial" w:hAnsi="Arial" w:cs="Arial"/>
+          <w:b/>
+          <w:i/>
+          <w:color w:val="305496"/>
+          <w:sz w:val="22"/>
+        </w:rPr>
+        <w:t xml:space="preserve">G</w:t>
+      </w:r>
+      <w:r>
+        <w:rPr>
+          <w:rFonts w:ascii="Arial" w:hAnsi="Arial" w:cs="Arial"/>
+          <w:b/>
+          <w:i/>
+          <w:color w:val="305496"/>
+          <w:sz w:val="22"/>
+          <w:vertAlign w:val="subscript"/>
+        </w:rPr>
+        <w:t xml:space="preserve">2</w:t>
+      </w:r>
+      <w:r>
+        <w:rPr>
+          <w:rFonts w:ascii="Arial" w:hAnsi="Arial" w:cs="Arial"/>
+          <w:b/>
+          <w:i/>
+          <w:color w:val="305496"/>
+          <w:sz w:val="22"/>
+        </w:rPr>
+        <w:t xml:space="preserve">   |   T = G/(1 + G·H)   |   bila G·H &gt;&gt; 1 maka T ~ 1/H</w:t>
+      </w:r>
+      <w:r>
+        <w:rPr>
+          <w:rFonts w:ascii="Arial" w:hAnsi="Arial" w:cs="Arial"/>
+          <w:b/>
+          <w:i/>
+          <w:color w:val="305496"/>
+          <w:sz w:val="22"/>
+        </w:rPr>
+        <w:tab/>
+        <w:t xml:space="preserve">(3)</w:t>
+      </w:r>
+    </w:p>
+    <w:p>
+      <w:pPr>
+        <w:keepNext/>
+        <w:spacing w:before="200" w:after="80"/>
+      </w:pPr>
+      <w:r>
+        <w:rPr>
+          <w:rFonts w:ascii="Arial" w:hAnsi="Arial" w:cs="Arial"/>
+          <w:b/>
+          <w:i w:val="0"/>
+          <w:color w:val="2E4A7A"/>
+          <w:sz w:val="24"/>
+        </w:rPr>
+        <w:t xml:space="preserve">Mereduksi Diagram Blok Secara Sistematis</w:t>
+      </w:r>
+    </w:p>
+    <w:p>
+      <w:pPr>
+        <w:spacing w:line="360" w:lineRule="auto" w:after="120"/>
+        <w:jc w:val="both"/>
+      </w:pPr>
+      <w:r>
+        <w:rPr>
+          <w:rFonts w:ascii="Arial" w:hAnsi="Arial" w:cs="Arial"/>
+          <w:b w:val="0"/>
+          <w:i w:val="0"/>
+          <w:sz w:val="22"/>
+        </w:rPr>
+        <w:t xml:space="preserve">Diagram blok yang rumit direduksi dengan menerapkan aturan dasar berulang kali, bukan dengan menebak. Urutan yang aman adalah menyederhanakan seri dan paralel yang jelas terlebih dahulu, lalu menyelesaikan loop paling dalam, dan bergerak ke luar selapis demi selapis sampai tersisa satu blok.</w:t>
+      </w:r>
+    </w:p>
+    <w:p>
+      <w:pPr>
+        <w:spacing w:line="360" w:lineRule="auto" w:after="120"/>
+        <w:jc w:val="both"/>
+      </w:pPr>
+      <w:r>
+        <w:rPr>
+          <w:rFonts w:ascii="Arial" w:hAnsi="Arial" w:cs="Arial"/>
+          <w:b w:val="0"/>
+          <w:i w:val="0"/>
+          <w:sz w:val="22"/>
+        </w:rPr>
+        <w:t xml:space="preserve">Kesulitan muncul ketika loop saling bersilangan sehingga tidak ada loop dalam yang berdiri sendiri. Dalam keadaan itu titik cabang atau titik penjumlahan perlu dipindahkan lebih dahulu. Memindahkan titik cabang ke hulu suatu blok mengharuskan penyisipan blok yang sama pada cabang tersebut, sedangkan memindahkannya ke hilir mengharuskan penyisipan kebalikannya.</w:t>
+      </w:r>
+    </w:p>
+    <w:p>
+      <w:pPr>
+        <w:spacing w:line="360" w:lineRule="auto" w:after="120"/>
+        <w:jc w:val="both"/>
+      </w:pPr>
+      <w:r>
+        <w:rPr>
+          <w:rFonts w:ascii="Arial" w:hAnsi="Arial" w:cs="Arial"/>
+          <w:b w:val="0"/>
+          <w:i w:val="0"/>
+          <w:sz w:val="22"/>
+        </w:rPr>
+        <w:t xml:space="preserve">Setiap langkah pemindahan berpotensi menimbulkan kekeliruan tanda, dan kekeliruan tanda pada umpan balik mengubah kesimpulan kestabilan secara total. Karena itu setiap hasil reduksi perlu diperiksa dengan dua uji sederhana yang murah: memeriksa gain arus searah dengan mengevaluasi pada s sama dengan nol, dan memeriksa apakah satuan keluaran terhadap masukan masuk akal secara fisik.</w:t>
+      </w:r>
+    </w:p>
+    <w:p>
+      <w:pPr>
+        <w:spacing w:line="360" w:lineRule="auto" w:after="120"/>
+        <w:jc w:val="both"/>
+      </w:pPr>
+      <w:r>
+        <w:rPr>
+          <w:rFonts w:ascii="Arial" w:hAnsi="Arial" w:cs="Arial"/>
+          <w:b w:val="0"/>
+          <w:i w:val="0"/>
+          <w:sz w:val="22"/>
+        </w:rPr>
+        <w:t xml:space="preserve">Pada sistem dengan banyak lintasan, aturan Mason memberi jalan yang lebih ringkas karena hasilnya diperoleh langsung tanpa reduksi bertahap. Metode itu dibahas tersendiri pada modul selanjutnya; yang perlu ditegaskan di sini adalah bahwa keduanya harus memberi jawaban yang sama, sehingga salah satunya dapat dipakai untuk memeriksa yang lain.</w:t>
+      </w:r>
+    </w:p>
+    <w:p>
+      <w:pPr>
         <w:spacing w:before="40" w:after="120"/>
         <w:jc w:val="center"/>
       </w:pPr>
@@ -3233,8 +3470,102 @@
           <w:color w:val="305496"/>
           <w:sz w:val="22"/>
         </w:rPr>
-        <w:t xml:space="preserve"/>
-      </w:r>
+        <w:t xml:space="preserve">cabang dipindah ke hulu blok G: sisipkan G   |   ke hilir: sisipkan 1/G</w:t>
+      </w:r>
+    </w:p>
+    <w:p>
+      <w:pPr>
+        <w:keepNext/>
+        <w:spacing w:before="200" w:after="80"/>
+      </w:pPr>
+      <w:r>
+        <w:rPr>
+          <w:rFonts w:ascii="Arial" w:hAnsi="Arial" w:cs="Arial"/>
+          <w:b/>
+          <w:i w:val="0"/>
+          <w:color w:val="2E4A7A"/>
+          <w:sz w:val="24"/>
+        </w:rPr>
+        <w:t xml:space="preserve">Sensitivitas: Alasan Sesungguhnya Memakai Umpan Balik</w:t>
+      </w:r>
+    </w:p>
+    <w:p>
+      <w:pPr>
+        <w:spacing w:line="360" w:lineRule="auto" w:after="120"/>
+        <w:jc w:val="both"/>
+      </w:pPr>
+      <w:r>
+        <w:rPr>
+          <w:rFonts w:ascii="Arial" w:hAnsi="Arial" w:cs="Arial"/>
+          <w:b w:val="0"/>
+          <w:i w:val="0"/>
+          <w:sz w:val="22"/>
+        </w:rPr>
+        <w:t xml:space="preserve">Manfaat umpan balik sering dijelaskan sebatas mengurangi error, padahal manfaat yang lebih mendasar adalah mengurangi kepekaan terhadap ketidakpastian. Fungsi sensitivitas menyatakan seberapa besar perubahan relatif pada fungsi transfer tertutup akibat perubahan relatif pada plant.</w:t>
+      </w:r>
+    </w:p>
+    <w:p>
+      <w:pPr>
+        <w:spacing w:line="360" w:lineRule="auto" w:after="120"/>
+        <w:jc w:val="both"/>
+      </w:pPr>
+      <w:r>
+        <w:rPr>
+          <w:rFonts w:ascii="Arial" w:hAnsi="Arial" w:cs="Arial"/>
+          <w:b w:val="0"/>
+          <w:i w:val="0"/>
+          <w:sz w:val="22"/>
+        </w:rPr>
+        <w:t xml:space="preserve">Hasilnya menunjukkan bahwa sensitivitas berbanding terbalik dengan satu ditambah gain loop. Bila gain loop bernilai sembilan, perubahan sepuluh persen pada plant hanya menghasilkan perubahan sekitar satu persen pada perilaku tertutup. Inilah alasan sistem berumpan balik tetap bekerja baik meskipun parameter plant berubah karena keausan, suhu, atau beban.</w:t>
+      </w:r>
+    </w:p>
+    <w:p>
+      <w:pPr>
+        <w:spacing w:line="360" w:lineRule="auto" w:after="120"/>
+        <w:jc w:val="both"/>
+      </w:pPr>
+      <w:r>
+        <w:rPr>
+          <w:rFonts w:ascii="Arial" w:hAnsi="Arial" w:cs="Arial"/>
+          <w:b w:val="0"/>
+          <w:i w:val="0"/>
+          <w:sz w:val="22"/>
+        </w:rPr>
+        <w:t xml:space="preserve">Perlindungan itu tidak gratis. Gain loop yang tinggi memperbesar aksi kontrol, memperkuat derau sensor, dan mendekatkan sistem ke batas kestabilan. Terdapat pula batasan mendasar yang menyatakan bahwa penekanan gangguan pada satu rentang frekuensi harus dibayar dengan penguatan pada rentang frekuensi lain; sensitivitas tidak dapat ditekan di semua frekuensi sekaligus.</w:t>
+      </w:r>
+    </w:p>
+    <w:p>
+      <w:pPr>
+        <w:spacing w:line="360" w:lineRule="auto" w:after="120"/>
+        <w:jc w:val="both"/>
+      </w:pPr>
+      <w:r>
+        <w:rPr>
+          <w:rFonts w:ascii="Arial" w:hAnsi="Arial" w:cs="Arial"/>
+          <w:b w:val="0"/>
+          <w:i w:val="0"/>
+          <w:sz w:val="22"/>
+        </w:rPr>
+        <w:t xml:space="preserve">Karena itu perancangan yang matang tidak mengejar gain setinggi mungkin, melainkan menempatkan penekanan sensitivitas pada rentang frekuensi tempat gangguan sesungguhnya berada, sambil menjaga jarak aman terhadap kestabilan pada frekuensi tempat model plant sudah tidak dapat dipercaya.</w:t>
+      </w:r>
+      <w:r>
+        <w:rPr>
+          <w:rFonts w:ascii="Arial" w:hAnsi="Arial" w:cs="Arial"/>
+          <w:b w:val="0"/>
+          <w:i w:val="0"/>
+          <w:sz w:val="22"/>
+        </w:rPr>
+        <w:t xml:space="preserve"> Rangkuman kuantitatifnya tertulis pada Persamaan (4).</w:t>
+      </w:r>
+    </w:p>
+    <w:p>
+      <w:pPr>
+        <w:tabs>
+          <w:tab w:val="center" w:pos="4393"/>
+          <w:tab w:val="right" w:pos="8787"/>
+        </w:tabs>
+        <w:spacing w:before="40" w:after="120"/>
+      </w:pPr>
       <w:r>
         <w:rPr>
           <w:rFonts w:ascii="Arial" w:hAnsi="Arial" w:cs="Arial"/>
@@ -3243,7 +3574,7 @@
           <w:color w:val="305496"/>
           <w:sz w:val="22"/>
         </w:rPr>
-        <w:t xml:space="preserve">G</w:t>
+        <w:tab/>
       </w:r>
       <w:r>
         <w:rPr>
@@ -3252,9 +3583,8 @@
           <w:i/>
           <w:color w:val="305496"/>
           <w:sz w:val="22"/>
-          <w:vertAlign w:val="subscript"/>
-        </w:rPr>
-        <w:t xml:space="preserve">eq</w:t>
+        </w:rPr>
+        <w:t xml:space="preserve">S = 1/(1 + G·H)   |   dT/T = S·dG/G</w:t>
       </w:r>
       <w:r>
         <w:rPr>
@@ -3264,282 +3594,8 @@
           <w:color w:val="305496"/>
           <w:sz w:val="22"/>
         </w:rPr>
-        <w:t xml:space="preserve"> = </w:t>
-      </w:r>
-      <w:r>
-        <w:rPr>
-          <w:rFonts w:ascii="Arial" w:hAnsi="Arial" w:cs="Arial"/>
-          <w:b/>
-          <w:i/>
-          <w:color w:val="305496"/>
-          <w:sz w:val="22"/>
-        </w:rPr>
-        <w:t xml:space="preserve">G</w:t>
-      </w:r>
-      <w:r>
-        <w:rPr>
-          <w:rFonts w:ascii="Arial" w:hAnsi="Arial" w:cs="Arial"/>
-          <w:b/>
-          <w:i/>
-          <w:color w:val="305496"/>
-          <w:sz w:val="22"/>
-          <w:vertAlign w:val="subscript"/>
-        </w:rPr>
-        <w:t xml:space="preserve">1</w:t>
-      </w:r>
-      <w:r>
-        <w:rPr>
-          <w:rFonts w:ascii="Arial" w:hAnsi="Arial" w:cs="Arial"/>
-          <w:b/>
-          <w:i/>
-          <w:color w:val="305496"/>
-          <w:sz w:val="22"/>
-        </w:rPr>
-        <w:t xml:space="preserve"> +/- </w:t>
-      </w:r>
-      <w:r>
-        <w:rPr>
-          <w:rFonts w:ascii="Arial" w:hAnsi="Arial" w:cs="Arial"/>
-          <w:b/>
-          <w:i/>
-          <w:color w:val="305496"/>
-          <w:sz w:val="22"/>
-        </w:rPr>
-        <w:t xml:space="preserve">G</w:t>
-      </w:r>
-      <w:r>
-        <w:rPr>
-          <w:rFonts w:ascii="Arial" w:hAnsi="Arial" w:cs="Arial"/>
-          <w:b/>
-          <w:i/>
-          <w:color w:val="305496"/>
-          <w:sz w:val="22"/>
-          <w:vertAlign w:val="subscript"/>
-        </w:rPr>
-        <w:t xml:space="preserve">2</w:t>
-      </w:r>
-      <w:r>
-        <w:rPr>
-          <w:rFonts w:ascii="Arial" w:hAnsi="Arial" w:cs="Arial"/>
-          <w:b/>
-          <w:i/>
-          <w:color w:val="305496"/>
-          <w:sz w:val="22"/>
-        </w:rPr>
-        <w:t xml:space="preserve">   |   T = G/(1 + G·H)   |   bila G·H &gt;&gt; 1 maka T ~ 1/H</w:t>
-      </w:r>
-      <w:r>
-        <w:rPr>
-          <w:rFonts w:ascii="Arial" w:hAnsi="Arial" w:cs="Arial"/>
-          <w:b/>
-          <w:i/>
-          <w:color w:val="305496"/>
-          <w:sz w:val="22"/>
-        </w:rPr>
-        <w:t xml:space="preserve">   (3)</w:t>
-      </w:r>
-    </w:p>
-    <w:p>
-      <w:pPr>
-        <w:keepNext/>
-        <w:spacing w:before="200" w:after="80"/>
-      </w:pPr>
-      <w:r>
-        <w:rPr>
-          <w:rFonts w:ascii="Arial" w:hAnsi="Arial" w:cs="Arial"/>
-          <w:b/>
-          <w:i w:val="0"/>
-          <w:color w:val="2E4A7A"/>
-          <w:sz w:val="24"/>
-        </w:rPr>
-        <w:t xml:space="preserve">Mereduksi Diagram Blok Secara Sistematis</w:t>
-      </w:r>
-    </w:p>
-    <w:p>
-      <w:pPr>
-        <w:spacing w:line="360" w:lineRule="auto" w:after="120"/>
-        <w:jc w:val="both"/>
-      </w:pPr>
-      <w:r>
-        <w:rPr>
-          <w:rFonts w:ascii="Arial" w:hAnsi="Arial" w:cs="Arial"/>
-          <w:b w:val="0"/>
-          <w:i w:val="0"/>
-          <w:sz w:val="22"/>
-        </w:rPr>
-        <w:t xml:space="preserve">Diagram blok yang rumit direduksi dengan menerapkan aturan dasar berulang kali, bukan dengan menebak. Urutan yang aman adalah menyederhanakan seri dan paralel yang jelas terlebih dahulu, lalu menyelesaikan loop paling dalam, dan bergerak ke luar selapis demi selapis sampai tersisa satu blok.</w:t>
-      </w:r>
-    </w:p>
-    <w:p>
-      <w:pPr>
-        <w:spacing w:line="360" w:lineRule="auto" w:after="120"/>
-        <w:jc w:val="both"/>
-      </w:pPr>
-      <w:r>
-        <w:rPr>
-          <w:rFonts w:ascii="Arial" w:hAnsi="Arial" w:cs="Arial"/>
-          <w:b w:val="0"/>
-          <w:i w:val="0"/>
-          <w:sz w:val="22"/>
-        </w:rPr>
-        <w:t xml:space="preserve">Kesulitan muncul ketika loop saling bersilangan sehingga tidak ada loop dalam yang berdiri sendiri. Dalam keadaan itu titik cabang atau titik penjumlahan perlu dipindahkan lebih dahulu. Memindahkan titik cabang ke hulu suatu blok mengharuskan penyisipan blok yang sama pada cabang tersebut, sedangkan memindahkannya ke hilir mengharuskan penyisipan kebalikannya.</w:t>
-      </w:r>
-    </w:p>
-    <w:p>
-      <w:pPr>
-        <w:spacing w:line="360" w:lineRule="auto" w:after="120"/>
-        <w:jc w:val="both"/>
-      </w:pPr>
-      <w:r>
-        <w:rPr>
-          <w:rFonts w:ascii="Arial" w:hAnsi="Arial" w:cs="Arial"/>
-          <w:b w:val="0"/>
-          <w:i w:val="0"/>
-          <w:sz w:val="22"/>
-        </w:rPr>
-        <w:t xml:space="preserve">Setiap langkah pemindahan berpotensi menimbulkan kekeliruan tanda, dan kekeliruan tanda pada umpan balik mengubah kesimpulan kestabilan secara total. Karena itu setiap hasil reduksi perlu diperiksa dengan dua uji sederhana yang murah: memeriksa gain arus searah dengan mengevaluasi pada s sama dengan nol, dan memeriksa apakah satuan keluaran terhadap masukan masuk akal secara fisik.</w:t>
-      </w:r>
-    </w:p>
-    <w:p>
-      <w:pPr>
-        <w:spacing w:line="360" w:lineRule="auto" w:after="120"/>
-        <w:jc w:val="both"/>
-      </w:pPr>
-      <w:r>
-        <w:rPr>
-          <w:rFonts w:ascii="Arial" w:hAnsi="Arial" w:cs="Arial"/>
-          <w:b w:val="0"/>
-          <w:i w:val="0"/>
-          <w:sz w:val="22"/>
-        </w:rPr>
-        <w:t xml:space="preserve">Pada sistem dengan banyak lintasan, aturan Mason memberi jalan yang lebih ringkas karena hasilnya diperoleh langsung tanpa reduksi bertahap. Metode itu dibahas tersendiri pada modul selanjutnya; yang perlu ditegaskan di sini adalah bahwa keduanya harus memberi jawaban yang sama, sehingga salah satunya dapat dipakai untuk memeriksa yang lain.</w:t>
-      </w:r>
-    </w:p>
-    <w:p>
-      <w:pPr>
-        <w:spacing w:before="40" w:after="120"/>
-        <w:jc w:val="center"/>
-      </w:pPr>
-      <w:r>
-        <w:rPr>
-          <w:rFonts w:ascii="Arial" w:hAnsi="Arial" w:cs="Arial"/>
-          <w:b/>
-          <w:i/>
-          <w:color w:val="305496"/>
-          <w:sz w:val="22"/>
-        </w:rPr>
-        <w:t xml:space="preserve">cabang dipindah ke hulu blok G: sisipkan G   |   ke hilir: sisipkan 1/G</w:t>
-      </w:r>
-    </w:p>
-    <w:p>
-      <w:pPr>
-        <w:keepNext/>
-        <w:spacing w:before="200" w:after="80"/>
-      </w:pPr>
-      <w:r>
-        <w:rPr>
-          <w:rFonts w:ascii="Arial" w:hAnsi="Arial" w:cs="Arial"/>
-          <w:b/>
-          <w:i w:val="0"/>
-          <w:color w:val="2E4A7A"/>
-          <w:sz w:val="24"/>
-        </w:rPr>
-        <w:t xml:space="preserve">Sensitivitas: Alasan Sesungguhnya Memakai Umpan Balik</w:t>
-      </w:r>
-    </w:p>
-    <w:p>
-      <w:pPr>
-        <w:spacing w:line="360" w:lineRule="auto" w:after="120"/>
-        <w:jc w:val="both"/>
-      </w:pPr>
-      <w:r>
-        <w:rPr>
-          <w:rFonts w:ascii="Arial" w:hAnsi="Arial" w:cs="Arial"/>
-          <w:b w:val="0"/>
-          <w:i w:val="0"/>
-          <w:sz w:val="22"/>
-        </w:rPr>
-        <w:t xml:space="preserve">Manfaat umpan balik sering dijelaskan sebatas mengurangi error, padahal manfaat yang lebih mendasar adalah mengurangi kepekaan terhadap ketidakpastian. Fungsi sensitivitas menyatakan seberapa besar perubahan relatif pada fungsi transfer tertutup akibat perubahan relatif pada plant.</w:t>
-      </w:r>
-    </w:p>
-    <w:p>
-      <w:pPr>
-        <w:spacing w:line="360" w:lineRule="auto" w:after="120"/>
-        <w:jc w:val="both"/>
-      </w:pPr>
-      <w:r>
-        <w:rPr>
-          <w:rFonts w:ascii="Arial" w:hAnsi="Arial" w:cs="Arial"/>
-          <w:b w:val="0"/>
-          <w:i w:val="0"/>
-          <w:sz w:val="22"/>
-        </w:rPr>
-        <w:t xml:space="preserve">Hasilnya menunjukkan bahwa sensitivitas berbanding terbalik dengan satu ditambah gain loop. Bila gain loop bernilai sembilan, perubahan sepuluh persen pada plant hanya menghasilkan perubahan sekitar satu persen pada perilaku tertutup. Inilah alasan sistem berumpan balik tetap bekerja baik meskipun parameter plant berubah karena keausan, suhu, atau beban.</w:t>
-      </w:r>
-    </w:p>
-    <w:p>
-      <w:pPr>
-        <w:spacing w:line="360" w:lineRule="auto" w:after="120"/>
-        <w:jc w:val="both"/>
-      </w:pPr>
-      <w:r>
-        <w:rPr>
-          <w:rFonts w:ascii="Arial" w:hAnsi="Arial" w:cs="Arial"/>
-          <w:b w:val="0"/>
-          <w:i w:val="0"/>
-          <w:sz w:val="22"/>
-        </w:rPr>
-        <w:t xml:space="preserve">Perlindungan itu tidak gratis. Gain loop yang tinggi memperbesar aksi kontrol, memperkuat derau sensor, dan mendekatkan sistem ke batas kestabilan. Terdapat pula batasan mendasar yang menyatakan bahwa penekanan gangguan pada satu rentang frekuensi harus dibayar dengan penguatan pada rentang frekuensi lain; sensitivitas tidak dapat ditekan di semua frekuensi sekaligus.</w:t>
-      </w:r>
-    </w:p>
-    <w:p>
-      <w:pPr>
-        <w:spacing w:line="360" w:lineRule="auto" w:after="120"/>
-        <w:jc w:val="both"/>
-      </w:pPr>
-      <w:r>
-        <w:rPr>
-          <w:rFonts w:ascii="Arial" w:hAnsi="Arial" w:cs="Arial"/>
-          <w:b w:val="0"/>
-          <w:i w:val="0"/>
-          <w:sz w:val="22"/>
-        </w:rPr>
-        <w:t xml:space="preserve">Karena itu perancangan yang matang tidak mengejar gain setinggi mungkin, melainkan menempatkan penekanan sensitivitas pada rentang frekuensi tempat gangguan sesungguhnya berada, sambil menjaga jarak aman terhadap kestabilan pada frekuensi tempat model plant sudah tidak dapat dipercaya.</w:t>
-      </w:r>
-      <w:r>
-        <w:rPr>
-          <w:rFonts w:ascii="Arial" w:hAnsi="Arial" w:cs="Arial"/>
-          <w:b w:val="0"/>
-          <w:i w:val="0"/>
-          <w:sz w:val="22"/>
-        </w:rPr>
-        <w:t xml:space="preserve"> Rangkuman kuantitatifnya tertulis pada Persamaan (4).</w:t>
-      </w:r>
-    </w:p>
-    <w:p>
-      <w:pPr>
-        <w:spacing w:before="40" w:after="120"/>
-        <w:jc w:val="center"/>
-      </w:pPr>
-      <w:r>
-        <w:rPr>
-          <w:rFonts w:ascii="Arial" w:hAnsi="Arial" w:cs="Arial"/>
-          <w:b/>
-          <w:i/>
-          <w:color w:val="305496"/>
-          <w:sz w:val="22"/>
-        </w:rPr>
-        <w:t xml:space="preserve">S = 1/(1 + G·H)   |   dT/T = S·dG/G</w:t>
-      </w:r>
-      <w:r>
-        <w:rPr>
-          <w:rFonts w:ascii="Arial" w:hAnsi="Arial" w:cs="Arial"/>
-          <w:b/>
-          <w:i/>
-          <w:color w:val="305496"/>
-          <w:sz w:val="22"/>
-        </w:rPr>
-        <w:t xml:space="preserve">   (4)</w:t>
+        <w:tab/>
+        <w:t xml:space="preserve">(4)</w:t>
       </w:r>
     </w:p>
     <w:p>
@@ -3701,8 +3757,11 @@
     </w:p>
     <w:p>
       <w:pPr>
+        <w:tabs>
+          <w:tab w:val="center" w:pos="4393"/>
+          <w:tab w:val="right" w:pos="8787"/>
+        </w:tabs>
         <w:spacing w:before="40" w:after="120"/>
-        <w:jc w:val="center"/>
       </w:pPr>
       <w:r>
         <w:rPr>
@@ -3712,7 +3771,7 @@
           <w:color w:val="305496"/>
           <w:sz w:val="22"/>
         </w:rPr>
-        <w:t xml:space="preserve">Y = </w:t>
+        <w:tab/>
       </w:r>
       <w:r>
         <w:rPr>
@@ -3722,7 +3781,7 @@
           <w:color w:val="305496"/>
           <w:sz w:val="22"/>
         </w:rPr>
-        <w:t xml:space="preserve">T</w:t>
+        <w:t xml:space="preserve">Y = </w:t>
       </w:r>
       <w:r>
         <w:rPr>
@@ -3731,9 +3790,8 @@
           <w:i/>
           <w:color w:val="305496"/>
           <w:sz w:val="22"/>
-          <w:vertAlign w:val="subscript"/>
-        </w:rPr>
-        <w:t xml:space="preserve">r</w:t>
+        </w:rPr>
+        <w:t xml:space="preserve">T</w:t>
       </w:r>
       <w:r>
         <w:rPr>
@@ -3742,8 +3800,9 @@
           <w:i/>
           <w:color w:val="305496"/>
           <w:sz w:val="22"/>
-        </w:rPr>
-        <w:t xml:space="preserve">·R + </w:t>
+          <w:vertAlign w:val="subscript"/>
+        </w:rPr>
+        <w:t xml:space="preserve">r</w:t>
       </w:r>
       <w:r>
         <w:rPr>
@@ -3753,7 +3812,7 @@
           <w:color w:val="305496"/>
           <w:sz w:val="22"/>
         </w:rPr>
-        <w:t xml:space="preserve">T</w:t>
+        <w:t xml:space="preserve">·R + </w:t>
       </w:r>
       <w:r>
         <w:rPr>
@@ -3762,9 +3821,8 @@
           <w:i/>
           <w:color w:val="305496"/>
           <w:sz w:val="22"/>
-          <w:vertAlign w:val="subscript"/>
-        </w:rPr>
-        <w:t xml:space="preserve">d</w:t>
+        </w:rPr>
+        <w:t xml:space="preserve">T</w:t>
       </w:r>
       <w:r>
         <w:rPr>
@@ -3773,8 +3831,9 @@
           <w:i/>
           <w:color w:val="305496"/>
           <w:sz w:val="22"/>
-        </w:rPr>
-        <w:t xml:space="preserve">·D + </w:t>
+          <w:vertAlign w:val="subscript"/>
+        </w:rPr>
+        <w:t xml:space="preserve">d</w:t>
       </w:r>
       <w:r>
         <w:rPr>
@@ -3784,7 +3843,7 @@
           <w:color w:val="305496"/>
           <w:sz w:val="22"/>
         </w:rPr>
-        <w:t xml:space="preserve">T</w:t>
+        <w:t xml:space="preserve">·D + </w:t>
       </w:r>
       <w:r>
         <w:rPr>
@@ -3793,9 +3852,8 @@
           <w:i/>
           <w:color w:val="305496"/>
           <w:sz w:val="22"/>
-          <w:vertAlign w:val="subscript"/>
-        </w:rPr>
-        <w:t xml:space="preserve">n</w:t>
+        </w:rPr>
+        <w:t xml:space="preserve">T</w:t>
       </w:r>
       <w:r>
         <w:rPr>
@@ -3804,8 +3862,9 @@
           <w:i/>
           <w:color w:val="305496"/>
           <w:sz w:val="22"/>
-        </w:rPr>
-        <w:t xml:space="preserve">·N   |   penyebut sama, pembilang berbeda</w:t>
+          <w:vertAlign w:val="subscript"/>
+        </w:rPr>
+        <w:t xml:space="preserve">n</w:t>
       </w:r>
       <w:r>
         <w:rPr>
@@ -3815,7 +3874,18 @@
           <w:color w:val="305496"/>
           <w:sz w:val="22"/>
         </w:rPr>
-        <w:t xml:space="preserve">   (5)</w:t>
+        <w:t xml:space="preserve">·N   |   penyebut sama, pembilang berbeda</w:t>
+      </w:r>
+      <w:r>
+        <w:rPr>
+          <w:rFonts w:ascii="Arial" w:hAnsi="Arial" w:cs="Arial"/>
+          <w:b/>
+          <w:i/>
+          <w:color w:val="305496"/>
+          <w:sz w:val="22"/>
+        </w:rPr>
+        <w:tab/>
+        <w:t xml:space="preserve">(5)</w:t>
       </w:r>
     </w:p>
     <w:p>
@@ -3905,8 +3975,11 @@
     </w:p>
     <w:p>
       <w:pPr>
+        <w:tabs>
+          <w:tab w:val="center" w:pos="4393"/>
+          <w:tab w:val="right" w:pos="8787"/>
+        </w:tabs>
         <w:spacing w:before="40" w:after="120"/>
-        <w:jc w:val="center"/>
       </w:pPr>
       <w:r>
         <w:rPr>
@@ -3916,7 +3989,7 @@
           <w:color w:val="305496"/>
           <w:sz w:val="22"/>
         </w:rPr>
-        <w:t xml:space="preserve">zero muncul dari beberapa jalur; zero kanan = gerak awal berlawanan arah</w:t>
+        <w:tab/>
       </w:r>
       <w:r>
         <w:rPr>
@@ -3926,7 +3999,18 @@
           <w:color w:val="305496"/>
           <w:sz w:val="22"/>
         </w:rPr>
-        <w:t xml:space="preserve">   (6)</w:t>
+        <w:t xml:space="preserve">zero muncul dari beberapa jalur; zero kanan = gerak awal berlawanan arah</w:t>
+      </w:r>
+      <w:r>
+        <w:rPr>
+          <w:rFonts w:ascii="Arial" w:hAnsi="Arial" w:cs="Arial"/>
+          <w:b/>
+          <w:i/>
+          <w:color w:val="305496"/>
+          <w:sz w:val="22"/>
+        </w:rPr>
+        <w:tab/>
+        <w:t xml:space="preserve">(6)</w:t>
       </w:r>
     </w:p>
     <w:p>
@@ -4016,8 +4100,11 @@
     </w:p>
     <w:p>
       <w:pPr>
+        <w:tabs>
+          <w:tab w:val="center" w:pos="4393"/>
+          <w:tab w:val="right" w:pos="8787"/>
+        </w:tabs>
         <w:spacing w:before="40" w:after="120"/>
-        <w:jc w:val="center"/>
       </w:pPr>
       <w:r>
         <w:rPr>
@@ -4027,7 +4114,7 @@
           <w:color w:val="305496"/>
           <w:sz w:val="22"/>
         </w:rPr>
-        <w:t xml:space="preserve">satu integrator = satu variabel keadaan   |   hitung mengikuti arah aliran sinyal</w:t>
+        <w:tab/>
       </w:r>
       <w:r>
         <w:rPr>
@@ -4037,7 +4124,18 @@
           <w:color w:val="305496"/>
           <w:sz w:val="22"/>
         </w:rPr>
-        <w:t xml:space="preserve">   (7)</w:t>
+        <w:t xml:space="preserve">satu integrator = satu variabel keadaan   |   hitung mengikuti arah aliran sinyal</w:t>
+      </w:r>
+      <w:r>
+        <w:rPr>
+          <w:rFonts w:ascii="Arial" w:hAnsi="Arial" w:cs="Arial"/>
+          <w:b/>
+          <w:i/>
+          <w:color w:val="305496"/>
+          <w:sz w:val="22"/>
+        </w:rPr>
+        <w:tab/>
+        <w:t xml:space="preserve">(7)</w:t>
       </w:r>
     </w:p>
     <w:p>
@@ -4268,8 +4366,11 @@
     </w:p>
     <w:p>
       <w:pPr>
+        <w:tabs>
+          <w:tab w:val="center" w:pos="4393"/>
+          <w:tab w:val="right" w:pos="8787"/>
+        </w:tabs>
         <w:spacing w:before="40" w:after="120"/>
-        <w:jc w:val="center"/>
       </w:pPr>
       <w:r>
         <w:rPr>
@@ -4279,7 +4380,7 @@
           <w:color w:val="305496"/>
           <w:sz w:val="22"/>
         </w:rPr>
-        <w:t xml:space="preserve">E(s) = R(s) - H(s)·Y(s)</w:t>
+        <w:tab/>
       </w:r>
       <w:r>
         <w:rPr>
@@ -4289,53 +4390,8 @@
           <w:color w:val="305496"/>
           <w:sz w:val="22"/>
         </w:rPr>
-        <w:t xml:space="preserve">   (8)</w:t>
-      </w:r>
-    </w:p>
-    <w:p>
-      <w:pPr>
-        <w:spacing w:line="360" w:lineRule="auto" w:after="120"/>
-        <w:jc w:val="both"/>
-      </w:pPr>
-      <w:r>
-        <w:rPr>
-          <w:rFonts w:ascii="Arial" w:hAnsi="Arial" w:cs="Arial"/>
-          <w:b w:val="0"/>
-          <w:i w:val="0"/>
-          <w:sz w:val="22"/>
-        </w:rPr>
-        <w:t xml:space="preserve">Titik penjumlahan mengurangkan sinyal umpan balik dari referensi.</w:t>
-      </w:r>
-      <w:r>
-        <w:rPr>
-          <w:rFonts w:ascii="Arial" w:hAnsi="Arial" w:cs="Arial"/>
-          <w:b w:val="0"/>
-          <w:i w:val="0"/>
-          <w:sz w:val="22"/>
-        </w:rPr>
-        <w:t xml:space="preserve"> Hubungan ini dirangkum dalam Persamaan (9).</w:t>
-      </w:r>
-    </w:p>
-    <w:p>
-      <w:pPr>
-        <w:spacing w:line="360" w:lineRule="auto" w:after="120"/>
-        <w:jc w:val="both"/>
-      </w:pPr>
-      <w:r>
-        <w:rPr>
-          <w:rFonts w:ascii="Arial" w:hAnsi="Arial" w:cs="Arial"/>
-          <w:b w:val="0"/>
-          <w:i w:val="0"/>
-          <w:sz w:val="22"/>
-        </w:rPr>
-        <w:t xml:space="preserve">2. Nyatakan keluaran</w:t>
-      </w:r>
-    </w:p>
-    <w:p>
-      <w:pPr>
-        <w:spacing w:before="40" w:after="120"/>
-        <w:jc w:val="center"/>
-      </w:pPr>
+        <w:t xml:space="preserve">E(s) = R(s) - H(s)·Y(s)</w:t>
+      </w:r>
       <w:r>
         <w:rPr>
           <w:rFonts w:ascii="Arial" w:hAnsi="Arial" w:cs="Arial"/>
@@ -4344,8 +4400,57 @@
           <w:color w:val="305496"/>
           <w:sz w:val="22"/>
         </w:rPr>
-        <w:t xml:space="preserve">Y(s) = G(s)·E(s)</w:t>
-      </w:r>
+        <w:tab/>
+        <w:t xml:space="preserve">(8)</w:t>
+      </w:r>
+    </w:p>
+    <w:p>
+      <w:pPr>
+        <w:spacing w:line="360" w:lineRule="auto" w:after="120"/>
+        <w:jc w:val="both"/>
+      </w:pPr>
+      <w:r>
+        <w:rPr>
+          <w:rFonts w:ascii="Arial" w:hAnsi="Arial" w:cs="Arial"/>
+          <w:b w:val="0"/>
+          <w:i w:val="0"/>
+          <w:sz w:val="22"/>
+        </w:rPr>
+        <w:t xml:space="preserve">Titik penjumlahan mengurangkan sinyal umpan balik dari referensi.</w:t>
+      </w:r>
+      <w:r>
+        <w:rPr>
+          <w:rFonts w:ascii="Arial" w:hAnsi="Arial" w:cs="Arial"/>
+          <w:b w:val="0"/>
+          <w:i w:val="0"/>
+          <w:sz w:val="22"/>
+        </w:rPr>
+        <w:t xml:space="preserve"> Hubungan ini dirangkum dalam Persamaan (9).</w:t>
+      </w:r>
+    </w:p>
+    <w:p>
+      <w:pPr>
+        <w:spacing w:line="360" w:lineRule="auto" w:after="120"/>
+        <w:jc w:val="both"/>
+      </w:pPr>
+      <w:r>
+        <w:rPr>
+          <w:rFonts w:ascii="Arial" w:hAnsi="Arial" w:cs="Arial"/>
+          <w:b w:val="0"/>
+          <w:i w:val="0"/>
+          <w:sz w:val="22"/>
+        </w:rPr>
+        <w:t xml:space="preserve">2. Nyatakan keluaran</w:t>
+      </w:r>
+    </w:p>
+    <w:p>
+      <w:pPr>
+        <w:tabs>
+          <w:tab w:val="center" w:pos="4393"/>
+          <w:tab w:val="right" w:pos="8787"/>
+        </w:tabs>
+        <w:spacing w:before="40" w:after="120"/>
+      </w:pPr>
       <w:r>
         <w:rPr>
           <w:rFonts w:ascii="Arial" w:hAnsi="Arial" w:cs="Arial"/>
@@ -4354,53 +4459,8 @@
           <w:color w:val="305496"/>
           <w:sz w:val="22"/>
         </w:rPr>
-        <w:t xml:space="preserve">   (9)</w:t>
-      </w:r>
-    </w:p>
-    <w:p>
-      <w:pPr>
-        <w:spacing w:line="360" w:lineRule="auto" w:after="120"/>
-        <w:jc w:val="both"/>
-      </w:pPr>
-      <w:r>
-        <w:rPr>
-          <w:rFonts w:ascii="Arial" w:hAnsi="Arial" w:cs="Arial"/>
-          <w:b w:val="0"/>
-          <w:i w:val="0"/>
-          <w:sz w:val="22"/>
-        </w:rPr>
-        <w:t xml:space="preserve">Keluaran adalah error yang dilewatkan lintasan maju.</w:t>
-      </w:r>
-      <w:r>
-        <w:rPr>
-          <w:rFonts w:ascii="Arial" w:hAnsi="Arial" w:cs="Arial"/>
-          <w:b w:val="0"/>
-          <w:i w:val="0"/>
-          <w:sz w:val="22"/>
-        </w:rPr>
-        <w:t xml:space="preserve"> Bentuk ringkasnya dituliskan pada Persamaan (10).</w:t>
-      </w:r>
-    </w:p>
-    <w:p>
-      <w:pPr>
-        <w:spacing w:line="360" w:lineRule="auto" w:after="120"/>
-        <w:jc w:val="both"/>
-      </w:pPr>
-      <w:r>
-        <w:rPr>
-          <w:rFonts w:ascii="Arial" w:hAnsi="Arial" w:cs="Arial"/>
-          <w:b w:val="0"/>
-          <w:i w:val="0"/>
-          <w:sz w:val="22"/>
-        </w:rPr>
-        <w:t xml:space="preserve">3. Substitusikan error</w:t>
-      </w:r>
-    </w:p>
-    <w:p>
-      <w:pPr>
-        <w:spacing w:before="40" w:after="120"/>
-        <w:jc w:val="center"/>
-      </w:pPr>
+        <w:tab/>
+      </w:r>
       <w:r>
         <w:rPr>
           <w:rFonts w:ascii="Arial" w:hAnsi="Arial" w:cs="Arial"/>
@@ -4409,7 +4469,7 @@
           <w:color w:val="305496"/>
           <w:sz w:val="22"/>
         </w:rPr>
-        <w:t xml:space="preserve">Y = G·(R - H·Y)</w:t>
+        <w:t xml:space="preserve">Y(s) = G(s)·E(s)</w:t>
       </w:r>
       <w:r>
         <w:rPr>
@@ -4419,52 +4479,56 @@
           <w:color w:val="305496"/>
           <w:sz w:val="22"/>
         </w:rPr>
-        <w:t xml:space="preserve">   (10)</w:t>
-      </w:r>
-    </w:p>
-    <w:p>
-      <w:pPr>
-        <w:spacing w:line="360" w:lineRule="auto" w:after="120"/>
-        <w:jc w:val="both"/>
-      </w:pPr>
-      <w:r>
-        <w:rPr>
-          <w:rFonts w:ascii="Arial" w:hAnsi="Arial" w:cs="Arial"/>
-          <w:b w:val="0"/>
-          <w:i w:val="0"/>
-          <w:sz w:val="22"/>
-        </w:rPr>
-        <w:t xml:space="preserve">Persamaan kini hanya memuat Y dan R.</w:t>
-      </w:r>
-      <w:r>
-        <w:rPr>
-          <w:rFonts w:ascii="Arial" w:hAnsi="Arial" w:cs="Arial"/>
-          <w:b w:val="0"/>
-          <w:i w:val="0"/>
-          <w:sz w:val="22"/>
-        </w:rPr>
-        <w:t xml:space="preserve"> Persamaan (11) memadatkan aturan tersebut.</w:t>
-      </w:r>
-    </w:p>
-    <w:p>
-      <w:pPr>
-        <w:spacing w:line="360" w:lineRule="auto" w:after="120"/>
-        <w:jc w:val="both"/>
-      </w:pPr>
-      <w:r>
-        <w:rPr>
-          <w:rFonts w:ascii="Arial" w:hAnsi="Arial" w:cs="Arial"/>
-          <w:b w:val="0"/>
-          <w:i w:val="0"/>
-          <w:sz w:val="22"/>
-        </w:rPr>
-        <w:t xml:space="preserve">4. Kumpulkan suku Y</w:t>
-      </w:r>
-    </w:p>
-    <w:p>
-      <w:pPr>
+        <w:tab/>
+        <w:t xml:space="preserve">(9)</w:t>
+      </w:r>
+    </w:p>
+    <w:p>
+      <w:pPr>
+        <w:spacing w:line="360" w:lineRule="auto" w:after="120"/>
+        <w:jc w:val="both"/>
+      </w:pPr>
+      <w:r>
+        <w:rPr>
+          <w:rFonts w:ascii="Arial" w:hAnsi="Arial" w:cs="Arial"/>
+          <w:b w:val="0"/>
+          <w:i w:val="0"/>
+          <w:sz w:val="22"/>
+        </w:rPr>
+        <w:t xml:space="preserve">Keluaran adalah error yang dilewatkan lintasan maju.</w:t>
+      </w:r>
+      <w:r>
+        <w:rPr>
+          <w:rFonts w:ascii="Arial" w:hAnsi="Arial" w:cs="Arial"/>
+          <w:b w:val="0"/>
+          <w:i w:val="0"/>
+          <w:sz w:val="22"/>
+        </w:rPr>
+        <w:t xml:space="preserve"> Bentuk ringkasnya dituliskan pada Persamaan (10).</w:t>
+      </w:r>
+    </w:p>
+    <w:p>
+      <w:pPr>
+        <w:spacing w:line="360" w:lineRule="auto" w:after="120"/>
+        <w:jc w:val="both"/>
+      </w:pPr>
+      <w:r>
+        <w:rPr>
+          <w:rFonts w:ascii="Arial" w:hAnsi="Arial" w:cs="Arial"/>
+          <w:b w:val="0"/>
+          <w:i w:val="0"/>
+          <w:sz w:val="22"/>
+        </w:rPr>
+        <w:t xml:space="preserve">3. Substitusikan error</w:t>
+      </w:r>
+    </w:p>
+    <w:p>
+      <w:pPr>
+        <w:tabs>
+          <w:tab w:val="center" w:pos="4393"/>
+          <w:tab w:val="right" w:pos="8787"/>
+        </w:tabs>
         <w:spacing w:before="40" w:after="120"/>
-        <w:jc w:val="center"/>
       </w:pPr>
       <w:r>
         <w:rPr>
@@ -4474,7 +4538,7 @@
           <w:color w:val="305496"/>
           <w:sz w:val="22"/>
         </w:rPr>
-        <w:t xml:space="preserve">Y + G·H·Y = G·R</w:t>
+        <w:tab/>
       </w:r>
       <w:r>
         <w:rPr>
@@ -4484,53 +4548,8 @@
           <w:color w:val="305496"/>
           <w:sz w:val="22"/>
         </w:rPr>
-        <w:t xml:space="preserve">   (11)</w:t>
-      </w:r>
-    </w:p>
-    <w:p>
-      <w:pPr>
-        <w:spacing w:line="360" w:lineRule="auto" w:after="120"/>
-        <w:jc w:val="both"/>
-      </w:pPr>
-      <w:r>
-        <w:rPr>
-          <w:rFonts w:ascii="Arial" w:hAnsi="Arial" w:cs="Arial"/>
-          <w:b w:val="0"/>
-          <w:i w:val="0"/>
-          <w:sz w:val="22"/>
-        </w:rPr>
-        <w:t xml:space="preserve">Suku umpan balik dipindahkan ke ruas kiri.</w:t>
-      </w:r>
-      <w:r>
-        <w:rPr>
-          <w:rFonts w:ascii="Arial" w:hAnsi="Arial" w:cs="Arial"/>
-          <w:b w:val="0"/>
-          <w:i w:val="0"/>
-          <w:sz w:val="22"/>
-        </w:rPr>
-        <w:t xml:space="preserve"> Rangkuman kuantitatifnya tertulis pada Persamaan (12).</w:t>
-      </w:r>
-    </w:p>
-    <w:p>
-      <w:pPr>
-        <w:spacing w:line="360" w:lineRule="auto" w:after="120"/>
-        <w:jc w:val="both"/>
-      </w:pPr>
-      <w:r>
-        <w:rPr>
-          <w:rFonts w:ascii="Arial" w:hAnsi="Arial" w:cs="Arial"/>
-          <w:b w:val="0"/>
-          <w:i w:val="0"/>
-          <w:sz w:val="22"/>
-        </w:rPr>
-        <w:t xml:space="preserve">5. Faktorkan dan bagi</w:t>
-      </w:r>
-    </w:p>
-    <w:p>
-      <w:pPr>
-        <w:spacing w:before="40" w:after="120"/>
-        <w:jc w:val="center"/>
-      </w:pPr>
+        <w:t xml:space="preserve">Y = G·(R - H·Y)</w:t>
+      </w:r>
       <w:r>
         <w:rPr>
           <w:rFonts w:ascii="Arial" w:hAnsi="Arial" w:cs="Arial"/>
@@ -4539,8 +4558,57 @@
           <w:color w:val="305496"/>
           <w:sz w:val="22"/>
         </w:rPr>
-        <w:t xml:space="preserve">T = Y/R = G/(1 + G·H)</w:t>
-      </w:r>
+        <w:tab/>
+        <w:t xml:space="preserve">(10)</w:t>
+      </w:r>
+    </w:p>
+    <w:p>
+      <w:pPr>
+        <w:spacing w:line="360" w:lineRule="auto" w:after="120"/>
+        <w:jc w:val="both"/>
+      </w:pPr>
+      <w:r>
+        <w:rPr>
+          <w:rFonts w:ascii="Arial" w:hAnsi="Arial" w:cs="Arial"/>
+          <w:b w:val="0"/>
+          <w:i w:val="0"/>
+          <w:sz w:val="22"/>
+        </w:rPr>
+        <w:t xml:space="preserve">Persamaan kini hanya memuat Y dan R.</w:t>
+      </w:r>
+      <w:r>
+        <w:rPr>
+          <w:rFonts w:ascii="Arial" w:hAnsi="Arial" w:cs="Arial"/>
+          <w:b w:val="0"/>
+          <w:i w:val="0"/>
+          <w:sz w:val="22"/>
+        </w:rPr>
+        <w:t xml:space="preserve"> Persamaan (11) memadatkan aturan tersebut.</w:t>
+      </w:r>
+    </w:p>
+    <w:p>
+      <w:pPr>
+        <w:spacing w:line="360" w:lineRule="auto" w:after="120"/>
+        <w:jc w:val="both"/>
+      </w:pPr>
+      <w:r>
+        <w:rPr>
+          <w:rFonts w:ascii="Arial" w:hAnsi="Arial" w:cs="Arial"/>
+          <w:b w:val="0"/>
+          <w:i w:val="0"/>
+          <w:sz w:val="22"/>
+        </w:rPr>
+        <w:t xml:space="preserve">4. Kumpulkan suku Y</w:t>
+      </w:r>
+    </w:p>
+    <w:p>
+      <w:pPr>
+        <w:tabs>
+          <w:tab w:val="center" w:pos="4393"/>
+          <w:tab w:val="right" w:pos="8787"/>
+        </w:tabs>
+        <w:spacing w:before="40" w:after="120"/>
+      </w:pPr>
       <w:r>
         <w:rPr>
           <w:rFonts w:ascii="Arial" w:hAnsi="Arial" w:cs="Arial"/>
@@ -4549,7 +4617,107 @@
           <w:color w:val="305496"/>
           <w:sz w:val="22"/>
         </w:rPr>
-        <w:t xml:space="preserve">   (12)</w:t>
+        <w:tab/>
+      </w:r>
+      <w:r>
+        <w:rPr>
+          <w:rFonts w:ascii="Arial" w:hAnsi="Arial" w:cs="Arial"/>
+          <w:b/>
+          <w:i/>
+          <w:color w:val="305496"/>
+          <w:sz w:val="22"/>
+        </w:rPr>
+        <w:t xml:space="preserve">Y + G·H·Y = G·R</w:t>
+      </w:r>
+      <w:r>
+        <w:rPr>
+          <w:rFonts w:ascii="Arial" w:hAnsi="Arial" w:cs="Arial"/>
+          <w:b/>
+          <w:i/>
+          <w:color w:val="305496"/>
+          <w:sz w:val="22"/>
+        </w:rPr>
+        <w:tab/>
+        <w:t xml:space="preserve">(11)</w:t>
+      </w:r>
+    </w:p>
+    <w:p>
+      <w:pPr>
+        <w:spacing w:line="360" w:lineRule="auto" w:after="120"/>
+        <w:jc w:val="both"/>
+      </w:pPr>
+      <w:r>
+        <w:rPr>
+          <w:rFonts w:ascii="Arial" w:hAnsi="Arial" w:cs="Arial"/>
+          <w:b w:val="0"/>
+          <w:i w:val="0"/>
+          <w:sz w:val="22"/>
+        </w:rPr>
+        <w:t xml:space="preserve">Suku umpan balik dipindahkan ke ruas kiri.</w:t>
+      </w:r>
+      <w:r>
+        <w:rPr>
+          <w:rFonts w:ascii="Arial" w:hAnsi="Arial" w:cs="Arial"/>
+          <w:b w:val="0"/>
+          <w:i w:val="0"/>
+          <w:sz w:val="22"/>
+        </w:rPr>
+        <w:t xml:space="preserve"> Rangkuman kuantitatifnya tertulis pada Persamaan (12).</w:t>
+      </w:r>
+    </w:p>
+    <w:p>
+      <w:pPr>
+        <w:spacing w:line="360" w:lineRule="auto" w:after="120"/>
+        <w:jc w:val="both"/>
+      </w:pPr>
+      <w:r>
+        <w:rPr>
+          <w:rFonts w:ascii="Arial" w:hAnsi="Arial" w:cs="Arial"/>
+          <w:b w:val="0"/>
+          <w:i w:val="0"/>
+          <w:sz w:val="22"/>
+        </w:rPr>
+        <w:t xml:space="preserve">5. Faktorkan dan bagi</w:t>
+      </w:r>
+    </w:p>
+    <w:p>
+      <w:pPr>
+        <w:tabs>
+          <w:tab w:val="center" w:pos="4393"/>
+          <w:tab w:val="right" w:pos="8787"/>
+        </w:tabs>
+        <w:spacing w:before="40" w:after="120"/>
+      </w:pPr>
+      <w:r>
+        <w:rPr>
+          <w:rFonts w:ascii="Arial" w:hAnsi="Arial" w:cs="Arial"/>
+          <w:b/>
+          <w:i/>
+          <w:color w:val="305496"/>
+          <w:sz w:val="22"/>
+        </w:rPr>
+        <w:tab/>
+      </w:r>
+      <w:r>
+        <w:rPr>
+          <w:rFonts w:ascii="Arial" w:hAnsi="Arial" w:cs="Arial"/>
+          <w:b/>
+          <w:i/>
+          <w:color w:val="305496"/>
+          <w:sz w:val="22"/>
+        </w:rPr>
+        <w:t xml:space="preserve">T = Y/R = G/(1 + G·H)</w:t>
+      </w:r>
+      <w:r>
+        <w:rPr>
+          <w:rFonts w:ascii="Arial" w:hAnsi="Arial" w:cs="Arial"/>
+          <w:b/>
+          <w:i/>
+          <w:color w:val="305496"/>
+          <w:sz w:val="22"/>
+        </w:rPr>
+        <w:tab/>
+        <w:t xml:space="preserve">(12)</w:t>
       </w:r>
     </w:p>
     <w:p>
@@ -4702,8 +4870,11 @@
     </w:p>
     <w:p>
       <w:pPr>
+        <w:tabs>
+          <w:tab w:val="center" w:pos="4393"/>
+          <w:tab w:val="right" w:pos="8787"/>
+        </w:tabs>
         <w:spacing w:before="40" w:after="120"/>
-        <w:jc w:val="center"/>
       </w:pPr>
       <w:r>
         <w:rPr>
@@ -4713,7 +4884,7 @@
           <w:color w:val="305496"/>
           <w:sz w:val="22"/>
         </w:rPr>
-        <w:t xml:space="preserve">G = </w:t>
+        <w:tab/>
       </w:r>
       <w:r>
         <w:rPr>
@@ -4723,7 +4894,7 @@
           <w:color w:val="305496"/>
           <w:sz w:val="22"/>
         </w:rPr>
-        <w:t xml:space="preserve">G</w:t>
+        <w:t xml:space="preserve">G = </w:t>
       </w:r>
       <w:r>
         <w:rPr>
@@ -4732,9 +4903,8 @@
           <w:i/>
           <w:color w:val="305496"/>
           <w:sz w:val="22"/>
-          <w:vertAlign w:val="subscript"/>
-        </w:rPr>
-        <w:t xml:space="preserve">1</w:t>
+        </w:rPr>
+        <w:t xml:space="preserve">G</w:t>
       </w:r>
       <w:r>
         <w:rPr>
@@ -4743,8 +4913,9 @@
           <w:i/>
           <w:color w:val="305496"/>
           <w:sz w:val="22"/>
-        </w:rPr>
-        <w:t xml:space="preserve">·</w:t>
+          <w:vertAlign w:val="subscript"/>
+        </w:rPr>
+        <w:t xml:space="preserve">1</w:t>
       </w:r>
       <w:r>
         <w:rPr>
@@ -4754,7 +4925,7 @@
           <w:color w:val="305496"/>
           <w:sz w:val="22"/>
         </w:rPr>
-        <w:t xml:space="preserve">G</w:t>
+        <w:t xml:space="preserve">·</w:t>
       </w:r>
       <w:r>
         <w:rPr>
@@ -4763,9 +4934,8 @@
           <w:i/>
           <w:color w:val="305496"/>
           <w:sz w:val="22"/>
-          <w:vertAlign w:val="subscript"/>
-        </w:rPr>
-        <w:t xml:space="preserve">2</w:t>
+        </w:rPr>
+        <w:t xml:space="preserve">G</w:t>
       </w:r>
       <w:r>
         <w:rPr>
@@ -4774,8 +4944,9 @@
           <w:i/>
           <w:color w:val="305496"/>
           <w:sz w:val="22"/>
-        </w:rPr>
-        <w:t xml:space="preserve"> = 15/((2s+1)·(s+4))</w:t>
+          <w:vertAlign w:val="subscript"/>
+        </w:rPr>
+        <w:t xml:space="preserve">2</w:t>
       </w:r>
       <w:r>
         <w:rPr>
@@ -4785,53 +4956,8 @@
           <w:color w:val="305496"/>
           <w:sz w:val="22"/>
         </w:rPr>
-        <w:t xml:space="preserve">   (13)</w:t>
-      </w:r>
-    </w:p>
-    <w:p>
-      <w:pPr>
-        <w:spacing w:line="360" w:lineRule="auto" w:after="120"/>
-        <w:jc w:val="both"/>
-      </w:pPr>
-      <w:r>
-        <w:rPr>
-          <w:rFonts w:ascii="Arial" w:hAnsi="Arial" w:cs="Arial"/>
-          <w:b w:val="0"/>
-          <w:i w:val="0"/>
-          <w:sz w:val="22"/>
-        </w:rPr>
-        <w:t xml:space="preserve">Diandaikan tidak ada pembebanan antara kedua blok.</w:t>
-      </w:r>
-      <w:r>
-        <w:rPr>
-          <w:rFonts w:ascii="Arial" w:hAnsi="Arial" w:cs="Arial"/>
-          <w:b w:val="0"/>
-          <w:i w:val="0"/>
-          <w:sz w:val="22"/>
-        </w:rPr>
-        <w:t xml:space="preserve"> Bentuk ringkasnya dituliskan pada Persamaan (14).</w:t>
-      </w:r>
-    </w:p>
-    <w:p>
-      <w:pPr>
-        <w:spacing w:line="360" w:lineRule="auto" w:after="120"/>
-        <w:jc w:val="both"/>
-      </w:pPr>
-      <w:r>
-        <w:rPr>
-          <w:rFonts w:ascii="Arial" w:hAnsi="Arial" w:cs="Arial"/>
-          <w:b w:val="0"/>
-          <w:i w:val="0"/>
-          <w:sz w:val="22"/>
-        </w:rPr>
-        <w:t xml:space="preserve">2. Uraikan penyebut</w:t>
-      </w:r>
-    </w:p>
-    <w:p>
-      <w:pPr>
-        <w:spacing w:before="40" w:after="120"/>
-        <w:jc w:val="center"/>
-      </w:pPr>
+        <w:t xml:space="preserve"> = 15/((2s+1)·(s+4))</w:t>
+      </w:r>
       <w:r>
         <w:rPr>
           <w:rFonts w:ascii="Arial" w:hAnsi="Arial" w:cs="Arial"/>
@@ -4840,8 +4966,57 @@
           <w:color w:val="305496"/>
           <w:sz w:val="22"/>
         </w:rPr>
-        <w:t xml:space="preserve">(2s+1)·(s+4) = 2s</w:t>
-      </w:r>
+        <w:tab/>
+        <w:t xml:space="preserve">(13)</w:t>
+      </w:r>
+    </w:p>
+    <w:p>
+      <w:pPr>
+        <w:spacing w:line="360" w:lineRule="auto" w:after="120"/>
+        <w:jc w:val="both"/>
+      </w:pPr>
+      <w:r>
+        <w:rPr>
+          <w:rFonts w:ascii="Arial" w:hAnsi="Arial" w:cs="Arial"/>
+          <w:b w:val="0"/>
+          <w:i w:val="0"/>
+          <w:sz w:val="22"/>
+        </w:rPr>
+        <w:t xml:space="preserve">Diandaikan tidak ada pembebanan antara kedua blok.</w:t>
+      </w:r>
+      <w:r>
+        <w:rPr>
+          <w:rFonts w:ascii="Arial" w:hAnsi="Arial" w:cs="Arial"/>
+          <w:b w:val="0"/>
+          <w:i w:val="0"/>
+          <w:sz w:val="22"/>
+        </w:rPr>
+        <w:t xml:space="preserve"> Bentuk ringkasnya dituliskan pada Persamaan (14).</w:t>
+      </w:r>
+    </w:p>
+    <w:p>
+      <w:pPr>
+        <w:spacing w:line="360" w:lineRule="auto" w:after="120"/>
+        <w:jc w:val="both"/>
+      </w:pPr>
+      <w:r>
+        <w:rPr>
+          <w:rFonts w:ascii="Arial" w:hAnsi="Arial" w:cs="Arial"/>
+          <w:b w:val="0"/>
+          <w:i w:val="0"/>
+          <w:sz w:val="22"/>
+        </w:rPr>
+        <w:t xml:space="preserve">2. Uraikan penyebut</w:t>
+      </w:r>
+    </w:p>
+    <w:p>
+      <w:pPr>
+        <w:tabs>
+          <w:tab w:val="center" w:pos="4393"/>
+          <w:tab w:val="right" w:pos="8787"/>
+        </w:tabs>
+        <w:spacing w:before="40" w:after="120"/>
+      </w:pPr>
       <w:r>
         <w:rPr>
           <w:rFonts w:ascii="Arial" w:hAnsi="Arial" w:cs="Arial"/>
@@ -4849,9 +5024,8 @@
           <w:i/>
           <w:color w:val="305496"/>
           <w:sz w:val="22"/>
-          <w:vertAlign w:val="superscript"/>
-        </w:rPr>
-        <w:t xml:space="preserve">2</w:t>
+        </w:rPr>
+        <w:tab/>
       </w:r>
       <w:r>
         <w:rPr>
@@ -4861,7 +5035,7 @@
           <w:color w:val="305496"/>
           <w:sz w:val="22"/>
         </w:rPr>
-        <w:t xml:space="preserve"> + 9s + 4</w:t>
+        <w:t xml:space="preserve">(2s+1)·(s+4) = 2s</w:t>
       </w:r>
       <w:r>
         <w:rPr>
@@ -4870,54 +5044,10 @@
           <w:i/>
           <w:color w:val="305496"/>
           <w:sz w:val="22"/>
-        </w:rPr>
-        <w:t xml:space="preserve">   (14)</w:t>
-      </w:r>
-    </w:p>
-    <w:p>
-      <w:pPr>
-        <w:spacing w:line="360" w:lineRule="auto" w:after="120"/>
-        <w:jc w:val="both"/>
-      </w:pPr>
-      <w:r>
-        <w:rPr>
-          <w:rFonts w:ascii="Arial" w:hAnsi="Arial" w:cs="Arial"/>
-          <w:b w:val="0"/>
-          <w:i w:val="0"/>
-          <w:sz w:val="22"/>
-        </w:rPr>
-        <w:t xml:space="preserve">Bentuk polinomial memudahkan langkah berikutnya.</w:t>
-      </w:r>
-      <w:r>
-        <w:rPr>
-          <w:rFonts w:ascii="Arial" w:hAnsi="Arial" w:cs="Arial"/>
-          <w:b w:val="0"/>
-          <w:i w:val="0"/>
-          <w:sz w:val="22"/>
-        </w:rPr>
-        <w:t xml:space="preserve"> Persamaan (15) memadatkan aturan tersebut.</w:t>
-      </w:r>
-    </w:p>
-    <w:p>
-      <w:pPr>
-        <w:spacing w:line="360" w:lineRule="auto" w:after="120"/>
-        <w:jc w:val="both"/>
-      </w:pPr>
-      <w:r>
-        <w:rPr>
-          <w:rFonts w:ascii="Arial" w:hAnsi="Arial" w:cs="Arial"/>
-          <w:b w:val="0"/>
-          <w:i w:val="0"/>
-          <w:sz w:val="22"/>
-        </w:rPr>
-        <w:t xml:space="preserve">3. Bentuk loop tertutup</w:t>
-      </w:r>
-    </w:p>
-    <w:p>
-      <w:pPr>
-        <w:spacing w:before="40" w:after="120"/>
-        <w:jc w:val="center"/>
-      </w:pPr>
+          <w:vertAlign w:val="superscript"/>
+        </w:rPr>
+        <w:t xml:space="preserve">2</w:t>
+      </w:r>
       <w:r>
         <w:rPr>
           <w:rFonts w:ascii="Arial" w:hAnsi="Arial" w:cs="Arial"/>
@@ -4926,7 +5056,7 @@
           <w:color w:val="305496"/>
           <w:sz w:val="22"/>
         </w:rPr>
-        <w:t xml:space="preserve">T = G/(1 + G·H) = 15/(2s</w:t>
+        <w:t xml:space="preserve"> + 9s + 4</w:t>
       </w:r>
       <w:r>
         <w:rPr>
@@ -4935,10 +5065,58 @@
           <w:i/>
           <w:color w:val="305496"/>
           <w:sz w:val="22"/>
-          <w:vertAlign w:val="superscript"/>
-        </w:rPr>
-        <w:t xml:space="preserve">2</w:t>
-      </w:r>
+        </w:rPr>
+        <w:tab/>
+        <w:t xml:space="preserve">(14)</w:t>
+      </w:r>
+    </w:p>
+    <w:p>
+      <w:pPr>
+        <w:spacing w:line="360" w:lineRule="auto" w:after="120"/>
+        <w:jc w:val="both"/>
+      </w:pPr>
+      <w:r>
+        <w:rPr>
+          <w:rFonts w:ascii="Arial" w:hAnsi="Arial" w:cs="Arial"/>
+          <w:b w:val="0"/>
+          <w:i w:val="0"/>
+          <w:sz w:val="22"/>
+        </w:rPr>
+        <w:t xml:space="preserve">Bentuk polinomial memudahkan langkah berikutnya.</w:t>
+      </w:r>
+      <w:r>
+        <w:rPr>
+          <w:rFonts w:ascii="Arial" w:hAnsi="Arial" w:cs="Arial"/>
+          <w:b w:val="0"/>
+          <w:i w:val="0"/>
+          <w:sz w:val="22"/>
+        </w:rPr>
+        <w:t xml:space="preserve"> Persamaan (15) memadatkan aturan tersebut.</w:t>
+      </w:r>
+    </w:p>
+    <w:p>
+      <w:pPr>
+        <w:spacing w:line="360" w:lineRule="auto" w:after="120"/>
+        <w:jc w:val="both"/>
+      </w:pPr>
+      <w:r>
+        <w:rPr>
+          <w:rFonts w:ascii="Arial" w:hAnsi="Arial" w:cs="Arial"/>
+          <w:b w:val="0"/>
+          <w:i w:val="0"/>
+          <w:sz w:val="22"/>
+        </w:rPr>
+        <w:t xml:space="preserve">3. Bentuk loop tertutup</w:t>
+      </w:r>
+    </w:p>
+    <w:p>
+      <w:pPr>
+        <w:tabs>
+          <w:tab w:val="center" w:pos="4393"/>
+          <w:tab w:val="right" w:pos="8787"/>
+        </w:tabs>
+        <w:spacing w:before="40" w:after="120"/>
+      </w:pPr>
       <w:r>
         <w:rPr>
           <w:rFonts w:ascii="Arial" w:hAnsi="Arial" w:cs="Arial"/>
@@ -4947,7 +5125,7 @@
           <w:color w:val="305496"/>
           <w:sz w:val="22"/>
         </w:rPr>
-        <w:t xml:space="preserve"> + 9s + 4 + 3)</w:t>
+        <w:tab/>
       </w:r>
       <w:r>
         <w:rPr>
@@ -4957,72 +5135,8 @@
           <w:color w:val="305496"/>
           <w:sz w:val="22"/>
         </w:rPr>
-        <w:t xml:space="preserve">   (15)</w:t>
-      </w:r>
-    </w:p>
-    <w:p>
-      <w:pPr>
-        <w:spacing w:line="360" w:lineRule="auto" w:after="120"/>
-        <w:jc w:val="both"/>
-      </w:pPr>
-      <w:r>
-        <w:rPr>
-          <w:rFonts w:ascii="Arial" w:hAnsi="Arial" w:cs="Arial"/>
-          <w:b w:val="0"/>
-          <w:i w:val="0"/>
-          <w:sz w:val="22"/>
-        </w:rPr>
-        <w:t xml:space="preserve">G·H = 3/(2s</w:t>
-      </w:r>
-      <w:r>
-        <w:rPr>
-          <w:rFonts w:ascii="Arial" w:hAnsi="Arial" w:cs="Arial"/>
-          <w:b w:val="0"/>
-          <w:i w:val="0"/>
-          <w:sz w:val="22"/>
-          <w:vertAlign w:val="superscript"/>
-        </w:rPr>
-        <w:t xml:space="preserve">2</w:t>
-      </w:r>
-      <w:r>
-        <w:rPr>
-          <w:rFonts w:ascii="Arial" w:hAnsi="Arial" w:cs="Arial"/>
-          <w:b w:val="0"/>
-          <w:i w:val="0"/>
-          <w:sz w:val="22"/>
-        </w:rPr>
-        <w:t xml:space="preserve">+9s+4), sehingga penyebut bertambah 3.</w:t>
-      </w:r>
-      <w:r>
-        <w:rPr>
-          <w:rFonts w:ascii="Arial" w:hAnsi="Arial" w:cs="Arial"/>
-          <w:b w:val="0"/>
-          <w:i w:val="0"/>
-          <w:sz w:val="22"/>
-        </w:rPr>
-        <w:t xml:space="preserve"> Rangkuman kuantitatifnya tertulis pada Persamaan (16).</w:t>
-      </w:r>
-    </w:p>
-    <w:p>
-      <w:pPr>
-        <w:spacing w:line="360" w:lineRule="auto" w:after="120"/>
-        <w:jc w:val="both"/>
-      </w:pPr>
-      <w:r>
-        <w:rPr>
-          <w:rFonts w:ascii="Arial" w:hAnsi="Arial" w:cs="Arial"/>
-          <w:b w:val="0"/>
-          <w:i w:val="0"/>
-          <w:sz w:val="22"/>
-        </w:rPr>
-        <w:t xml:space="preserve">4. Sederhanakan</w:t>
-      </w:r>
-    </w:p>
-    <w:p>
-      <w:pPr>
-        <w:spacing w:before="40" w:after="120"/>
-        <w:jc w:val="center"/>
-      </w:pPr>
+        <w:t xml:space="preserve">T = G/(1 + G·H) = 15/(2s</w:t>
+      </w:r>
       <w:r>
         <w:rPr>
           <w:rFonts w:ascii="Arial" w:hAnsi="Arial" w:cs="Arial"/>
@@ -5030,8 +5144,9 @@
           <w:i/>
           <w:color w:val="305496"/>
           <w:sz w:val="22"/>
-        </w:rPr>
-        <w:t xml:space="preserve">T = 15/(2s</w:t>
+          <w:vertAlign w:val="superscript"/>
+        </w:rPr>
+        <w:t xml:space="preserve">2</w:t>
       </w:r>
       <w:r>
         <w:rPr>
@@ -5040,9 +5155,8 @@
           <w:i/>
           <w:color w:val="305496"/>
           <w:sz w:val="22"/>
-          <w:vertAlign w:val="superscript"/>
-        </w:rPr>
-        <w:t xml:space="preserve">2</w:t>
+        </w:rPr>
+        <w:t xml:space="preserve"> + 9s + 4 + 3)</w:t>
       </w:r>
       <w:r>
         <w:rPr>
@@ -5052,8 +5166,76 @@
           <w:color w:val="305496"/>
           <w:sz w:val="22"/>
         </w:rPr>
-        <w:t xml:space="preserve"> + 9s + 7)</w:t>
-      </w:r>
+        <w:tab/>
+        <w:t xml:space="preserve">(15)</w:t>
+      </w:r>
+    </w:p>
+    <w:p>
+      <w:pPr>
+        <w:spacing w:line="360" w:lineRule="auto" w:after="120"/>
+        <w:jc w:val="both"/>
+      </w:pPr>
+      <w:r>
+        <w:rPr>
+          <w:rFonts w:ascii="Arial" w:hAnsi="Arial" w:cs="Arial"/>
+          <w:b w:val="0"/>
+          <w:i w:val="0"/>
+          <w:sz w:val="22"/>
+        </w:rPr>
+        <w:t xml:space="preserve">G·H = 3/(2s</w:t>
+      </w:r>
+      <w:r>
+        <w:rPr>
+          <w:rFonts w:ascii="Arial" w:hAnsi="Arial" w:cs="Arial"/>
+          <w:b w:val="0"/>
+          <w:i w:val="0"/>
+          <w:sz w:val="22"/>
+          <w:vertAlign w:val="superscript"/>
+        </w:rPr>
+        <w:t xml:space="preserve">2</w:t>
+      </w:r>
+      <w:r>
+        <w:rPr>
+          <w:rFonts w:ascii="Arial" w:hAnsi="Arial" w:cs="Arial"/>
+          <w:b w:val="0"/>
+          <w:i w:val="0"/>
+          <w:sz w:val="22"/>
+        </w:rPr>
+        <w:t xml:space="preserve">+9s+4), sehingga penyebut bertambah 3.</w:t>
+      </w:r>
+      <w:r>
+        <w:rPr>
+          <w:rFonts w:ascii="Arial" w:hAnsi="Arial" w:cs="Arial"/>
+          <w:b w:val="0"/>
+          <w:i w:val="0"/>
+          <w:sz w:val="22"/>
+        </w:rPr>
+        <w:t xml:space="preserve"> Rangkuman kuantitatifnya tertulis pada Persamaan (16).</w:t>
+      </w:r>
+    </w:p>
+    <w:p>
+      <w:pPr>
+        <w:spacing w:line="360" w:lineRule="auto" w:after="120"/>
+        <w:jc w:val="both"/>
+      </w:pPr>
+      <w:r>
+        <w:rPr>
+          <w:rFonts w:ascii="Arial" w:hAnsi="Arial" w:cs="Arial"/>
+          <w:b w:val="0"/>
+          <w:i w:val="0"/>
+          <w:sz w:val="22"/>
+        </w:rPr>
+        <w:t xml:space="preserve">4. Sederhanakan</w:t>
+      </w:r>
+    </w:p>
+    <w:p>
+      <w:pPr>
+        <w:tabs>
+          <w:tab w:val="center" w:pos="4393"/>
+          <w:tab w:val="right" w:pos="8787"/>
+        </w:tabs>
+        <w:spacing w:before="40" w:after="120"/>
+      </w:pPr>
       <w:r>
         <w:rPr>
           <w:rFonts w:ascii="Arial" w:hAnsi="Arial" w:cs="Arial"/>
@@ -5062,72 +5244,8 @@
           <w:color w:val="305496"/>
           <w:sz w:val="22"/>
         </w:rPr>
-        <w:t xml:space="preserve">   (16)</w:t>
-      </w:r>
-    </w:p>
-    <w:p>
-      <w:pPr>
-        <w:spacing w:line="360" w:lineRule="auto" w:after="120"/>
-        <w:jc w:val="both"/>
-      </w:pPr>
-      <w:r>
-        <w:rPr>
-          <w:rFonts w:ascii="Arial" w:hAnsi="Arial" w:cs="Arial"/>
-          <w:b w:val="0"/>
-          <w:i w:val="0"/>
-          <w:sz w:val="22"/>
-        </w:rPr>
-        <w:t xml:space="preserve">Persamaan karakteristik loop tertutup adalah 2s</w:t>
-      </w:r>
-      <w:r>
-        <w:rPr>
-          <w:rFonts w:ascii="Arial" w:hAnsi="Arial" w:cs="Arial"/>
-          <w:b w:val="0"/>
-          <w:i w:val="0"/>
-          <w:sz w:val="22"/>
-          <w:vertAlign w:val="superscript"/>
-        </w:rPr>
-        <w:t xml:space="preserve">2</w:t>
-      </w:r>
-      <w:r>
-        <w:rPr>
-          <w:rFonts w:ascii="Arial" w:hAnsi="Arial" w:cs="Arial"/>
-          <w:b w:val="0"/>
-          <w:i w:val="0"/>
-          <w:sz w:val="22"/>
-        </w:rPr>
-        <w:t xml:space="preserve"> + 9s + 7 = 0.</w:t>
-      </w:r>
-      <w:r>
-        <w:rPr>
-          <w:rFonts w:ascii="Arial" w:hAnsi="Arial" w:cs="Arial"/>
-          <w:b w:val="0"/>
-          <w:i w:val="0"/>
-          <w:sz w:val="22"/>
-        </w:rPr>
-        <w:t xml:space="preserve"> Hubungan ini dirangkum dalam Persamaan (17).</w:t>
-      </w:r>
-    </w:p>
-    <w:p>
-      <w:pPr>
-        <w:spacing w:line="360" w:lineRule="auto" w:after="120"/>
-        <w:jc w:val="both"/>
-      </w:pPr>
-      <w:r>
-        <w:rPr>
-          <w:rFonts w:ascii="Arial" w:hAnsi="Arial" w:cs="Arial"/>
-          <w:b w:val="0"/>
-          <w:i w:val="0"/>
-          <w:sz w:val="22"/>
-        </w:rPr>
-        <w:t xml:space="preserve">5. Cari pole tertutup</w:t>
-      </w:r>
-    </w:p>
-    <w:p>
-      <w:pPr>
-        <w:spacing w:before="40" w:after="120"/>
-        <w:jc w:val="center"/>
-      </w:pPr>
+        <w:tab/>
+      </w:r>
       <w:r>
         <w:rPr>
           <w:rFonts w:ascii="Arial" w:hAnsi="Arial" w:cs="Arial"/>
@@ -5136,7 +5254,7 @@
           <w:color w:val="305496"/>
           <w:sz w:val="22"/>
         </w:rPr>
-        <w:t xml:space="preserve">s = (-9 +/- √(81 - 56))/4 = (-9 +/- 5)/4</w:t>
+        <w:t xml:space="preserve">T = 15/(2s</w:t>
       </w:r>
       <w:r>
         <w:rPr>
@@ -5145,54 +5263,10 @@
           <w:i/>
           <w:color w:val="305496"/>
           <w:sz w:val="22"/>
-        </w:rPr>
-        <w:t xml:space="preserve">   (17)</w:t>
-      </w:r>
-    </w:p>
-    <w:p>
-      <w:pPr>
-        <w:spacing w:line="360" w:lineRule="auto" w:after="120"/>
-        <w:jc w:val="both"/>
-      </w:pPr>
-      <w:r>
-        <w:rPr>
-          <w:rFonts w:ascii="Arial" w:hAnsi="Arial" w:cs="Arial"/>
-          <w:b w:val="0"/>
-          <w:i w:val="0"/>
-          <w:sz w:val="22"/>
-        </w:rPr>
-        <w:t xml:space="preserve">Diperoleh s = -1 dan s = -3,5, keduanya nyata dan negatif.</w:t>
-      </w:r>
-      <w:r>
-        <w:rPr>
-          <w:rFonts w:ascii="Arial" w:hAnsi="Arial" w:cs="Arial"/>
-          <w:b w:val="0"/>
-          <w:i w:val="0"/>
-          <w:sz w:val="22"/>
-        </w:rPr>
-        <w:t xml:space="preserve"> Bentuk ringkasnya dituliskan pada Persamaan (18).</w:t>
-      </w:r>
-    </w:p>
-    <w:p>
-      <w:pPr>
-        <w:spacing w:line="360" w:lineRule="auto" w:after="120"/>
-        <w:jc w:val="both"/>
-      </w:pPr>
-      <w:r>
-        <w:rPr>
-          <w:rFonts w:ascii="Arial" w:hAnsi="Arial" w:cs="Arial"/>
-          <w:b w:val="0"/>
-          <w:i w:val="0"/>
-          <w:sz w:val="22"/>
-        </w:rPr>
-        <w:t xml:space="preserve">6. Periksa gain arus searah</w:t>
-      </w:r>
-    </w:p>
-    <w:p>
-      <w:pPr>
-        <w:spacing w:before="40" w:after="120"/>
-        <w:jc w:val="center"/>
-      </w:pPr>
+          <w:vertAlign w:val="superscript"/>
+        </w:rPr>
+        <w:t xml:space="preserve">2</w:t>
+      </w:r>
       <w:r>
         <w:rPr>
           <w:rFonts w:ascii="Arial" w:hAnsi="Arial" w:cs="Arial"/>
@@ -5201,7 +5275,7 @@
           <w:color w:val="305496"/>
           <w:sz w:val="22"/>
         </w:rPr>
-        <w:t xml:space="preserve">T(0) = 15/7 = 2,143</w:t>
+        <w:t xml:space="preserve"> + 9s + 7)</w:t>
       </w:r>
       <w:r>
         <w:rPr>
@@ -5211,7 +5285,185 @@
           <w:color w:val="305496"/>
           <w:sz w:val="22"/>
         </w:rPr>
-        <w:t xml:space="preserve">   (18)</w:t>
+        <w:tab/>
+        <w:t xml:space="preserve">(16)</w:t>
+      </w:r>
+    </w:p>
+    <w:p>
+      <w:pPr>
+        <w:spacing w:line="360" w:lineRule="auto" w:after="120"/>
+        <w:jc w:val="both"/>
+      </w:pPr>
+      <w:r>
+        <w:rPr>
+          <w:rFonts w:ascii="Arial" w:hAnsi="Arial" w:cs="Arial"/>
+          <w:b w:val="0"/>
+          <w:i w:val="0"/>
+          <w:sz w:val="22"/>
+        </w:rPr>
+        <w:t xml:space="preserve">Persamaan karakteristik loop tertutup adalah 2s</w:t>
+      </w:r>
+      <w:r>
+        <w:rPr>
+          <w:rFonts w:ascii="Arial" w:hAnsi="Arial" w:cs="Arial"/>
+          <w:b w:val="0"/>
+          <w:i w:val="0"/>
+          <w:sz w:val="22"/>
+          <w:vertAlign w:val="superscript"/>
+        </w:rPr>
+        <w:t xml:space="preserve">2</w:t>
+      </w:r>
+      <w:r>
+        <w:rPr>
+          <w:rFonts w:ascii="Arial" w:hAnsi="Arial" w:cs="Arial"/>
+          <w:b w:val="0"/>
+          <w:i w:val="0"/>
+          <w:sz w:val="22"/>
+        </w:rPr>
+        <w:t xml:space="preserve"> + 9s + 7 = 0.</w:t>
+      </w:r>
+      <w:r>
+        <w:rPr>
+          <w:rFonts w:ascii="Arial" w:hAnsi="Arial" w:cs="Arial"/>
+          <w:b w:val="0"/>
+          <w:i w:val="0"/>
+          <w:sz w:val="22"/>
+        </w:rPr>
+        <w:t xml:space="preserve"> Hubungan ini dirangkum dalam Persamaan (17).</w:t>
+      </w:r>
+    </w:p>
+    <w:p>
+      <w:pPr>
+        <w:spacing w:line="360" w:lineRule="auto" w:after="120"/>
+        <w:jc w:val="both"/>
+      </w:pPr>
+      <w:r>
+        <w:rPr>
+          <w:rFonts w:ascii="Arial" w:hAnsi="Arial" w:cs="Arial"/>
+          <w:b w:val="0"/>
+          <w:i w:val="0"/>
+          <w:sz w:val="22"/>
+        </w:rPr>
+        <w:t xml:space="preserve">5. Cari pole tertutup</w:t>
+      </w:r>
+    </w:p>
+    <w:p>
+      <w:pPr>
+        <w:tabs>
+          <w:tab w:val="center" w:pos="4393"/>
+          <w:tab w:val="right" w:pos="8787"/>
+        </w:tabs>
+        <w:spacing w:before="40" w:after="120"/>
+      </w:pPr>
+      <w:r>
+        <w:rPr>
+          <w:rFonts w:ascii="Arial" w:hAnsi="Arial" w:cs="Arial"/>
+          <w:b/>
+          <w:i/>
+          <w:color w:val="305496"/>
+          <w:sz w:val="22"/>
+        </w:rPr>
+        <w:tab/>
+      </w:r>
+      <w:r>
+        <w:rPr>
+          <w:rFonts w:ascii="Arial" w:hAnsi="Arial" w:cs="Arial"/>
+          <w:b/>
+          <w:i/>
+          <w:color w:val="305496"/>
+          <w:sz w:val="22"/>
+        </w:rPr>
+        <w:t xml:space="preserve">s = (-9 +/- √(81 - 56))/4 = (-9 +/- 5)/4</w:t>
+      </w:r>
+      <w:r>
+        <w:rPr>
+          <w:rFonts w:ascii="Arial" w:hAnsi="Arial" w:cs="Arial"/>
+          <w:b/>
+          <w:i/>
+          <w:color w:val="305496"/>
+          <w:sz w:val="22"/>
+        </w:rPr>
+        <w:tab/>
+        <w:t xml:space="preserve">(17)</w:t>
+      </w:r>
+    </w:p>
+    <w:p>
+      <w:pPr>
+        <w:spacing w:line="360" w:lineRule="auto" w:after="120"/>
+        <w:jc w:val="both"/>
+      </w:pPr>
+      <w:r>
+        <w:rPr>
+          <w:rFonts w:ascii="Arial" w:hAnsi="Arial" w:cs="Arial"/>
+          <w:b w:val="0"/>
+          <w:i w:val="0"/>
+          <w:sz w:val="22"/>
+        </w:rPr>
+        <w:t xml:space="preserve">Diperoleh s = -1 dan s = -3,5, keduanya nyata dan negatif.</w:t>
+      </w:r>
+      <w:r>
+        <w:rPr>
+          <w:rFonts w:ascii="Arial" w:hAnsi="Arial" w:cs="Arial"/>
+          <w:b w:val="0"/>
+          <w:i w:val="0"/>
+          <w:sz w:val="22"/>
+        </w:rPr>
+        <w:t xml:space="preserve"> Bentuk ringkasnya dituliskan pada Persamaan (18).</w:t>
+      </w:r>
+    </w:p>
+    <w:p>
+      <w:pPr>
+        <w:spacing w:line="360" w:lineRule="auto" w:after="120"/>
+        <w:jc w:val="both"/>
+      </w:pPr>
+      <w:r>
+        <w:rPr>
+          <w:rFonts w:ascii="Arial" w:hAnsi="Arial" w:cs="Arial"/>
+          <w:b w:val="0"/>
+          <w:i w:val="0"/>
+          <w:sz w:val="22"/>
+        </w:rPr>
+        <w:t xml:space="preserve">6. Periksa gain arus searah</w:t>
+      </w:r>
+    </w:p>
+    <w:p>
+      <w:pPr>
+        <w:tabs>
+          <w:tab w:val="center" w:pos="4393"/>
+          <w:tab w:val="right" w:pos="8787"/>
+        </w:tabs>
+        <w:spacing w:before="40" w:after="120"/>
+      </w:pPr>
+      <w:r>
+        <w:rPr>
+          <w:rFonts w:ascii="Arial" w:hAnsi="Arial" w:cs="Arial"/>
+          <w:b/>
+          <w:i/>
+          <w:color w:val="305496"/>
+          <w:sz w:val="22"/>
+        </w:rPr>
+        <w:tab/>
+      </w:r>
+      <w:r>
+        <w:rPr>
+          <w:rFonts w:ascii="Arial" w:hAnsi="Arial" w:cs="Arial"/>
+          <w:b/>
+          <w:i/>
+          <w:color w:val="305496"/>
+          <w:sz w:val="22"/>
+        </w:rPr>
+        <w:t xml:space="preserve">T(0) = 15/7 = 2,143</w:t>
+      </w:r>
+      <w:r>
+        <w:rPr>
+          <w:rFonts w:ascii="Arial" w:hAnsi="Arial" w:cs="Arial"/>
+          <w:b/>
+          <w:i/>
+          <w:color w:val="305496"/>
+          <w:sz w:val="22"/>
+        </w:rPr>
+        <w:tab/>
+        <w:t xml:space="preserve">(18)</w:t>
       </w:r>
     </w:p>
     <w:p>

--- a/Sistem-Kendali-Cerdas/Modul-Word/Modul-4-Fungsi-Transfer-dan-Diagram-Blok.docx
+++ b/Sistem-Kendali-Cerdas/Modul-Word/Modul-4-Fungsi-Transfer-dan-Diagram-Blok.docx
@@ -2578,17 +2578,66 @@
     </w:p>
     <w:p>
       <w:pPr>
-        <w:spacing w:line="360" w:lineRule="auto" w:after="120"/>
-        <w:jc w:val="both"/>
-      </w:pPr>
-      <w:r>
-        <w:rPr>
-          <w:rFonts w:ascii="Arial" w:hAnsi="Arial" w:cs="Arial"/>
-          <w:b w:val="0"/>
-          <w:i w:val="0"/>
-          <w:sz w:val="22"/>
-        </w:rPr>
-        <w:t xml:space="preserve">🔗 Modul Interaktif: https://dedik-romahadi.github.io/Mechanical-Engineering-Courses/Sistem-Kendali-Cerdas/Modul/Modul-4.html. Pada layar masuk, pilih tombol “👁️ Mode Preview (Tanpa Login)” untuk membaca seluruh materi tanpa perlu NIM dan PIN. Untuk mengerjakan Tugas dan Forum, masuk sebagai Mahasiswa memakai NIM dan PIN.</w:t>
+        <w:pBdr>
+          <w:top w:val="single" w:sz="6" w:space="10" w:color="BFE3D0"/>
+          <w:left w:val="single" w:sz="24" w:space="12" w:color="1F7A55"/>
+          <w:bottom w:val="single" w:sz="6" w:space="10" w:color="BFE3D0"/>
+          <w:right w:val="single" w:sz="6" w:space="10" w:color="BFE3D0"/>
+        </w:pBdr>
+        <w:shd w:val="clear" w:fill="F1FAF5"/>
+        <w:spacing w:before="140" w:after="60" w:line="264" w:lineRule="auto"/>
+        <w:ind w:left="170" w:right="170"/>
+        <w:jc w:val="left"/>
+      </w:pPr>
+      <w:r>
+        <w:rPr>
+          <w:rFonts w:ascii="Arial" w:hAnsi="Arial" w:cs="Arial"/>
+          <w:b/>
+          <w:i w:val="0"/>
+          <w:color w:val="1F7A55"/>
+          <w:sz w:val="17"/>
+          <w:spacing w:val="30"/>
+        </w:rPr>
+        <w:t xml:space="preserve">🔗 MODUL INTERAKTIF</w:t>
+      </w:r>
+      <w:r>
+        <w:br/>
+      </w:r>
+      <w:hyperlink r:id="rId19">
+        <w:r>
+          <w:rPr>
+            <w:rFonts w:ascii="Arial" w:hAnsi="Arial" w:cs="Arial"/>
+            <w:b/>
+            <w:color w:val="0563C1"/>
+            <w:sz w:val="20"/>
+            <w:u w:val="single"/>
+          </w:rPr>
+          <w:t xml:space="preserve">https://dedik-romahadi.github.io/Mechanical-Engineering-Courses/Sistem-Kendali-Cerdas/Modul/Modul-4.html</w:t>
+        </w:r>
+      </w:hyperlink>
+    </w:p>
+    <w:p>
+      <w:pPr>
+        <w:pBdr>
+          <w:top w:val="single" w:sz="6" w:space="10" w:color="BFE3D0"/>
+          <w:left w:val="single" w:sz="24" w:space="12" w:color="1F7A55"/>
+          <w:bottom w:val="single" w:sz="6" w:space="10" w:color="BFE3D0"/>
+          <w:right w:val="single" w:sz="6" w:space="10" w:color="BFE3D0"/>
+        </w:pBdr>
+        <w:shd w:val="clear" w:fill="F1FAF5"/>
+        <w:spacing w:before="0" w:after="140" w:line="264" w:lineRule="auto"/>
+        <w:ind w:left="170" w:right="170"/>
+        <w:jc w:val="left"/>
+      </w:pPr>
+      <w:r>
+        <w:rPr>
+          <w:rFonts w:ascii="Arial" w:hAnsi="Arial" w:cs="Arial"/>
+          <w:b w:val="0"/>
+          <w:i w:val="0"/>
+          <w:color w:val="44525F"/>
+          <w:sz w:val="19"/>
+        </w:rPr>
+        <w:t xml:space="preserve">Pada layar masuk, pilih tombol “👁️ Mode Preview (Tanpa Login)” untuk membaca seluruh materi tanpa perlu NIM dan PIN. Untuk mengerjakan Tugas dan Forum, masuk sebagai Mahasiswa memakai NIM dan PIN.</w:t>
       </w:r>
     </w:p>
     <w:p>
